--- a/Berkas Sidang/LIST Kelengkapan Pengajuan Sidang Tugas Akhir.docx
+++ b/Berkas Sidang/LIST Kelengkapan Pengajuan Sidang Tugas Akhir.docx
@@ -190,15 +190,33 @@
                 <w:sz w:val="22"/>
                 <w:szCs w:val="22"/>
               </w:rPr>
-              <w:t xml:space="preserve"> Km. 21 Jatinangor</w:t>
-            </w:r>
+              <w:t xml:space="preserve"> Km. 21 </w:t>
+            </w:r>
+            <w:proofErr w:type="spellStart"/>
             <w:r>
               <w:rPr>
                 <w:sz w:val="22"/>
                 <w:szCs w:val="22"/>
               </w:rPr>
-              <w:t>, Sumedang</w:t>
-            </w:r>
+              <w:t>Jatinangor</w:t>
+            </w:r>
+            <w:proofErr w:type="spellEnd"/>
+            <w:r>
+              <w:rPr>
+                <w:sz w:val="22"/>
+                <w:szCs w:val="22"/>
+              </w:rPr>
+              <w:t xml:space="preserve">, </w:t>
+            </w:r>
+            <w:proofErr w:type="spellStart"/>
+            <w:r>
+              <w:rPr>
+                <w:sz w:val="22"/>
+                <w:szCs w:val="22"/>
+              </w:rPr>
+              <w:t>Sumedang</w:t>
+            </w:r>
+            <w:proofErr w:type="spellEnd"/>
             <w:r>
               <w:rPr>
                 <w:sz w:val="22"/>
@@ -237,7 +255,7 @@
           <w:noProof/>
         </w:rPr>
         <w:drawing>
-          <wp:anchor distT="0" distB="0" distL="114300" distR="114300" simplePos="0" relativeHeight="251705344" behindDoc="1" locked="0" layoutInCell="1" allowOverlap="1" wp14:anchorId="4E6BE739" wp14:editId="134B6483">
+          <wp:anchor distT="0" distB="0" distL="114300" distR="114300" simplePos="0" relativeHeight="251705344" behindDoc="1" locked="0" layoutInCell="1" allowOverlap="1" wp14:anchorId="4E6BE739" wp14:editId="21477AD2">
             <wp:simplePos x="0" y="0"/>
             <wp:positionH relativeFrom="column">
               <wp:posOffset>-151820</wp:posOffset>
@@ -410,9 +428,11 @@
               <w:ind w:left="0"/>
               <w:jc w:val="center"/>
             </w:pPr>
+            <w:proofErr w:type="spellStart"/>
             <w:r>
               <w:t>Ceklis</w:t>
             </w:r>
+            <w:proofErr w:type="spellEnd"/>
           </w:p>
         </w:tc>
       </w:tr>
@@ -441,8 +461,29 @@
               <w:pStyle w:val="ListParagraph"/>
               <w:ind w:left="0"/>
             </w:pPr>
-            <w:r>
-              <w:t>Formulir Pengajuan Sidang Tugas Akhir</w:t>
+            <w:proofErr w:type="spellStart"/>
+            <w:r>
+              <w:t>Formulir</w:t>
+            </w:r>
+            <w:proofErr w:type="spellEnd"/>
+            <w:r>
+              <w:t xml:space="preserve"> </w:t>
+            </w:r>
+            <w:proofErr w:type="spellStart"/>
+            <w:r>
+              <w:t>Pengajuan</w:t>
+            </w:r>
+            <w:proofErr w:type="spellEnd"/>
+            <w:r>
+              <w:t xml:space="preserve"> </w:t>
+            </w:r>
+            <w:proofErr w:type="spellStart"/>
+            <w:r>
+              <w:t>Sidang</w:t>
+            </w:r>
+            <w:proofErr w:type="spellEnd"/>
+            <w:r>
+              <w:t xml:space="preserve"> Tugas Akhir</w:t>
             </w:r>
           </w:p>
         </w:tc>
@@ -484,7 +525,39 @@
               <w:ind w:left="0"/>
             </w:pPr>
             <w:r>
-              <w:t>Berita Acara Bimbingan (Download di SIAT dan di tanda tangani dosen pembimbing)</w:t>
+              <w:t xml:space="preserve">Berita Acara </w:t>
+            </w:r>
+            <w:proofErr w:type="spellStart"/>
+            <w:r>
+              <w:t>Bimbingan</w:t>
+            </w:r>
+            <w:proofErr w:type="spellEnd"/>
+            <w:r>
+              <w:t xml:space="preserve"> (Download di SIAT dan di </w:t>
+            </w:r>
+            <w:proofErr w:type="spellStart"/>
+            <w:r>
+              <w:t>tanda</w:t>
+            </w:r>
+            <w:proofErr w:type="spellEnd"/>
+            <w:r>
+              <w:t xml:space="preserve"> </w:t>
+            </w:r>
+            <w:proofErr w:type="spellStart"/>
+            <w:r>
+              <w:t>tangani</w:t>
+            </w:r>
+            <w:proofErr w:type="spellEnd"/>
+            <w:r>
+              <w:t xml:space="preserve"> dosen </w:t>
+            </w:r>
+            <w:proofErr w:type="spellStart"/>
+            <w:r>
+              <w:t>pembimbing</w:t>
+            </w:r>
+            <w:proofErr w:type="spellEnd"/>
+            <w:r>
+              <w:t>)</w:t>
             </w:r>
           </w:p>
         </w:tc>
@@ -537,7 +610,39 @@
             </w:r>
             <w:proofErr w:type="gramEnd"/>
             <w:r>
-              <w:t xml:space="preserve"> ada nilai seminar dan disahkan oleh dosen wali)</w:t>
+              <w:t xml:space="preserve"> </w:t>
+            </w:r>
+            <w:proofErr w:type="spellStart"/>
+            <w:r>
+              <w:t>ada</w:t>
+            </w:r>
+            <w:proofErr w:type="spellEnd"/>
+            <w:r>
+              <w:t xml:space="preserve"> </w:t>
+            </w:r>
+            <w:proofErr w:type="spellStart"/>
+            <w:r>
+              <w:t>nilai</w:t>
+            </w:r>
+            <w:proofErr w:type="spellEnd"/>
+            <w:r>
+              <w:t xml:space="preserve"> seminar dan </w:t>
+            </w:r>
+            <w:proofErr w:type="spellStart"/>
+            <w:r>
+              <w:t>disahkan</w:t>
+            </w:r>
+            <w:proofErr w:type="spellEnd"/>
+            <w:r>
+              <w:t xml:space="preserve"> oleh dosen </w:t>
+            </w:r>
+            <w:proofErr w:type="spellStart"/>
+            <w:r>
+              <w:t>wali</w:t>
+            </w:r>
+            <w:proofErr w:type="spellEnd"/>
+            <w:r>
+              <w:t>)</w:t>
             </w:r>
           </w:p>
         </w:tc>
@@ -581,9 +686,67 @@
               <w:pStyle w:val="ListParagraph"/>
               <w:ind w:left="0"/>
             </w:pPr>
-            <w:r>
-              <w:t>Formulir Matriks Perbaikan Skripsi yang sudah di tanda tangani Pembimbing &amp; Penguji</w:t>
-            </w:r>
+            <w:proofErr w:type="spellStart"/>
+            <w:r>
+              <w:t>Formulir</w:t>
+            </w:r>
+            <w:proofErr w:type="spellEnd"/>
+            <w:r>
+              <w:t xml:space="preserve"> </w:t>
+            </w:r>
+            <w:proofErr w:type="spellStart"/>
+            <w:r>
+              <w:t>Matriks</w:t>
+            </w:r>
+            <w:proofErr w:type="spellEnd"/>
+            <w:r>
+              <w:t xml:space="preserve"> </w:t>
+            </w:r>
+            <w:proofErr w:type="spellStart"/>
+            <w:r>
+              <w:t>Perbaikan</w:t>
+            </w:r>
+            <w:proofErr w:type="spellEnd"/>
+            <w:r>
+              <w:t xml:space="preserve"> </w:t>
+            </w:r>
+            <w:proofErr w:type="spellStart"/>
+            <w:r>
+              <w:t>Skripsi</w:t>
+            </w:r>
+            <w:proofErr w:type="spellEnd"/>
+            <w:r>
+              <w:t xml:space="preserve"> yang sudah di </w:t>
+            </w:r>
+            <w:proofErr w:type="spellStart"/>
+            <w:r>
+              <w:t>tanda</w:t>
+            </w:r>
+            <w:proofErr w:type="spellEnd"/>
+            <w:r>
+              <w:t xml:space="preserve"> </w:t>
+            </w:r>
+            <w:proofErr w:type="spellStart"/>
+            <w:r>
+              <w:t>tangani</w:t>
+            </w:r>
+            <w:proofErr w:type="spellEnd"/>
+            <w:r>
+              <w:t xml:space="preserve"> </w:t>
+            </w:r>
+            <w:proofErr w:type="spellStart"/>
+            <w:r>
+              <w:t>Pembimbing</w:t>
+            </w:r>
+            <w:proofErr w:type="spellEnd"/>
+            <w:r>
+              <w:t xml:space="preserve"> &amp; </w:t>
+            </w:r>
+            <w:proofErr w:type="spellStart"/>
+            <w:r>
+              <w:t>Penguji</w:t>
+            </w:r>
+            <w:proofErr w:type="spellEnd"/>
           </w:p>
         </w:tc>
         <w:tc>
@@ -680,7 +843,31 @@
               <w:ind w:left="0"/>
             </w:pPr>
             <w:r>
-              <w:t>Bukti Pembayaran Registrasi Semester Terakhir (SIAT Unpad)</w:t>
+              <w:t xml:space="preserve">Bukti </w:t>
+            </w:r>
+            <w:proofErr w:type="spellStart"/>
+            <w:r>
+              <w:t>Pembayaran</w:t>
+            </w:r>
+            <w:proofErr w:type="spellEnd"/>
+            <w:r>
+              <w:t xml:space="preserve"> </w:t>
+            </w:r>
+            <w:proofErr w:type="spellStart"/>
+            <w:r>
+              <w:t>Registrasi</w:t>
+            </w:r>
+            <w:proofErr w:type="spellEnd"/>
+            <w:r>
+              <w:t xml:space="preserve"> Semester Terakhir (SIAT </w:t>
+            </w:r>
+            <w:proofErr w:type="spellStart"/>
+            <w:r>
+              <w:t>Unpad</w:t>
+            </w:r>
+            <w:proofErr w:type="spellEnd"/>
+            <w:r>
+              <w:t>)</w:t>
             </w:r>
           </w:p>
         </w:tc>
@@ -724,12 +911,30 @@
               <w:pStyle w:val="ListParagraph"/>
               <w:ind w:left="0"/>
             </w:pPr>
-            <w:r>
-              <w:t xml:space="preserve">Bebas Pinjaman </w:t>
-            </w:r>
+            <w:proofErr w:type="spellStart"/>
+            <w:r>
+              <w:t>Bebas</w:t>
+            </w:r>
+            <w:proofErr w:type="spellEnd"/>
+            <w:r>
+              <w:t xml:space="preserve"> </w:t>
+            </w:r>
+            <w:proofErr w:type="spellStart"/>
+            <w:r>
+              <w:t>Pinjaman</w:t>
+            </w:r>
+            <w:proofErr w:type="spellEnd"/>
+            <w:r>
+              <w:t xml:space="preserve"> </w:t>
+            </w:r>
+            <w:proofErr w:type="spellStart"/>
             <w:proofErr w:type="gramStart"/>
             <w:r>
-              <w:t>Perpustakaan :</w:t>
+              <w:t>Perpustakaan</w:t>
+            </w:r>
+            <w:proofErr w:type="spellEnd"/>
+            <w:r>
+              <w:t xml:space="preserve"> :</w:t>
             </w:r>
             <w:proofErr w:type="gramEnd"/>
           </w:p>
@@ -816,9 +1021,11 @@
                 <w:numId w:val="14"/>
               </w:numPr>
             </w:pPr>
+            <w:proofErr w:type="spellStart"/>
             <w:r>
               <w:t>Fakultas</w:t>
             </w:r>
+            <w:proofErr w:type="spellEnd"/>
           </w:p>
         </w:tc>
         <w:tc>
@@ -858,7 +1065,63 @@
           </w:tcPr>
           <w:p>
             <w:r>
-              <w:t>Bukti pengajuan Topik/Judul, Seminar Usulan Penelitian, Seminar Skripsi dan Sidang Skripsi</w:t>
+              <w:t xml:space="preserve">Bukti </w:t>
+            </w:r>
+            <w:proofErr w:type="spellStart"/>
+            <w:r>
+              <w:t>pengajuan</w:t>
+            </w:r>
+            <w:proofErr w:type="spellEnd"/>
+            <w:r>
+              <w:t xml:space="preserve"> </w:t>
+            </w:r>
+            <w:proofErr w:type="spellStart"/>
+            <w:r>
+              <w:t>Topik</w:t>
+            </w:r>
+            <w:proofErr w:type="spellEnd"/>
+            <w:r>
+              <w:t>/</w:t>
+            </w:r>
+            <w:proofErr w:type="spellStart"/>
+            <w:r>
+              <w:t>Judul</w:t>
+            </w:r>
+            <w:proofErr w:type="spellEnd"/>
+            <w:r>
+              <w:t xml:space="preserve">, Seminar </w:t>
+            </w:r>
+            <w:proofErr w:type="spellStart"/>
+            <w:r>
+              <w:t>Usulan</w:t>
+            </w:r>
+            <w:proofErr w:type="spellEnd"/>
+            <w:r>
+              <w:t xml:space="preserve"> </w:t>
+            </w:r>
+            <w:proofErr w:type="spellStart"/>
+            <w:r>
+              <w:t>Penelitian</w:t>
+            </w:r>
+            <w:proofErr w:type="spellEnd"/>
+            <w:r>
+              <w:t xml:space="preserve">, Seminar </w:t>
+            </w:r>
+            <w:proofErr w:type="spellStart"/>
+            <w:r>
+              <w:t>Skripsi</w:t>
+            </w:r>
+            <w:proofErr w:type="spellEnd"/>
+            <w:r>
+              <w:t xml:space="preserve"> dan </w:t>
+            </w:r>
+            <w:proofErr w:type="spellStart"/>
+            <w:r>
+              <w:t>Sidang</w:t>
+            </w:r>
+            <w:proofErr w:type="spellEnd"/>
+            <w:r>
+              <w:t xml:space="preserve"> Skripsi</w:t>
             </w:r>
           </w:p>
         </w:tc>
@@ -895,7 +1158,39 @@
           </w:tcPr>
           <w:p>
             <w:r>
-              <w:t>Print Out Jurnal Skripsi (Maksimal 10 halaman)</w:t>
+              <w:t xml:space="preserve">Print Out </w:t>
+            </w:r>
+            <w:proofErr w:type="spellStart"/>
+            <w:r>
+              <w:t>Jurnal</w:t>
+            </w:r>
+            <w:proofErr w:type="spellEnd"/>
+            <w:r>
+              <w:t xml:space="preserve"> </w:t>
+            </w:r>
+            <w:proofErr w:type="spellStart"/>
+            <w:r>
+              <w:t>Skripsi</w:t>
+            </w:r>
+            <w:proofErr w:type="spellEnd"/>
+            <w:r>
+              <w:t xml:space="preserve"> (</w:t>
+            </w:r>
+            <w:proofErr w:type="spellStart"/>
+            <w:r>
+              <w:t>Maksimal</w:t>
+            </w:r>
+            <w:proofErr w:type="spellEnd"/>
+            <w:r>
+              <w:t xml:space="preserve"> 10 </w:t>
+            </w:r>
+            <w:proofErr w:type="spellStart"/>
+            <w:r>
+              <w:t>halaman</w:t>
+            </w:r>
+            <w:proofErr w:type="spellEnd"/>
+            <w:r>
+              <w:t>)</w:t>
             </w:r>
           </w:p>
         </w:tc>
@@ -928,8 +1223,21 @@
           </w:tcPr>
           <w:p>
             <w:r>
-              <w:t>Sertifikat Publikasi/Jurnal</w:t>
-            </w:r>
+              <w:t xml:space="preserve">Sertifikat </w:t>
+            </w:r>
+            <w:proofErr w:type="spellStart"/>
+            <w:r>
+              <w:t>Publikasi</w:t>
+            </w:r>
+            <w:proofErr w:type="spellEnd"/>
+            <w:r>
+              <w:t>/</w:t>
+            </w:r>
+            <w:proofErr w:type="spellStart"/>
+            <w:r>
+              <w:t>Jurnal</w:t>
+            </w:r>
+            <w:proofErr w:type="spellEnd"/>
           </w:p>
         </w:tc>
         <w:tc>
@@ -961,8 +1269,29 @@
           </w:tcPr>
           <w:p>
             <w:r>
-              <w:t>Surat Keterangan Mengikuti Kegiatan (SKPI) materai</w:t>
-            </w:r>
+              <w:t xml:space="preserve">Surat </w:t>
+            </w:r>
+            <w:proofErr w:type="spellStart"/>
+            <w:r>
+              <w:t>Keterangan</w:t>
+            </w:r>
+            <w:proofErr w:type="spellEnd"/>
+            <w:r>
+              <w:t xml:space="preserve"> Mengikuti </w:t>
+            </w:r>
+            <w:proofErr w:type="spellStart"/>
+            <w:r>
+              <w:t>Kegiatan</w:t>
+            </w:r>
+            <w:proofErr w:type="spellEnd"/>
+            <w:r>
+              <w:t xml:space="preserve"> (SKPI) </w:t>
+            </w:r>
+            <w:proofErr w:type="spellStart"/>
+            <w:r>
+              <w:t>materai</w:t>
+            </w:r>
+            <w:proofErr w:type="spellEnd"/>
             <w:r>
               <w:t xml:space="preserve"> 10.000</w:t>
             </w:r>
@@ -1001,14 +1330,32 @@
           </w:tcPr>
           <w:p>
             <w:r>
-              <w:t xml:space="preserve">Biodata Sidang </w:t>
-            </w:r>
-            <w:r>
-              <w:t xml:space="preserve">materai 10.000 </w:t>
-            </w:r>
+              <w:t xml:space="preserve">Biodata </w:t>
+            </w:r>
+            <w:proofErr w:type="spellStart"/>
+            <w:r>
+              <w:t>Sidang</w:t>
+            </w:r>
+            <w:proofErr w:type="spellEnd"/>
+            <w:r>
+              <w:t xml:space="preserve"> </w:t>
+            </w:r>
+            <w:proofErr w:type="spellStart"/>
+            <w:r>
+              <w:t>materai</w:t>
+            </w:r>
+            <w:proofErr w:type="spellEnd"/>
+            <w:r>
+              <w:t xml:space="preserve"> 10.000 </w:t>
+            </w:r>
+            <w:proofErr w:type="spellStart"/>
             <w:proofErr w:type="gramStart"/>
             <w:r>
-              <w:t>disertakan :</w:t>
+              <w:t>disertakan</w:t>
+            </w:r>
+            <w:proofErr w:type="spellEnd"/>
+            <w:r>
+              <w:t xml:space="preserve"> :</w:t>
             </w:r>
             <w:proofErr w:type="gramEnd"/>
           </w:p>
@@ -1083,8 +1430,21 @@
               </w:numPr>
             </w:pPr>
             <w:r>
-              <w:t>Foto Copy Akte Kelahiran</w:t>
-            </w:r>
+              <w:t xml:space="preserve">Foto Copy </w:t>
+            </w:r>
+            <w:proofErr w:type="spellStart"/>
+            <w:r>
+              <w:t>Akte</w:t>
+            </w:r>
+            <w:proofErr w:type="spellEnd"/>
+            <w:r>
+              <w:t xml:space="preserve"> </w:t>
+            </w:r>
+            <w:proofErr w:type="spellStart"/>
+            <w:r>
+              <w:t>Kelahiran</w:t>
+            </w:r>
+            <w:proofErr w:type="spellEnd"/>
           </w:p>
         </w:tc>
         <w:tc>
@@ -1125,7 +1485,31 @@
               <w:ind w:left="0"/>
             </w:pPr>
             <w:r>
-              <w:t>Foto Hitam Putih Cerah, Bahan Kertas Dop ukuran 3x4 (6 buah)</w:t>
+              <w:t xml:space="preserve">Foto Hitam Putih Cerah, Bahan </w:t>
+            </w:r>
+            <w:proofErr w:type="spellStart"/>
+            <w:r>
+              <w:t>Kertas</w:t>
+            </w:r>
+            <w:proofErr w:type="spellEnd"/>
+            <w:r>
+              <w:t xml:space="preserve"> Dop </w:t>
+            </w:r>
+            <w:proofErr w:type="spellStart"/>
+            <w:r>
+              <w:t>ukuran</w:t>
+            </w:r>
+            <w:proofErr w:type="spellEnd"/>
+            <w:r>
+              <w:t xml:space="preserve"> 3x4 (6 </w:t>
+            </w:r>
+            <w:proofErr w:type="spellStart"/>
+            <w:r>
+              <w:t>buah</w:t>
+            </w:r>
+            <w:proofErr w:type="spellEnd"/>
+            <w:r>
+              <w:t>)</w:t>
             </w:r>
           </w:p>
         </w:tc>
@@ -1169,8 +1553,53 @@
               <w:pStyle w:val="ListParagraph"/>
               <w:ind w:left="0"/>
             </w:pPr>
-            <w:r>
-              <w:t>Formulir Surat Pengantar Pengambilan Ijazah/Transkrip Nilai (Setelah beres revisi skripsi)</w:t>
+            <w:proofErr w:type="spellStart"/>
+            <w:r>
+              <w:t>Formulir</w:t>
+            </w:r>
+            <w:proofErr w:type="spellEnd"/>
+            <w:r>
+              <w:t xml:space="preserve"> Surat </w:t>
+            </w:r>
+            <w:proofErr w:type="spellStart"/>
+            <w:r>
+              <w:t>Pengantar</w:t>
+            </w:r>
+            <w:proofErr w:type="spellEnd"/>
+            <w:r>
+              <w:t xml:space="preserve"> </w:t>
+            </w:r>
+            <w:proofErr w:type="spellStart"/>
+            <w:r>
+              <w:t>Pengambilan</w:t>
+            </w:r>
+            <w:proofErr w:type="spellEnd"/>
+            <w:r>
+              <w:t xml:space="preserve"> Ijazah/Transkrip Nilai (</w:t>
+            </w:r>
+            <w:proofErr w:type="spellStart"/>
+            <w:r>
+              <w:t>Setelah</w:t>
+            </w:r>
+            <w:proofErr w:type="spellEnd"/>
+            <w:r>
+              <w:t xml:space="preserve"> </w:t>
+            </w:r>
+            <w:proofErr w:type="spellStart"/>
+            <w:r>
+              <w:t>beres</w:t>
+            </w:r>
+            <w:proofErr w:type="spellEnd"/>
+            <w:r>
+              <w:t xml:space="preserve"> revisi </w:t>
+            </w:r>
+            <w:proofErr w:type="spellStart"/>
+            <w:r>
+              <w:t>skripsi</w:t>
+            </w:r>
+            <w:proofErr w:type="spellEnd"/>
+            <w:r>
+              <w:t>)</w:t>
             </w:r>
           </w:p>
         </w:tc>
@@ -1212,30 +1641,85 @@
               <w:ind w:left="0"/>
             </w:pPr>
             <w:r>
-              <w:t xml:space="preserve">Print Out Skripsi 3 buah </w:t>
+              <w:t xml:space="preserve">Print Out </w:t>
+            </w:r>
+            <w:proofErr w:type="spellStart"/>
+            <w:r>
+              <w:t>Skripsi</w:t>
+            </w:r>
+            <w:proofErr w:type="spellEnd"/>
+            <w:r>
+              <w:t xml:space="preserve"> 3 </w:t>
+            </w:r>
+            <w:proofErr w:type="spellStart"/>
+            <w:r>
+              <w:t>buah</w:t>
+            </w:r>
+            <w:proofErr w:type="spellEnd"/>
+            <w:r>
+              <w:t xml:space="preserve"> </w:t>
             </w:r>
             <w:proofErr w:type="gramStart"/>
             <w:r>
-              <w:t>( lembar</w:t>
-            </w:r>
+              <w:t xml:space="preserve">( </w:t>
+            </w:r>
+            <w:proofErr w:type="spellStart"/>
+            <w:r>
+              <w:t>lembar</w:t>
+            </w:r>
+            <w:proofErr w:type="spellEnd"/>
             <w:proofErr w:type="gramEnd"/>
             <w:r>
-              <w:t xml:space="preserve"> peng</w:t>
+              <w:t xml:space="preserve"> </w:t>
+            </w:r>
+            <w:proofErr w:type="spellStart"/>
+            <w:r>
+              <w:t>peng</w:t>
             </w:r>
             <w:r>
               <w:t>e</w:t>
             </w:r>
             <w:r>
-              <w:t xml:space="preserve">sahan bahan kertas </w:t>
-            </w:r>
+              <w:t>sahan</w:t>
+            </w:r>
+            <w:proofErr w:type="spellEnd"/>
+            <w:r>
+              <w:t xml:space="preserve"> bahan </w:t>
+            </w:r>
+            <w:proofErr w:type="spellStart"/>
+            <w:r>
+              <w:t>kertas</w:t>
+            </w:r>
+            <w:proofErr w:type="spellEnd"/>
+            <w:r>
+              <w:t xml:space="preserve"> </w:t>
+            </w:r>
+            <w:proofErr w:type="spellStart"/>
             <w:proofErr w:type="gramStart"/>
             <w:r>
-              <w:t>jeruk )</w:t>
+              <w:t>jeruk</w:t>
+            </w:r>
+            <w:proofErr w:type="spellEnd"/>
+            <w:r>
+              <w:t xml:space="preserve"> )</w:t>
             </w:r>
             <w:proofErr w:type="gramEnd"/>
             <w:r>
-              <w:t xml:space="preserve"> belum di jilid</w:t>
-            </w:r>
+              <w:t xml:space="preserve"> </w:t>
+            </w:r>
+            <w:proofErr w:type="spellStart"/>
+            <w:r>
+              <w:t>belum</w:t>
+            </w:r>
+            <w:proofErr w:type="spellEnd"/>
+            <w:r>
+              <w:t xml:space="preserve"> di </w:t>
+            </w:r>
+            <w:proofErr w:type="spellStart"/>
+            <w:r>
+              <w:t>jilid</w:t>
+            </w:r>
+            <w:proofErr w:type="spellEnd"/>
           </w:p>
         </w:tc>
         <w:tc>
@@ -1276,7 +1760,47 @@
               <w:ind w:left="0"/>
             </w:pPr>
             <w:r>
-              <w:t xml:space="preserve">FLYER Skripsi (ukuran standar, contoh flyer ada di link ini </w:t>
+              <w:t xml:space="preserve">FLYER </w:t>
+            </w:r>
+            <w:proofErr w:type="spellStart"/>
+            <w:r>
+              <w:t>Skripsi</w:t>
+            </w:r>
+            <w:proofErr w:type="spellEnd"/>
+            <w:r>
+              <w:t xml:space="preserve"> (</w:t>
+            </w:r>
+            <w:proofErr w:type="spellStart"/>
+            <w:r>
+              <w:t>ukuran</w:t>
+            </w:r>
+            <w:proofErr w:type="spellEnd"/>
+            <w:r>
+              <w:t xml:space="preserve"> </w:t>
+            </w:r>
+            <w:proofErr w:type="spellStart"/>
+            <w:r>
+              <w:t>standar</w:t>
+            </w:r>
+            <w:proofErr w:type="spellEnd"/>
+            <w:r>
+              <w:t xml:space="preserve">, </w:t>
+            </w:r>
+            <w:proofErr w:type="spellStart"/>
+            <w:r>
+              <w:t>contoh</w:t>
+            </w:r>
+            <w:proofErr w:type="spellEnd"/>
+            <w:r>
+              <w:t xml:space="preserve"> flyer </w:t>
+            </w:r>
+            <w:proofErr w:type="spellStart"/>
+            <w:r>
+              <w:t>ada</w:t>
+            </w:r>
+            <w:proofErr w:type="spellEnd"/>
+            <w:r>
+              <w:t xml:space="preserve"> di link ini </w:t>
             </w:r>
             <w:hyperlink r:id="rId8" w:history="1">
               <w:r>
@@ -1285,7 +1809,23 @@
                   <w:sz w:val="20"/>
                   <w:szCs w:val="20"/>
                 </w:rPr>
-                <w:t>https://s.id/FLYER_SIDANG</w:t>
+                <w:t>https://s.id/FLYER</w:t>
+              </w:r>
+              <w:r>
+                <w:rPr>
+                  <w:rStyle w:val="Hyperlink"/>
+                  <w:sz w:val="20"/>
+                  <w:szCs w:val="20"/>
+                </w:rPr>
+                <w:t>_</w:t>
+              </w:r>
+              <w:r>
+                <w:rPr>
+                  <w:rStyle w:val="Hyperlink"/>
+                  <w:sz w:val="20"/>
+                  <w:szCs w:val="20"/>
+                </w:rPr>
+                <w:t>SIDANG</w:t>
               </w:r>
             </w:hyperlink>
             <w:r>
@@ -1312,28 +1852,46 @@
     </w:tbl>
     <w:p/>
     <w:p>
+      <w:proofErr w:type="spellStart"/>
       <w:proofErr w:type="gramStart"/>
       <w:r>
         <w:rPr>
           <w:b/>
           <w:i/>
         </w:rPr>
-        <w:t>Catatan :</w:t>
-      </w:r>
-      <w:proofErr w:type="gramEnd"/>
+        <w:t>Catatan</w:t>
+      </w:r>
+      <w:proofErr w:type="spellEnd"/>
       <w:r>
         <w:rPr>
           <w:b/>
           <w:i/>
         </w:rPr>
-        <w:t xml:space="preserve"> File </w:t>
-      </w:r>
+        <w:t xml:space="preserve"> :</w:t>
+      </w:r>
+      <w:proofErr w:type="gramEnd"/>
       <w:r>
         <w:rPr>
           <w:b/>
           <w:i/>
         </w:rPr>
-        <w:t xml:space="preserve">Skripsi </w:t>
+        <w:t xml:space="preserve"> File </w:t>
+      </w:r>
+      <w:proofErr w:type="spellStart"/>
+      <w:r>
+        <w:rPr>
+          <w:b/>
+          <w:i/>
+        </w:rPr>
+        <w:t>Skripsi</w:t>
+      </w:r>
+      <w:proofErr w:type="spellEnd"/>
+      <w:r>
+        <w:rPr>
+          <w:b/>
+          <w:i/>
+        </w:rPr>
+        <w:t xml:space="preserve"> </w:t>
       </w:r>
       <w:r>
         <w:rPr>
@@ -1449,7 +2007,7 @@
               </w:rPr>
               <w:lastRenderedPageBreak/>
               <w:drawing>
-                <wp:anchor distT="0" distB="0" distL="114300" distR="114300" simplePos="0" relativeHeight="251744256" behindDoc="1" locked="0" layoutInCell="1" allowOverlap="1" wp14:anchorId="33523224" wp14:editId="2CFA2432">
+                <wp:anchor distT="0" distB="0" distL="114300" distR="114300" simplePos="0" relativeHeight="251744256" behindDoc="1" locked="0" layoutInCell="1" allowOverlap="1" wp14:anchorId="33523224" wp14:editId="49A3858E">
                   <wp:simplePos x="0" y="0"/>
                   <wp:positionH relativeFrom="column">
                     <wp:posOffset>-164363</wp:posOffset>
@@ -1654,15 +2212,33 @@
                 <w:sz w:val="22"/>
                 <w:szCs w:val="22"/>
               </w:rPr>
-              <w:t xml:space="preserve"> Km. 21 Jatinangor</w:t>
-            </w:r>
+              <w:t xml:space="preserve"> Km. 21 </w:t>
+            </w:r>
+            <w:proofErr w:type="spellStart"/>
             <w:r>
               <w:rPr>
                 <w:sz w:val="22"/>
                 <w:szCs w:val="22"/>
               </w:rPr>
-              <w:t>, Sumedang</w:t>
-            </w:r>
+              <w:t>Jatinangor</w:t>
+            </w:r>
+            <w:proofErr w:type="spellEnd"/>
+            <w:r>
+              <w:rPr>
+                <w:sz w:val="22"/>
+                <w:szCs w:val="22"/>
+              </w:rPr>
+              <w:t xml:space="preserve">, </w:t>
+            </w:r>
+            <w:proofErr w:type="spellStart"/>
+            <w:r>
+              <w:rPr>
+                <w:sz w:val="22"/>
+                <w:szCs w:val="22"/>
+              </w:rPr>
+              <w:t>Sumedang</w:t>
+            </w:r>
+            <w:proofErr w:type="spellEnd"/>
             <w:r>
               <w:rPr>
                 <w:sz w:val="22"/>
@@ -1740,7 +2316,63 @@
         <w:jc w:val="both"/>
       </w:pPr>
       <w:r>
-        <w:t xml:space="preserve">Yang bertanda tangan dibawah ini, sebagai pembimbing dalam rangka penyusunan Tugas Akhir (Skripsi) dari </w:t>
+        <w:t xml:space="preserve">Yang </w:t>
+      </w:r>
+      <w:proofErr w:type="spellStart"/>
+      <w:r>
+        <w:t>bertanda</w:t>
+      </w:r>
+      <w:proofErr w:type="spellEnd"/>
+      <w:r>
+        <w:t xml:space="preserve"> </w:t>
+      </w:r>
+      <w:proofErr w:type="spellStart"/>
+      <w:r>
+        <w:t>tangan</w:t>
+      </w:r>
+      <w:proofErr w:type="spellEnd"/>
+      <w:r>
+        <w:t xml:space="preserve"> dibawah ini, sebagai </w:t>
+      </w:r>
+      <w:proofErr w:type="spellStart"/>
+      <w:r>
+        <w:t>pembimbing</w:t>
+      </w:r>
+      <w:proofErr w:type="spellEnd"/>
+      <w:r>
+        <w:t xml:space="preserve"> dalam </w:t>
+      </w:r>
+      <w:proofErr w:type="spellStart"/>
+      <w:r>
+        <w:t>rangka</w:t>
+      </w:r>
+      <w:proofErr w:type="spellEnd"/>
+      <w:r>
+        <w:t xml:space="preserve"> </w:t>
+      </w:r>
+      <w:proofErr w:type="spellStart"/>
+      <w:r>
+        <w:t>penyusunan</w:t>
+      </w:r>
+      <w:proofErr w:type="spellEnd"/>
+      <w:r>
+        <w:t xml:space="preserve"> Tugas Akhir (</w:t>
+      </w:r>
+      <w:proofErr w:type="spellStart"/>
+      <w:r>
+        <w:t>Skripsi</w:t>
+      </w:r>
+      <w:proofErr w:type="spellEnd"/>
+      <w:r>
+        <w:t xml:space="preserve">) </w:t>
+      </w:r>
+      <w:proofErr w:type="spellStart"/>
+      <w:r>
+        <w:t>dari</w:t>
+      </w:r>
+      <w:proofErr w:type="spellEnd"/>
+      <w:r>
+        <w:t xml:space="preserve"> </w:t>
       </w:r>
       <w:proofErr w:type="gramStart"/>
       <w:r>
@@ -1926,13 +2558,31 @@
             <w:r>
               <w:t xml:space="preserve">Analisis Komparasi Model </w:t>
             </w:r>
+            <w:proofErr w:type="spellStart"/>
             <w:r>
               <w:rPr>
                 <w:i/>
                 <w:iCs/>
               </w:rPr>
-              <w:t>Machine Learning</w:t>
-            </w:r>
+              <w:t>Machine</w:t>
+            </w:r>
+            <w:proofErr w:type="spellEnd"/>
+            <w:r>
+              <w:rPr>
+                <w:i/>
+                <w:iCs/>
+              </w:rPr>
+              <w:t xml:space="preserve"> </w:t>
+            </w:r>
+            <w:proofErr w:type="spellStart"/>
+            <w:r>
+              <w:rPr>
+                <w:i/>
+                <w:iCs/>
+              </w:rPr>
+              <w:t>Learning</w:t>
+            </w:r>
+            <w:proofErr w:type="spellEnd"/>
             <w:r>
               <w:t xml:space="preserve"> untuk Klasifikasi Sentimen</w:t>
             </w:r>
@@ -1968,7 +2618,111 @@
         <w:jc w:val="both"/>
       </w:pPr>
       <w:r>
-        <w:t xml:space="preserve">dengan ini menyatakan bahawa proses penyusunan Tugas Akhir (Skripsi) tersebut telah selesai dan layak untuk dipresentasikan dalam Ujian Sidang Sarjana yang akan dilaksanakan </w:t>
+        <w:t xml:space="preserve">dengan ini </w:t>
+      </w:r>
+      <w:proofErr w:type="spellStart"/>
+      <w:r>
+        <w:t>menyatakan</w:t>
+      </w:r>
+      <w:proofErr w:type="spellEnd"/>
+      <w:r>
+        <w:t xml:space="preserve"> </w:t>
+      </w:r>
+      <w:proofErr w:type="spellStart"/>
+      <w:r>
+        <w:t>bahawa</w:t>
+      </w:r>
+      <w:proofErr w:type="spellEnd"/>
+      <w:r>
+        <w:t xml:space="preserve"> proses </w:t>
+      </w:r>
+      <w:proofErr w:type="spellStart"/>
+      <w:r>
+        <w:t>penyusunan</w:t>
+      </w:r>
+      <w:proofErr w:type="spellEnd"/>
+      <w:r>
+        <w:t xml:space="preserve"> Tugas Akhir (</w:t>
+      </w:r>
+      <w:proofErr w:type="spellStart"/>
+      <w:r>
+        <w:t>Skripsi</w:t>
+      </w:r>
+      <w:proofErr w:type="spellEnd"/>
+      <w:r>
+        <w:t xml:space="preserve">) </w:t>
+      </w:r>
+      <w:proofErr w:type="spellStart"/>
+      <w:r>
+        <w:t>tersebut</w:t>
+      </w:r>
+      <w:proofErr w:type="spellEnd"/>
+      <w:r>
+        <w:t xml:space="preserve"> </w:t>
+      </w:r>
+      <w:proofErr w:type="spellStart"/>
+      <w:r>
+        <w:t>telah</w:t>
+      </w:r>
+      <w:proofErr w:type="spellEnd"/>
+      <w:r>
+        <w:t xml:space="preserve"> selesai dan </w:t>
+      </w:r>
+      <w:proofErr w:type="spellStart"/>
+      <w:r>
+        <w:t>layak</w:t>
+      </w:r>
+      <w:proofErr w:type="spellEnd"/>
+      <w:r>
+        <w:t xml:space="preserve"> </w:t>
+      </w:r>
+      <w:proofErr w:type="spellStart"/>
+      <w:r>
+        <w:t>untuk</w:t>
+      </w:r>
+      <w:proofErr w:type="spellEnd"/>
+      <w:r>
+        <w:t xml:space="preserve"> </w:t>
+      </w:r>
+      <w:proofErr w:type="spellStart"/>
+      <w:r>
+        <w:t>dipresentasikan</w:t>
+      </w:r>
+      <w:proofErr w:type="spellEnd"/>
+      <w:r>
+        <w:t xml:space="preserve"> dalam </w:t>
+      </w:r>
+      <w:proofErr w:type="spellStart"/>
+      <w:r>
+        <w:t>Ujian</w:t>
+      </w:r>
+      <w:proofErr w:type="spellEnd"/>
+      <w:r>
+        <w:t xml:space="preserve"> </w:t>
+      </w:r>
+      <w:proofErr w:type="spellStart"/>
+      <w:r>
+        <w:t>Sidang</w:t>
+      </w:r>
+      <w:proofErr w:type="spellEnd"/>
+      <w:r>
+        <w:t xml:space="preserve"> Sarjana yang </w:t>
+      </w:r>
+      <w:proofErr w:type="spellStart"/>
+      <w:r>
+        <w:t>akan</w:t>
+      </w:r>
+      <w:proofErr w:type="spellEnd"/>
+      <w:r>
+        <w:t xml:space="preserve"> </w:t>
+      </w:r>
+      <w:proofErr w:type="spellStart"/>
+      <w:r>
+        <w:t>dilaksanakan</w:t>
+      </w:r>
+      <w:proofErr w:type="spellEnd"/>
+      <w:r>
+        <w:t xml:space="preserve"> </w:t>
       </w:r>
       <w:proofErr w:type="gramStart"/>
       <w:r>
@@ -2005,7 +2759,15 @@
         <w:t xml:space="preserve">: </w:t>
       </w:r>
       <w:r>
-        <w:t>10 Februari 2026</w:t>
+        <w:t xml:space="preserve">10 </w:t>
+      </w:r>
+      <w:proofErr w:type="spellStart"/>
+      <w:r>
+        <w:t>Februari</w:t>
+      </w:r>
+      <w:proofErr w:type="spellEnd"/>
+      <w:r>
+        <w:t xml:space="preserve"> 2026</w:t>
       </w:r>
     </w:p>
     <w:p>
@@ -2046,8 +2808,21 @@
       </w:r>
       <w:r>
         <w:tab/>
-        <w:t>: Ruang Sidang Program Studi S-1 Teknik Informatika</w:t>
-      </w:r>
+        <w:t xml:space="preserve">: Ruang </w:t>
+      </w:r>
+      <w:proofErr w:type="spellStart"/>
+      <w:r>
+        <w:t>Sidang</w:t>
+      </w:r>
+      <w:proofErr w:type="spellEnd"/>
+      <w:r>
+        <w:t xml:space="preserve"> Program Studi S-1 Teknik </w:t>
+      </w:r>
+      <w:proofErr w:type="spellStart"/>
+      <w:r>
+        <w:t>Informatika</w:t>
+      </w:r>
+      <w:proofErr w:type="spellEnd"/>
     </w:p>
     <w:p>
       <w:pPr>
@@ -2063,8 +2838,37 @@
       </w:r>
       <w:r>
         <w:tab/>
-        <w:t xml:space="preserve">  Departemen Ilmu Komputer FMIPA Unpad</w:t>
-      </w:r>
+        <w:t xml:space="preserve">  </w:t>
+      </w:r>
+      <w:proofErr w:type="spellStart"/>
+      <w:r>
+        <w:t>Departemen</w:t>
+      </w:r>
+      <w:proofErr w:type="spellEnd"/>
+      <w:r>
+        <w:t xml:space="preserve"> </w:t>
+      </w:r>
+      <w:proofErr w:type="spellStart"/>
+      <w:r>
+        <w:t>Ilmu</w:t>
+      </w:r>
+      <w:proofErr w:type="spellEnd"/>
+      <w:r>
+        <w:t xml:space="preserve"> </w:t>
+      </w:r>
+      <w:proofErr w:type="spellStart"/>
+      <w:r>
+        <w:t>Komputer</w:t>
+      </w:r>
+      <w:proofErr w:type="spellEnd"/>
+      <w:r>
+        <w:t xml:space="preserve"> FMIPA </w:t>
+      </w:r>
+      <w:proofErr w:type="spellStart"/>
+      <w:r>
+        <w:t>Unpad</w:t>
+      </w:r>
+      <w:proofErr w:type="spellEnd"/>
     </w:p>
     <w:p>
       <w:pPr>
@@ -2079,8 +2883,53 @@
         <w:ind w:left="0"/>
         <w:jc w:val="both"/>
       </w:pPr>
-      <w:r>
-        <w:t>Demikian atas perhatian dan kersamanya, kami ucapkan terima kasih.</w:t>
+      <w:proofErr w:type="spellStart"/>
+      <w:r>
+        <w:t>Demikian</w:t>
+      </w:r>
+      <w:proofErr w:type="spellEnd"/>
+      <w:r>
+        <w:t xml:space="preserve"> </w:t>
+      </w:r>
+      <w:proofErr w:type="spellStart"/>
+      <w:r>
+        <w:t>atas</w:t>
+      </w:r>
+      <w:proofErr w:type="spellEnd"/>
+      <w:r>
+        <w:t xml:space="preserve"> </w:t>
+      </w:r>
+      <w:proofErr w:type="spellStart"/>
+      <w:r>
+        <w:t>perhatian</w:t>
+      </w:r>
+      <w:proofErr w:type="spellEnd"/>
+      <w:r>
+        <w:t xml:space="preserve"> dan </w:t>
+      </w:r>
+      <w:proofErr w:type="spellStart"/>
+      <w:r>
+        <w:t>kersamanya</w:t>
+      </w:r>
+      <w:proofErr w:type="spellEnd"/>
+      <w:r>
+        <w:t xml:space="preserve">, kami </w:t>
+      </w:r>
+      <w:proofErr w:type="spellStart"/>
+      <w:r>
+        <w:t>ucapkan</w:t>
+      </w:r>
+      <w:proofErr w:type="spellEnd"/>
+      <w:r>
+        <w:t xml:space="preserve"> terima </w:t>
+      </w:r>
+      <w:proofErr w:type="spellStart"/>
+      <w:r>
+        <w:t>kasih</w:t>
+      </w:r>
+      <w:proofErr w:type="spellEnd"/>
+      <w:r>
+        <w:t>.</w:t>
       </w:r>
     </w:p>
     <w:p>
@@ -2145,7 +2994,14 @@
       </w:r>
       <w:r>
         <w:tab/>
-        <w:t xml:space="preserve">Jatinangor, </w:t>
+      </w:r>
+      <w:proofErr w:type="spellStart"/>
+      <w:r>
+        <w:t>Jatinangor</w:t>
+      </w:r>
+      <w:proofErr w:type="spellEnd"/>
+      <w:r>
+        <w:t xml:space="preserve">, </w:t>
       </w:r>
       <w:r>
         <w:t>23 Januari 2026</w:t>
@@ -2156,24 +3012,37 @@
         <w:pStyle w:val="ListParagraph"/>
         <w:ind w:left="0"/>
       </w:pPr>
-      <w:r>
-        <w:t>Pembimbing Utama,</w:t>
-      </w:r>
-      <w:r>
-        <w:tab/>
-      </w:r>
-      <w:r>
-        <w:tab/>
-      </w:r>
-      <w:r>
-        <w:tab/>
-      </w:r>
-      <w:r>
-        <w:tab/>
-      </w:r>
-      <w:r>
-        <w:tab/>
-        <w:t>Co. Pembimbing,</w:t>
+      <w:proofErr w:type="spellStart"/>
+      <w:r>
+        <w:t>Pembimbing</w:t>
+      </w:r>
+      <w:proofErr w:type="spellEnd"/>
+      <w:r>
+        <w:t xml:space="preserve"> Utama,</w:t>
+      </w:r>
+      <w:r>
+        <w:tab/>
+      </w:r>
+      <w:r>
+        <w:tab/>
+      </w:r>
+      <w:r>
+        <w:tab/>
+      </w:r>
+      <w:r>
+        <w:tab/>
+      </w:r>
+      <w:r>
+        <w:tab/>
+        <w:t xml:space="preserve">Co. </w:t>
+      </w:r>
+      <w:proofErr w:type="spellStart"/>
+      <w:r>
+        <w:t>Pembimbing</w:t>
+      </w:r>
+      <w:proofErr w:type="spellEnd"/>
+      <w:r>
+        <w:t>,</w:t>
       </w:r>
     </w:p>
     <w:p>
@@ -2216,9 +3085,14 @@
       <w:r>
         <w:t xml:space="preserve"> Afrida Helen, S.T., </w:t>
       </w:r>
+      <w:proofErr w:type="spellStart"/>
       <w:proofErr w:type="gramStart"/>
       <w:r>
-        <w:t>M.Kom.</w:t>
+        <w:t>M.Kom</w:t>
+      </w:r>
+      <w:proofErr w:type="spellEnd"/>
+      <w:r>
+        <w:t>.</w:t>
       </w:r>
       <w:r>
         <w:t xml:space="preserve"> )</w:t>
@@ -2244,17 +3118,24 @@
       <w:r>
         <w:t xml:space="preserve"> Mira Suryani, </w:t>
       </w:r>
+      <w:proofErr w:type="spellStart"/>
       <w:proofErr w:type="gramStart"/>
       <w:r>
         <w:t>S.Pd</w:t>
       </w:r>
+      <w:proofErr w:type="spellEnd"/>
       <w:proofErr w:type="gramEnd"/>
       <w:r>
         <w:t xml:space="preserve">, </w:t>
       </w:r>
+      <w:proofErr w:type="spellStart"/>
       <w:proofErr w:type="gramStart"/>
       <w:r>
-        <w:t>M.Kom.</w:t>
+        <w:t>M.Kom</w:t>
+      </w:r>
+      <w:proofErr w:type="spellEnd"/>
+      <w:r>
+        <w:t>.</w:t>
       </w:r>
       <w:r>
         <w:t xml:space="preserve"> </w:t>
@@ -2433,7 +3314,7 @@
               </w:rPr>
               <w:lastRenderedPageBreak/>
               <w:drawing>
-                <wp:anchor distT="0" distB="0" distL="114300" distR="114300" simplePos="0" relativeHeight="251727872" behindDoc="1" locked="0" layoutInCell="1" allowOverlap="1" wp14:anchorId="7D79C371" wp14:editId="18BD307F">
+                <wp:anchor distT="0" distB="0" distL="114300" distR="114300" simplePos="0" relativeHeight="251727872" behindDoc="1" locked="0" layoutInCell="1" allowOverlap="1" wp14:anchorId="7D79C371" wp14:editId="7E276D92">
                   <wp:simplePos x="0" y="0"/>
                   <wp:positionH relativeFrom="column">
                     <wp:posOffset>-78918</wp:posOffset>
@@ -2638,15 +3519,33 @@
                 <w:sz w:val="22"/>
                 <w:szCs w:val="22"/>
               </w:rPr>
-              <w:t xml:space="preserve"> Km. 21 Jatinangor</w:t>
-            </w:r>
+              <w:t xml:space="preserve"> Km. 21 </w:t>
+            </w:r>
+            <w:proofErr w:type="spellStart"/>
             <w:r>
               <w:rPr>
                 <w:sz w:val="22"/>
                 <w:szCs w:val="22"/>
               </w:rPr>
-              <w:t>, Sumedang</w:t>
-            </w:r>
+              <w:t>Jatinangor</w:t>
+            </w:r>
+            <w:proofErr w:type="spellEnd"/>
+            <w:r>
+              <w:rPr>
+                <w:sz w:val="22"/>
+                <w:szCs w:val="22"/>
+              </w:rPr>
+              <w:t xml:space="preserve">, </w:t>
+            </w:r>
+            <w:proofErr w:type="spellStart"/>
+            <w:r>
+              <w:rPr>
+                <w:sz w:val="22"/>
+                <w:szCs w:val="22"/>
+              </w:rPr>
+              <w:t>Sumedang</w:t>
+            </w:r>
+            <w:proofErr w:type="spellEnd"/>
             <w:r>
               <w:rPr>
                 <w:sz w:val="22"/>
@@ -2784,8 +3683,13 @@
       <w:pPr>
         <w:ind w:hanging="142"/>
       </w:pPr>
-      <w:r>
-        <w:t>Judul Skripsi</w:t>
+      <w:proofErr w:type="spellStart"/>
+      <w:r>
+        <w:t>Judul</w:t>
+      </w:r>
+      <w:proofErr w:type="spellEnd"/>
+      <w:r>
+        <w:t xml:space="preserve"> Skripsi</w:t>
       </w:r>
       <w:r>
         <w:tab/>
@@ -2843,8 +3747,13 @@
       <w:pPr>
         <w:ind w:hanging="142"/>
       </w:pPr>
-      <w:r>
-        <w:t>Penguji 1</w:t>
+      <w:proofErr w:type="spellStart"/>
+      <w:r>
+        <w:t>Penguji</w:t>
+      </w:r>
+      <w:proofErr w:type="spellEnd"/>
+      <w:r>
+        <w:t xml:space="preserve"> 1</w:t>
       </w:r>
       <w:r>
         <w:tab/>
@@ -2858,8 +3767,13 @@
       <w:pPr>
         <w:ind w:hanging="142"/>
       </w:pPr>
-      <w:r>
-        <w:t>Penguji 2</w:t>
+      <w:proofErr w:type="spellStart"/>
+      <w:r>
+        <w:t>Penguji</w:t>
+      </w:r>
+      <w:proofErr w:type="spellEnd"/>
+      <w:r>
+        <w:t xml:space="preserve"> 2</w:t>
       </w:r>
       <w:r>
         <w:tab/>
@@ -2873,8 +3787,13 @@
       <w:pPr>
         <w:ind w:hanging="142"/>
       </w:pPr>
-      <w:r>
-        <w:t>Penguji 3</w:t>
+      <w:proofErr w:type="spellStart"/>
+      <w:r>
+        <w:t>Penguji</w:t>
+      </w:r>
+      <w:proofErr w:type="spellEnd"/>
+      <w:r>
+        <w:t xml:space="preserve"> 3</w:t>
       </w:r>
       <w:r>
         <w:tab/>
@@ -2914,9 +3833,11 @@
             <w:pPr>
               <w:jc w:val="center"/>
             </w:pPr>
+            <w:proofErr w:type="spellStart"/>
             <w:r>
               <w:t>Penguji</w:t>
             </w:r>
+            <w:proofErr w:type="spellEnd"/>
           </w:p>
         </w:tc>
         <w:tc>
@@ -2927,9 +3848,11 @@
             <w:pPr>
               <w:jc w:val="center"/>
             </w:pPr>
+            <w:proofErr w:type="spellStart"/>
             <w:r>
               <w:t>Perbaikan</w:t>
             </w:r>
+            <w:proofErr w:type="spellEnd"/>
           </w:p>
         </w:tc>
         <w:tc>
@@ -2941,8 +3864,13 @@
               <w:jc w:val="center"/>
             </w:pPr>
             <w:r>
-              <w:t>Hasil Perbaikan</w:t>
-            </w:r>
+              <w:t xml:space="preserve">Hasil </w:t>
+            </w:r>
+            <w:proofErr w:type="spellStart"/>
+            <w:r>
+              <w:t>Perbaikan</w:t>
+            </w:r>
+            <w:proofErr w:type="spellEnd"/>
           </w:p>
         </w:tc>
         <w:tc>
@@ -3214,28 +4142,30 @@
           <w:bCs/>
         </w:rPr>
       </w:pPr>
+      <w:proofErr w:type="spellStart"/>
       <w:proofErr w:type="gramStart"/>
       <w:r>
         <w:rPr>
           <w:b/>
           <w:bCs/>
         </w:rPr>
-        <w:t>Catatan :</w:t>
-      </w:r>
-      <w:proofErr w:type="gramEnd"/>
+        <w:t>Catatan</w:t>
+      </w:r>
+      <w:proofErr w:type="spellEnd"/>
       <w:r>
         <w:rPr>
           <w:b/>
           <w:bCs/>
         </w:rPr>
-        <w:t xml:space="preserve"> </w:t>
-      </w:r>
+        <w:t xml:space="preserve"> :</w:t>
+      </w:r>
+      <w:proofErr w:type="gramEnd"/>
       <w:r>
         <w:rPr>
           <w:b/>
           <w:bCs/>
         </w:rPr>
-        <w:tab/>
+        <w:t xml:space="preserve"> </w:t>
       </w:r>
       <w:r>
         <w:rPr>
@@ -3286,10 +4216,19 @@
         </w:rPr>
         <w:tab/>
       </w:r>
+      <w:r>
+        <w:rPr>
+          <w:b/>
+          <w:bCs/>
+        </w:rPr>
+        <w:tab/>
+      </w:r>
+      <w:proofErr w:type="spellStart"/>
       <w:proofErr w:type="gramStart"/>
       <w:r>
         <w:t>Jatinangor</w:t>
       </w:r>
+      <w:proofErr w:type="spellEnd"/>
       <w:r>
         <w:t>,…</w:t>
       </w:r>
@@ -3307,11 +4246,50 @@
         </w:numPr>
       </w:pPr>
       <w:r>
-        <w:t xml:space="preserve">Pada saat konfirmasi hasil perbaikan harus membawa </w:t>
-      </w:r>
-      <w:r>
-        <w:tab/>
-        <w:t>Pembimbing Utama,</w:t>
+        <w:t xml:space="preserve">Pada saat konfirmasi </w:t>
+      </w:r>
+      <w:proofErr w:type="spellStart"/>
+      <w:r>
+        <w:t>hasil</w:t>
+      </w:r>
+      <w:proofErr w:type="spellEnd"/>
+      <w:r>
+        <w:t xml:space="preserve"> </w:t>
+      </w:r>
+      <w:proofErr w:type="spellStart"/>
+      <w:r>
+        <w:t>perbaikan</w:t>
+      </w:r>
+      <w:proofErr w:type="spellEnd"/>
+      <w:r>
+        <w:t xml:space="preserve"> </w:t>
+      </w:r>
+      <w:proofErr w:type="spellStart"/>
+      <w:r>
+        <w:t>harus</w:t>
+      </w:r>
+      <w:proofErr w:type="spellEnd"/>
+      <w:r>
+        <w:t xml:space="preserve"> </w:t>
+      </w:r>
+      <w:proofErr w:type="spellStart"/>
+      <w:r>
+        <w:t>membawa</w:t>
+      </w:r>
+      <w:proofErr w:type="spellEnd"/>
+      <w:r>
+        <w:t xml:space="preserve"> </w:t>
+      </w:r>
+      <w:r>
+        <w:tab/>
+      </w:r>
+      <w:proofErr w:type="spellStart"/>
+      <w:r>
+        <w:t>Pembimbing</w:t>
+      </w:r>
+      <w:proofErr w:type="spellEnd"/>
+      <w:r>
+        <w:t xml:space="preserve"> Utama,</w:t>
       </w:r>
     </w:p>
     <w:p>
@@ -3321,9 +4299,27 @@
       <w:r>
         <w:t xml:space="preserve">Draft </w:t>
       </w:r>
-      <w:r>
-        <w:t>Skripsi yang sudah ditandai oleh penguji</w:t>
-      </w:r>
+      <w:proofErr w:type="spellStart"/>
+      <w:r>
+        <w:t>Skripsi</w:t>
+      </w:r>
+      <w:proofErr w:type="spellEnd"/>
+      <w:r>
+        <w:t xml:space="preserve"> yang sudah </w:t>
+      </w:r>
+      <w:proofErr w:type="spellStart"/>
+      <w:r>
+        <w:t>ditandai</w:t>
+      </w:r>
+      <w:proofErr w:type="spellEnd"/>
+      <w:r>
+        <w:t xml:space="preserve"> oleh </w:t>
+      </w:r>
+      <w:proofErr w:type="spellStart"/>
+      <w:r>
+        <w:t>penguji</w:t>
+      </w:r>
+      <w:proofErr w:type="spellEnd"/>
     </w:p>
     <w:p>
       <w:pPr>
@@ -3333,8 +4329,29 @@
           <w:numId w:val="11"/>
         </w:numPr>
       </w:pPr>
-      <w:r>
-        <w:t xml:space="preserve">Apabila telah menyelesaikan semua revisi dan PARAF </w:t>
+      <w:proofErr w:type="spellStart"/>
+      <w:r>
+        <w:t>Apabila</w:t>
+      </w:r>
+      <w:proofErr w:type="spellEnd"/>
+      <w:r>
+        <w:t xml:space="preserve"> </w:t>
+      </w:r>
+      <w:proofErr w:type="spellStart"/>
+      <w:r>
+        <w:t>telah</w:t>
+      </w:r>
+      <w:proofErr w:type="spellEnd"/>
+      <w:r>
+        <w:t xml:space="preserve"> </w:t>
+      </w:r>
+      <w:proofErr w:type="spellStart"/>
+      <w:r>
+        <w:t>menyelesaikan</w:t>
+      </w:r>
+      <w:proofErr w:type="spellEnd"/>
+      <w:r>
+        <w:t xml:space="preserve"> semua revisi dan PARAF </w:t>
       </w:r>
     </w:p>
     <w:p>
@@ -3342,8 +4359,37 @@
         <w:pStyle w:val="ListParagraph"/>
       </w:pPr>
       <w:r>
-        <w:t>oleh pembimbing dan penguji baru bisa daftar sidang</w:t>
-      </w:r>
+        <w:t xml:space="preserve">oleh </w:t>
+      </w:r>
+      <w:proofErr w:type="spellStart"/>
+      <w:r>
+        <w:t>pembimbing</w:t>
+      </w:r>
+      <w:proofErr w:type="spellEnd"/>
+      <w:r>
+        <w:t xml:space="preserve"> dan </w:t>
+      </w:r>
+      <w:proofErr w:type="spellStart"/>
+      <w:r>
+        <w:t>penguji</w:t>
+      </w:r>
+      <w:proofErr w:type="spellEnd"/>
+      <w:r>
+        <w:t xml:space="preserve"> baru </w:t>
+      </w:r>
+      <w:proofErr w:type="spellStart"/>
+      <w:r>
+        <w:t>bisa</w:t>
+      </w:r>
+      <w:proofErr w:type="spellEnd"/>
+      <w:r>
+        <w:t xml:space="preserve"> daftar </w:t>
+      </w:r>
+      <w:proofErr w:type="spellStart"/>
+      <w:r>
+        <w:t>sidang</w:t>
+      </w:r>
+      <w:proofErr w:type="spellEnd"/>
     </w:p>
     <w:p>
       <w:r>
@@ -3433,7 +4479,15 @@
       </w:r>
       <w:r>
         <w:tab/>
-        <w:t>Co. Pembimbing,</w:t>
+        <w:t xml:space="preserve">Co. </w:t>
+      </w:r>
+      <w:proofErr w:type="spellStart"/>
+      <w:r>
+        <w:t>Pembimbing</w:t>
+      </w:r>
+      <w:proofErr w:type="spellEnd"/>
+      <w:r>
+        <w:t>,</w:t>
       </w:r>
     </w:p>
     <w:p/>
@@ -3549,7 +4603,7 @@
                 <w:noProof/>
               </w:rPr>
               <w:drawing>
-                <wp:anchor distT="0" distB="0" distL="114300" distR="114300" simplePos="0" relativeHeight="251731968" behindDoc="1" locked="0" layoutInCell="1" allowOverlap="1" wp14:anchorId="69D17AB6" wp14:editId="31FB8229">
+                <wp:anchor distT="0" distB="0" distL="114300" distR="114300" simplePos="0" relativeHeight="251731968" behindDoc="1" locked="0" layoutInCell="1" allowOverlap="1" wp14:anchorId="69D17AB6" wp14:editId="48BC62CF">
                   <wp:simplePos x="0" y="0"/>
                   <wp:positionH relativeFrom="column">
                     <wp:posOffset>-157023</wp:posOffset>
@@ -3754,15 +4808,33 @@
                 <w:sz w:val="22"/>
                 <w:szCs w:val="22"/>
               </w:rPr>
-              <w:t xml:space="preserve"> Km. 21 Jatinangor</w:t>
-            </w:r>
+              <w:t xml:space="preserve"> Km. 21 </w:t>
+            </w:r>
+            <w:proofErr w:type="spellStart"/>
             <w:r>
               <w:rPr>
                 <w:sz w:val="22"/>
                 <w:szCs w:val="22"/>
               </w:rPr>
-              <w:t>, Sumedang</w:t>
-            </w:r>
+              <w:t>Jatinangor</w:t>
+            </w:r>
+            <w:proofErr w:type="spellEnd"/>
+            <w:r>
+              <w:rPr>
+                <w:sz w:val="22"/>
+                <w:szCs w:val="22"/>
+              </w:rPr>
+              <w:t xml:space="preserve">, </w:t>
+            </w:r>
+            <w:proofErr w:type="spellStart"/>
+            <w:r>
+              <w:rPr>
+                <w:sz w:val="22"/>
+                <w:szCs w:val="22"/>
+              </w:rPr>
+              <w:t>Sumedang</w:t>
+            </w:r>
+            <w:proofErr w:type="spellEnd"/>
             <w:r>
               <w:rPr>
                 <w:sz w:val="22"/>
@@ -3921,8 +4993,13 @@
       </w:r>
       <w:r>
         <w:tab/>
-        <w:t>: S-1 Teknik Informatika</w:t>
-      </w:r>
+        <w:t xml:space="preserve">: S-1 Teknik </w:t>
+      </w:r>
+      <w:proofErr w:type="spellStart"/>
+      <w:r>
+        <w:t>Informatika</w:t>
+      </w:r>
+      <w:proofErr w:type="spellEnd"/>
     </w:p>
     <w:p>
       <w:pPr>
@@ -3934,18 +5011,36 @@
         <w:spacing w:after="160" w:line="360" w:lineRule="auto"/>
         <w:ind w:left="142" w:hanging="284"/>
       </w:pPr>
+      <w:proofErr w:type="spellStart"/>
       <w:r>
         <w:t>Fakultas</w:t>
       </w:r>
-      <w:r>
-        <w:tab/>
-      </w:r>
-      <w:r>
-        <w:tab/>
-      </w:r>
-      <w:r>
-        <w:tab/>
-        <w:t>: Matematika Dan Ilmu Pengetahuan Alam</w:t>
+      <w:proofErr w:type="spellEnd"/>
+      <w:r>
+        <w:tab/>
+      </w:r>
+      <w:r>
+        <w:tab/>
+      </w:r>
+      <w:r>
+        <w:tab/>
+        <w:t xml:space="preserve">: </w:t>
+      </w:r>
+      <w:proofErr w:type="spellStart"/>
+      <w:r>
+        <w:t>Matematika</w:t>
+      </w:r>
+      <w:proofErr w:type="spellEnd"/>
+      <w:r>
+        <w:t xml:space="preserve"> Dan Ilmu </w:t>
+      </w:r>
+      <w:proofErr w:type="spellStart"/>
+      <w:r>
+        <w:t>Pengetahuan</w:t>
+      </w:r>
+      <w:proofErr w:type="spellEnd"/>
+      <w:r>
+        <w:t xml:space="preserve"> Alam</w:t>
       </w:r>
     </w:p>
     <w:p>
@@ -4030,8 +5125,21 @@
         <w:spacing w:after="160" w:line="360" w:lineRule="auto"/>
         <w:ind w:left="142" w:hanging="284"/>
       </w:pPr>
-      <w:r>
-        <w:t>Aktivitas Organisasi (Indonesia/Inggris)</w:t>
+      <w:proofErr w:type="spellStart"/>
+      <w:r>
+        <w:t>Aktivitas</w:t>
+      </w:r>
+      <w:proofErr w:type="spellEnd"/>
+      <w:r>
+        <w:t xml:space="preserve"> Organisasi (Indonesia/</w:t>
+      </w:r>
+      <w:proofErr w:type="spellStart"/>
+      <w:r>
+        <w:t>Inggris</w:t>
+      </w:r>
+      <w:proofErr w:type="spellEnd"/>
+      <w:r>
+        <w:t>)</w:t>
       </w:r>
     </w:p>
     <w:tbl>
@@ -4089,9 +5197,11 @@
               <w:ind w:left="142" w:hanging="284"/>
               <w:jc w:val="center"/>
             </w:pPr>
+            <w:proofErr w:type="spellStart"/>
             <w:r>
               <w:t>Jabatan</w:t>
             </w:r>
+            <w:proofErr w:type="spellEnd"/>
           </w:p>
         </w:tc>
         <w:tc>
@@ -4149,9 +5259,27 @@
               <w:pStyle w:val="ListParagraph"/>
               <w:ind w:left="171"/>
             </w:pPr>
-            <w:r>
-              <w:t>Himpunan Mahasiswa Teknik Informatika Unpad</w:t>
-            </w:r>
+            <w:proofErr w:type="spellStart"/>
+            <w:r>
+              <w:t>Himpunan</w:t>
+            </w:r>
+            <w:proofErr w:type="spellEnd"/>
+            <w:r>
+              <w:t xml:space="preserve"> Mahasiswa Teknik </w:t>
+            </w:r>
+            <w:proofErr w:type="spellStart"/>
+            <w:r>
+              <w:t>Informatika</w:t>
+            </w:r>
+            <w:proofErr w:type="spellEnd"/>
+            <w:r>
+              <w:t xml:space="preserve"> </w:t>
+            </w:r>
+            <w:proofErr w:type="spellStart"/>
+            <w:r>
+              <w:t>Unpad</w:t>
+            </w:r>
+            <w:proofErr w:type="spellEnd"/>
           </w:p>
         </w:tc>
         <w:tc>
@@ -4164,7 +5292,15 @@
               <w:ind w:left="142" w:firstLine="30"/>
             </w:pPr>
             <w:r>
-              <w:t>Staff Departemen Agama</w:t>
+              <w:t xml:space="preserve">Staff </w:t>
+            </w:r>
+            <w:proofErr w:type="spellStart"/>
+            <w:r>
+              <w:t>Departemen</w:t>
+            </w:r>
+            <w:proofErr w:type="spellEnd"/>
+            <w:r>
+              <w:t xml:space="preserve"> Agama</w:t>
             </w:r>
           </w:p>
         </w:tc>
@@ -4193,9 +5329,11 @@
               <w:ind w:left="142" w:hanging="284"/>
               <w:jc w:val="center"/>
             </w:pPr>
+            <w:proofErr w:type="spellStart"/>
             <w:r>
               <w:t>Terlampir</w:t>
             </w:r>
+            <w:proofErr w:type="spellEnd"/>
           </w:p>
           <w:p>
             <w:pPr>
@@ -4230,9 +5368,27 @@
               <w:pStyle w:val="ListParagraph"/>
               <w:ind w:left="171"/>
             </w:pPr>
-            <w:r>
-              <w:t>Himpunan Mahasiswa Teknik Informatika Unpad</w:t>
-            </w:r>
+            <w:proofErr w:type="spellStart"/>
+            <w:r>
+              <w:t>Himpunan</w:t>
+            </w:r>
+            <w:proofErr w:type="spellEnd"/>
+            <w:r>
+              <w:t xml:space="preserve"> Mahasiswa Teknik </w:t>
+            </w:r>
+            <w:proofErr w:type="spellStart"/>
+            <w:r>
+              <w:t>Informatika</w:t>
+            </w:r>
+            <w:proofErr w:type="spellEnd"/>
+            <w:r>
+              <w:t xml:space="preserve"> </w:t>
+            </w:r>
+            <w:proofErr w:type="spellStart"/>
+            <w:r>
+              <w:t>Unpad</w:t>
+            </w:r>
+            <w:proofErr w:type="spellEnd"/>
           </w:p>
         </w:tc>
         <w:tc>
@@ -4245,7 +5401,15 @@
               <w:ind w:left="142" w:firstLine="30"/>
             </w:pPr>
             <w:r>
-              <w:t>Staff Departemen Agama</w:t>
+              <w:t xml:space="preserve">Staff </w:t>
+            </w:r>
+            <w:proofErr w:type="spellStart"/>
+            <w:r>
+              <w:t>Departemen</w:t>
+            </w:r>
+            <w:proofErr w:type="spellEnd"/>
+            <w:r>
+              <w:t xml:space="preserve"> Agama</w:t>
             </w:r>
           </w:p>
         </w:tc>
@@ -4274,9 +5438,11 @@
               <w:ind w:left="142" w:hanging="284"/>
               <w:jc w:val="center"/>
             </w:pPr>
+            <w:proofErr w:type="spellStart"/>
             <w:r>
               <w:t>Terlampir</w:t>
             </w:r>
+            <w:proofErr w:type="spellEnd"/>
           </w:p>
           <w:p>
             <w:pPr>
@@ -4313,8 +5479,13 @@
               <w:ind w:left="171"/>
             </w:pPr>
             <w:r>
-              <w:t>Rohis Nurul ‘Ilmi FMIPA Unpad</w:t>
-            </w:r>
+              <w:t xml:space="preserve">Rohis Nurul ‘Ilmi FMIPA </w:t>
+            </w:r>
+            <w:proofErr w:type="spellStart"/>
+            <w:r>
+              <w:t>Unpad</w:t>
+            </w:r>
+            <w:proofErr w:type="spellEnd"/>
           </w:p>
         </w:tc>
         <w:tc>
@@ -4327,7 +5498,15 @@
               <w:ind w:left="142" w:firstLine="30"/>
             </w:pPr>
             <w:r>
-              <w:t>Staff Departemen PIO</w:t>
+              <w:t xml:space="preserve">Staff </w:t>
+            </w:r>
+            <w:proofErr w:type="spellStart"/>
+            <w:r>
+              <w:t>Departemen</w:t>
+            </w:r>
+            <w:proofErr w:type="spellEnd"/>
+            <w:r>
+              <w:t xml:space="preserve"> PIO</w:t>
             </w:r>
           </w:p>
         </w:tc>
@@ -4356,9 +5535,11 @@
               <w:ind w:left="142" w:hanging="284"/>
               <w:jc w:val="center"/>
             </w:pPr>
+            <w:proofErr w:type="spellStart"/>
             <w:r>
               <w:t>Terlampir</w:t>
             </w:r>
+            <w:proofErr w:type="spellEnd"/>
           </w:p>
           <w:p>
             <w:pPr>
@@ -4395,8 +5576,13 @@
               <w:ind w:left="171"/>
             </w:pPr>
             <w:r>
-              <w:t>Rohis Nurul ‘Ilmi FMIPA Unpad</w:t>
-            </w:r>
+              <w:t xml:space="preserve">Rohis Nurul ‘Ilmi FMIPA </w:t>
+            </w:r>
+            <w:proofErr w:type="spellStart"/>
+            <w:r>
+              <w:t>Unpad</w:t>
+            </w:r>
+            <w:proofErr w:type="spellEnd"/>
           </w:p>
         </w:tc>
         <w:tc>
@@ -4408,8 +5594,21 @@
               <w:pStyle w:val="ListParagraph"/>
               <w:ind w:left="142" w:firstLine="30"/>
             </w:pPr>
-            <w:r>
-              <w:t>Kepala Departemen Mipa Mentoring Center</w:t>
+            <w:proofErr w:type="spellStart"/>
+            <w:r>
+              <w:t>Kepala</w:t>
+            </w:r>
+            <w:proofErr w:type="spellEnd"/>
+            <w:r>
+              <w:t xml:space="preserve"> </w:t>
+            </w:r>
+            <w:proofErr w:type="spellStart"/>
+            <w:r>
+              <w:t>Departemen</w:t>
+            </w:r>
+            <w:proofErr w:type="spellEnd"/>
+            <w:r>
+              <w:t xml:space="preserve"> Mipa Mentoring Center</w:t>
             </w:r>
           </w:p>
         </w:tc>
@@ -4438,9 +5637,11 @@
               <w:ind w:left="142" w:hanging="284"/>
               <w:jc w:val="center"/>
             </w:pPr>
+            <w:proofErr w:type="spellStart"/>
             <w:r>
               <w:t>Terlampir</w:t>
             </w:r>
+            <w:proofErr w:type="spellEnd"/>
           </w:p>
           <w:p>
             <w:pPr>
@@ -4476,9 +5677,19 @@
               <w:pStyle w:val="ListParagraph"/>
               <w:ind w:left="171"/>
             </w:pPr>
-            <w:r>
-              <w:t>Keluarga Mahasiswa Muslim Kampus Unpad</w:t>
-            </w:r>
+            <w:proofErr w:type="spellStart"/>
+            <w:r>
+              <w:t>Keluarga</w:t>
+            </w:r>
+            <w:proofErr w:type="spellEnd"/>
+            <w:r>
+              <w:t xml:space="preserve"> Mahasiswa Muslim Kampus </w:t>
+            </w:r>
+            <w:proofErr w:type="spellStart"/>
+            <w:r>
+              <w:t>Unpad</w:t>
+            </w:r>
+            <w:proofErr w:type="spellEnd"/>
           </w:p>
         </w:tc>
         <w:tc>
@@ -4491,7 +5702,23 @@
               <w:ind w:left="142" w:firstLine="30"/>
             </w:pPr>
             <w:r>
-              <w:t>Wakil Kepala Departemen Kaderisasi</w:t>
+              <w:t xml:space="preserve">Wakil </w:t>
+            </w:r>
+            <w:proofErr w:type="spellStart"/>
+            <w:r>
+              <w:t>Kepala</w:t>
+            </w:r>
+            <w:proofErr w:type="spellEnd"/>
+            <w:r>
+              <w:t xml:space="preserve"> </w:t>
+            </w:r>
+            <w:proofErr w:type="spellStart"/>
+            <w:r>
+              <w:t>Departemen</w:t>
+            </w:r>
+            <w:proofErr w:type="spellEnd"/>
+            <w:r>
+              <w:t xml:space="preserve"> Kaderisasi</w:t>
             </w:r>
           </w:p>
         </w:tc>
@@ -4520,9 +5747,11 @@
               <w:ind w:left="142" w:hanging="284"/>
               <w:jc w:val="center"/>
             </w:pPr>
+            <w:proofErr w:type="spellStart"/>
             <w:r>
               <w:t>Terlampir</w:t>
             </w:r>
+            <w:proofErr w:type="spellEnd"/>
           </w:p>
           <w:p>
             <w:pPr>
@@ -4549,8 +5778,21 @@
         <w:spacing w:after="160" w:line="259" w:lineRule="auto"/>
         <w:ind w:left="142" w:hanging="284"/>
       </w:pPr>
-      <w:r>
-        <w:t>Prestasi (Indonesia/Inggris)</w:t>
+      <w:proofErr w:type="spellStart"/>
+      <w:r>
+        <w:t>Prestasi</w:t>
+      </w:r>
+      <w:proofErr w:type="spellEnd"/>
+      <w:r>
+        <w:t xml:space="preserve"> (Indonesia/</w:t>
+      </w:r>
+      <w:proofErr w:type="spellStart"/>
+      <w:r>
+        <w:t>Inggris</w:t>
+      </w:r>
+      <w:proofErr w:type="spellEnd"/>
+      <w:r>
+        <w:t>)</w:t>
       </w:r>
     </w:p>
     <w:tbl>
@@ -4594,8 +5836,13 @@
               <w:jc w:val="center"/>
             </w:pPr>
             <w:r>
-              <w:t>Nama Kejuaraan</w:t>
-            </w:r>
+              <w:t xml:space="preserve">Nama </w:t>
+            </w:r>
+            <w:proofErr w:type="spellStart"/>
+            <w:r>
+              <w:t>Kejuaraan</w:t>
+            </w:r>
+            <w:proofErr w:type="spellEnd"/>
           </w:p>
         </w:tc>
         <w:tc>
@@ -4608,9 +5855,11 @@
               <w:ind w:left="142" w:hanging="284"/>
               <w:jc w:val="center"/>
             </w:pPr>
+            <w:proofErr w:type="spellStart"/>
             <w:r>
               <w:t>Prestasi</w:t>
             </w:r>
+            <w:proofErr w:type="spellEnd"/>
           </w:p>
         </w:tc>
         <w:tc>
@@ -4669,8 +5918,21 @@
               <w:pStyle w:val="ListParagraph"/>
               <w:ind w:left="142" w:firstLine="29"/>
             </w:pPr>
-            <w:r>
-              <w:t>Musabaqah Tilawatil Qur’an Mahasiswa Nasional (MTQMN)</w:t>
+            <w:proofErr w:type="spellStart"/>
+            <w:r>
+              <w:t>Musabaqah</w:t>
+            </w:r>
+            <w:proofErr w:type="spellEnd"/>
+            <w:r>
+              <w:t xml:space="preserve"> </w:t>
+            </w:r>
+            <w:proofErr w:type="spellStart"/>
+            <w:r>
+              <w:t>Tilawatil</w:t>
+            </w:r>
+            <w:proofErr w:type="spellEnd"/>
+            <w:r>
+              <w:t xml:space="preserve"> Qur’an Mahasiswa Nasional (MTQMN)</w:t>
             </w:r>
           </w:p>
         </w:tc>
@@ -4684,8 +5946,13 @@
               <w:ind w:left="142" w:hanging="254"/>
               <w:jc w:val="center"/>
             </w:pPr>
-            <w:r>
-              <w:t>Juara Khusus</w:t>
+            <w:proofErr w:type="spellStart"/>
+            <w:r>
+              <w:t>Juara</w:t>
+            </w:r>
+            <w:proofErr w:type="spellEnd"/>
+            <w:r>
+              <w:t xml:space="preserve"> Khusus</w:t>
             </w:r>
           </w:p>
         </w:tc>
@@ -4713,9 +5980,11 @@
               <w:pStyle w:val="ListParagraph"/>
               <w:ind w:left="142" w:hanging="110"/>
             </w:pPr>
+            <w:proofErr w:type="spellStart"/>
             <w:r>
               <w:t>Terlampir</w:t>
             </w:r>
+            <w:proofErr w:type="spellEnd"/>
           </w:p>
         </w:tc>
       </w:tr>
@@ -4963,8 +6232,21 @@
         <w:spacing w:after="160" w:line="259" w:lineRule="auto"/>
         <w:ind w:left="142" w:hanging="426"/>
       </w:pPr>
-      <w:r>
-        <w:t>Pelatihan atau training (Indonesia/Inggris)</w:t>
+      <w:proofErr w:type="spellStart"/>
+      <w:r>
+        <w:t>Pelatihan</w:t>
+      </w:r>
+      <w:proofErr w:type="spellEnd"/>
+      <w:r>
+        <w:t xml:space="preserve"> atau training (Indonesia/</w:t>
+      </w:r>
+      <w:proofErr w:type="spellStart"/>
+      <w:r>
+        <w:t>Inggris</w:t>
+      </w:r>
+      <w:proofErr w:type="spellEnd"/>
+      <w:r>
+        <w:t>)</w:t>
       </w:r>
     </w:p>
     <w:tbl>
@@ -5008,8 +6290,13 @@
               <w:jc w:val="center"/>
             </w:pPr>
             <w:r>
-              <w:t>Nama Pelatihan</w:t>
-            </w:r>
+              <w:t xml:space="preserve">Nama </w:t>
+            </w:r>
+            <w:proofErr w:type="spellStart"/>
+            <w:r>
+              <w:t>Pelatihan</w:t>
+            </w:r>
+            <w:proofErr w:type="spellEnd"/>
           </w:p>
         </w:tc>
         <w:tc>
@@ -5022,9 +6309,11 @@
               <w:ind w:left="142" w:hanging="284"/>
               <w:jc w:val="center"/>
             </w:pPr>
+            <w:proofErr w:type="spellStart"/>
             <w:r>
               <w:t>Penyelenggara</w:t>
             </w:r>
+            <w:proofErr w:type="spellEnd"/>
           </w:p>
         </w:tc>
         <w:tc>
@@ -5082,8 +6371,13 @@
               <w:pStyle w:val="ListParagraph"/>
               <w:ind w:left="142" w:firstLine="29"/>
             </w:pPr>
-            <w:r>
-              <w:t>SmartCamp 3.0</w:t>
+            <w:proofErr w:type="spellStart"/>
+            <w:r>
+              <w:t>SmartCamp</w:t>
+            </w:r>
+            <w:proofErr w:type="spellEnd"/>
+            <w:r>
+              <w:t xml:space="preserve"> 3.0</w:t>
             </w:r>
           </w:p>
         </w:tc>
@@ -5127,9 +6421,11 @@
               <w:ind w:left="142" w:hanging="284"/>
               <w:jc w:val="center"/>
             </w:pPr>
+            <w:proofErr w:type="spellStart"/>
             <w:r>
               <w:t>Terlampir</w:t>
             </w:r>
+            <w:proofErr w:type="spellEnd"/>
           </w:p>
         </w:tc>
       </w:tr>
@@ -5169,8 +6465,13 @@
               <w:jc w:val="center"/>
             </w:pPr>
             <w:r>
-              <w:t>Rohis Nurul ‘Ilmi FMIPA Unpad</w:t>
-            </w:r>
+              <w:t xml:space="preserve">Rohis Nurul ‘Ilmi FMIPA </w:t>
+            </w:r>
+            <w:proofErr w:type="spellStart"/>
+            <w:r>
+              <w:t>Unpad</w:t>
+            </w:r>
+            <w:proofErr w:type="spellEnd"/>
           </w:p>
         </w:tc>
         <w:tc>
@@ -5198,9 +6499,11 @@
               <w:ind w:left="142" w:hanging="284"/>
               <w:jc w:val="center"/>
             </w:pPr>
+            <w:proofErr w:type="spellStart"/>
             <w:r>
               <w:t>Terlampir</w:t>
             </w:r>
+            <w:proofErr w:type="spellEnd"/>
           </w:p>
         </w:tc>
       </w:tr>
@@ -5225,7 +6528,15 @@
               <w:ind w:left="142" w:firstLine="29"/>
             </w:pPr>
             <w:r>
-              <w:t>Workshop Komunikasi Gen-Z</w:t>
+              <w:t xml:space="preserve">Workshop </w:t>
+            </w:r>
+            <w:proofErr w:type="spellStart"/>
+            <w:r>
+              <w:t>Komunikasi</w:t>
+            </w:r>
+            <w:proofErr w:type="spellEnd"/>
+            <w:r>
+              <w:t xml:space="preserve"> Gen-Z</w:t>
             </w:r>
           </w:p>
         </w:tc>
@@ -5269,9 +6580,11 @@
               <w:ind w:left="142" w:hanging="284"/>
               <w:jc w:val="center"/>
             </w:pPr>
+            <w:proofErr w:type="spellStart"/>
             <w:r>
               <w:t>Terlampir</w:t>
             </w:r>
+            <w:proofErr w:type="spellEnd"/>
           </w:p>
         </w:tc>
       </w:tr>
@@ -5390,6 +6703,7 @@
         </w:tc>
       </w:tr>
     </w:tbl>
+    <w:p/>
     <w:p>
       <w:pPr>
         <w:pStyle w:val="ListParagraph"/>
@@ -5422,46 +6736,62 @@
       <w:r>
         <w:tab/>
       </w:r>
+      <w:r>
+        <w:tab/>
+      </w:r>
+      <w:proofErr w:type="spellStart"/>
+      <w:r>
+        <w:t>Jatinangor</w:t>
+      </w:r>
+      <w:proofErr w:type="spellEnd"/>
+      <w:r>
+        <w:t xml:space="preserve">, </w:t>
+      </w:r>
+      <w:r>
+        <w:t>21 Januari 2026</w:t>
+      </w:r>
     </w:p>
     <w:p>
       <w:pPr>
         <w:pStyle w:val="ListParagraph"/>
         <w:ind w:left="142" w:hanging="284"/>
       </w:pPr>
+      <w:r>
+        <w:tab/>
+      </w:r>
+      <w:r>
+        <w:tab/>
+      </w:r>
+      <w:r>
+        <w:tab/>
+      </w:r>
+      <w:r>
+        <w:tab/>
+      </w:r>
+      <w:r>
+        <w:tab/>
+      </w:r>
+      <w:r>
+        <w:tab/>
+      </w:r>
+      <w:r>
+        <w:tab/>
+      </w:r>
+      <w:r>
+        <w:tab/>
+        <w:t xml:space="preserve">Yang </w:t>
+      </w:r>
+      <w:proofErr w:type="spellStart"/>
+      <w:r>
+        <w:t>mengajukan</w:t>
+      </w:r>
+      <w:proofErr w:type="spellEnd"/>
     </w:p>
     <w:p>
       <w:pPr>
         <w:pStyle w:val="ListParagraph"/>
         <w:ind w:left="142" w:hanging="284"/>
       </w:pPr>
-      <w:r>
-        <w:tab/>
-      </w:r>
-      <w:r>
-        <w:tab/>
-      </w:r>
-      <w:r>
-        <w:tab/>
-      </w:r>
-      <w:r>
-        <w:tab/>
-      </w:r>
-      <w:r>
-        <w:tab/>
-      </w:r>
-      <w:r>
-        <w:tab/>
-      </w:r>
-      <w:r>
-        <w:tab/>
-      </w:r>
-      <w:r>
-        <w:tab/>
-        <w:t xml:space="preserve">Jatinangor, </w:t>
-      </w:r>
-      <w:r>
-        <w:t>21 Januari 2026</w:t>
-      </w:r>
     </w:p>
     <w:p>
       <w:pPr>
@@ -5486,76 +6816,45 @@
       <w:r>
         <w:tab/>
       </w:r>
-      <w:r>
-        <w:tab/>
-      </w:r>
-      <w:r>
-        <w:tab/>
-        <w:t>Yang mengajukan</w:t>
-      </w:r>
     </w:p>
     <w:p>
       <w:pPr>
         <w:pStyle w:val="ListParagraph"/>
         <w:ind w:left="142" w:hanging="284"/>
       </w:pPr>
+      <w:r>
+        <w:tab/>
+      </w:r>
+      <w:r>
+        <w:tab/>
+      </w:r>
+      <w:r>
+        <w:tab/>
+      </w:r>
+      <w:r>
+        <w:tab/>
+      </w:r>
+      <w:r>
+        <w:tab/>
+      </w:r>
+      <w:r>
+        <w:tab/>
+      </w:r>
+      <w:r>
+        <w:tab/>
+      </w:r>
+      <w:r>
+        <w:tab/>
+      </w:r>
+      <w:r>
+        <w:tab/>
+      </w:r>
     </w:p>
     <w:p>
       <w:pPr>
         <w:pStyle w:val="ListParagraph"/>
         <w:ind w:left="142" w:hanging="284"/>
       </w:pPr>
-      <w:r>
-        <w:tab/>
-      </w:r>
-      <w:r>
-        <w:tab/>
-      </w:r>
-      <w:r>
-        <w:tab/>
-      </w:r>
-      <w:r>
-        <w:tab/>
-      </w:r>
-      <w:r>
-        <w:tab/>
-      </w:r>
-      <w:r>
-        <w:tab/>
-      </w:r>
-    </w:p>
-    <w:p>
-      <w:pPr>
-        <w:pStyle w:val="ListParagraph"/>
-        <w:ind w:left="142" w:hanging="284"/>
-      </w:pPr>
-      <w:r>
-        <w:tab/>
-      </w:r>
-      <w:r>
-        <w:tab/>
-      </w:r>
-      <w:r>
-        <w:tab/>
-      </w:r>
-      <w:r>
-        <w:tab/>
-      </w:r>
-      <w:r>
-        <w:tab/>
-      </w:r>
-      <w:r>
-        <w:tab/>
-      </w:r>
-      <w:r>
-        <w:tab/>
-      </w:r>
-      <w:r>
-        <w:tab/>
-      </w:r>
-      <w:r>
-        <w:tab/>
-      </w:r>
     </w:p>
     <w:p>
       <w:pPr>
@@ -5804,15 +7103,33 @@
                       <w:sz w:val="22"/>
                       <w:szCs w:val="22"/>
                     </w:rPr>
-                    <w:t xml:space="preserve"> Km. 21 Jatinangor</w:t>
+                    <w:t xml:space="preserve"> Km. 21 </w:t>
                   </w:r>
+                  <w:proofErr w:type="spellStart"/>
                   <w:r>
                     <w:rPr>
                       <w:sz w:val="22"/>
                       <w:szCs w:val="22"/>
                     </w:rPr>
-                    <w:t>, Sumedang</w:t>
+                    <w:t>Jatinangor</w:t>
                   </w:r>
+                  <w:proofErr w:type="spellEnd"/>
+                  <w:r>
+                    <w:rPr>
+                      <w:sz w:val="22"/>
+                      <w:szCs w:val="22"/>
+                    </w:rPr>
+                    <w:t xml:space="preserve">, </w:t>
+                  </w:r>
+                  <w:proofErr w:type="spellStart"/>
+                  <w:r>
+                    <w:rPr>
+                      <w:sz w:val="22"/>
+                      <w:szCs w:val="22"/>
+                    </w:rPr>
+                    <w:t>Sumedang</w:t>
+                  </w:r>
+                  <w:proofErr w:type="spellEnd"/>
                   <w:r>
                     <w:rPr>
                       <w:sz w:val="22"/>
@@ -5858,7 +7175,7 @@
                 <w:noProof/>
               </w:rPr>
               <w:drawing>
-                <wp:anchor distT="0" distB="0" distL="114300" distR="114300" simplePos="0" relativeHeight="251742208" behindDoc="1" locked="0" layoutInCell="1" allowOverlap="1" wp14:anchorId="623F27C1" wp14:editId="5C9DEF8B">
+                <wp:anchor distT="0" distB="0" distL="114300" distR="114300" simplePos="0" relativeHeight="251742208" behindDoc="1" locked="0" layoutInCell="1" allowOverlap="1" wp14:anchorId="623F27C1" wp14:editId="00FEC446">
                   <wp:simplePos x="0" y="0"/>
                   <wp:positionH relativeFrom="column">
                     <wp:posOffset>-42545</wp:posOffset>
@@ -5980,7 +7297,73 @@
           <w:sz w:val="22"/>
           <w:szCs w:val="22"/>
         </w:rPr>
-        <w:t>(Diisi dengan huruf cetak/jelas)</w:t>
+        <w:t>(</w:t>
+      </w:r>
+      <w:proofErr w:type="spellStart"/>
+      <w:r>
+        <w:rPr>
+          <w:rFonts w:ascii="Arial" w:hAnsi="Arial" w:cs="Arial"/>
+          <w:b/>
+          <w:bCs/>
+          <w:sz w:val="22"/>
+          <w:szCs w:val="22"/>
+        </w:rPr>
+        <w:t>Diisi</w:t>
+      </w:r>
+      <w:proofErr w:type="spellEnd"/>
+      <w:r>
+        <w:rPr>
+          <w:rFonts w:ascii="Arial" w:hAnsi="Arial" w:cs="Arial"/>
+          <w:b/>
+          <w:bCs/>
+          <w:sz w:val="22"/>
+          <w:szCs w:val="22"/>
+        </w:rPr>
+        <w:t xml:space="preserve"> dengan </w:t>
+      </w:r>
+      <w:proofErr w:type="spellStart"/>
+      <w:r>
+        <w:rPr>
+          <w:rFonts w:ascii="Arial" w:hAnsi="Arial" w:cs="Arial"/>
+          <w:b/>
+          <w:bCs/>
+          <w:sz w:val="22"/>
+          <w:szCs w:val="22"/>
+        </w:rPr>
+        <w:t>huruf</w:t>
+      </w:r>
+      <w:proofErr w:type="spellEnd"/>
+      <w:r>
+        <w:rPr>
+          <w:rFonts w:ascii="Arial" w:hAnsi="Arial" w:cs="Arial"/>
+          <w:b/>
+          <w:bCs/>
+          <w:sz w:val="22"/>
+          <w:szCs w:val="22"/>
+        </w:rPr>
+        <w:t xml:space="preserve"> </w:t>
+      </w:r>
+      <w:proofErr w:type="spellStart"/>
+      <w:r>
+        <w:rPr>
+          <w:rFonts w:ascii="Arial" w:hAnsi="Arial" w:cs="Arial"/>
+          <w:b/>
+          <w:bCs/>
+          <w:sz w:val="22"/>
+          <w:szCs w:val="22"/>
+        </w:rPr>
+        <w:t>cetak</w:t>
+      </w:r>
+      <w:proofErr w:type="spellEnd"/>
+      <w:r>
+        <w:rPr>
+          <w:rFonts w:ascii="Arial" w:hAnsi="Arial" w:cs="Arial"/>
+          <w:b/>
+          <w:bCs/>
+          <w:sz w:val="22"/>
+          <w:szCs w:val="22"/>
+        </w:rPr>
+        <w:t>/jelas)</w:t>
       </w:r>
     </w:p>
     <w:p>
@@ -6031,7 +7414,33 @@
           <w:sz w:val="20"/>
           <w:szCs w:val="20"/>
         </w:rPr>
-        <w:t xml:space="preserve"> …………………………</w:t>
+        <w:t xml:space="preserve"> 10 </w:t>
+      </w:r>
+      <w:proofErr w:type="spellStart"/>
+      <w:r>
+        <w:rPr>
+          <w:rFonts w:ascii="Arial" w:hAnsi="Arial" w:cs="Arial"/>
+          <w:sz w:val="20"/>
+          <w:szCs w:val="20"/>
+        </w:rPr>
+        <w:t>Februari</w:t>
+      </w:r>
+      <w:proofErr w:type="spellEnd"/>
+      <w:r>
+        <w:rPr>
+          <w:rFonts w:ascii="Arial" w:hAnsi="Arial" w:cs="Arial"/>
+          <w:sz w:val="20"/>
+          <w:szCs w:val="20"/>
+        </w:rPr>
+        <w:t xml:space="preserve"> </w:t>
+      </w:r>
+      <w:r>
+        <w:rPr>
+          <w:rFonts w:ascii="Arial" w:hAnsi="Arial" w:cs="Arial"/>
+          <w:sz w:val="20"/>
+          <w:szCs w:val="20"/>
+        </w:rPr>
+        <w:t>2026</w:t>
       </w:r>
     </w:p>
     <w:p>
@@ -6056,8 +7465,18 @@
           <w:sz w:val="20"/>
           <w:szCs w:val="20"/>
         </w:rPr>
-        <w:t>Nama Lengap</w:t>
-      </w:r>
+        <w:t xml:space="preserve">Nama </w:t>
+      </w:r>
+      <w:proofErr w:type="spellStart"/>
+      <w:r>
+        <w:rPr>
+          <w:rFonts w:ascii="Arial" w:hAnsi="Arial" w:cs="Arial"/>
+          <w:sz w:val="20"/>
+          <w:szCs w:val="20"/>
+        </w:rPr>
+        <w:t>Lengap</w:t>
+      </w:r>
+      <w:proofErr w:type="spellEnd"/>
       <w:r>
         <w:rPr>
           <w:rFonts w:ascii="Arial" w:hAnsi="Arial" w:cs="Arial"/>
@@ -6097,15 +7516,7 @@
           <w:sz w:val="20"/>
           <w:szCs w:val="20"/>
         </w:rPr>
-        <w:t>W</w:t>
-      </w:r>
-      <w:r>
-        <w:rPr>
-          <w:rFonts w:ascii="Arial" w:hAnsi="Arial" w:cs="Arial"/>
-          <w:sz w:val="20"/>
-          <w:szCs w:val="20"/>
-        </w:rPr>
-        <w:t>AFA TSABITA</w:t>
+        <w:t>Wafa Tsabita</w:t>
       </w:r>
     </w:p>
     <w:p>
@@ -6130,28 +7541,51 @@
           <w:sz w:val="20"/>
           <w:szCs w:val="20"/>
         </w:rPr>
-        <w:t>(sesuai dengan Ijazah SMU) Akta Lahir)</w:t>
-      </w:r>
-    </w:p>
-    <w:p>
-      <w:pPr>
-        <w:pStyle w:val="ListParagraph"/>
-        <w:spacing w:before="120" w:after="100" w:afterAutospacing="1"/>
-        <w:ind w:left="-142"/>
-        <w:jc w:val="both"/>
-        <w:rPr>
-          <w:rFonts w:ascii="Arial" w:hAnsi="Arial" w:cs="Arial"/>
-          <w:sz w:val="20"/>
-          <w:szCs w:val="20"/>
-        </w:rPr>
-      </w:pPr>
-      <w:r>
-        <w:rPr>
-          <w:rFonts w:ascii="Arial" w:hAnsi="Arial" w:cs="Arial"/>
-          <w:sz w:val="20"/>
-          <w:szCs w:val="20"/>
-        </w:rPr>
-        <w:t>Tempat, Tanggal Lahir</w:t>
+        <w:t>(</w:t>
+      </w:r>
+      <w:proofErr w:type="spellStart"/>
+      <w:r>
+        <w:rPr>
+          <w:rFonts w:ascii="Arial" w:hAnsi="Arial" w:cs="Arial"/>
+          <w:i/>
+          <w:iCs/>
+          <w:sz w:val="20"/>
+          <w:szCs w:val="20"/>
+        </w:rPr>
+        <w:t>sesuai</w:t>
+      </w:r>
+      <w:proofErr w:type="spellEnd"/>
+      <w:r>
+        <w:rPr>
+          <w:rFonts w:ascii="Arial" w:hAnsi="Arial" w:cs="Arial"/>
+          <w:i/>
+          <w:iCs/>
+          <w:sz w:val="20"/>
+          <w:szCs w:val="20"/>
+        </w:rPr>
+        <w:t xml:space="preserve"> dengan Ijazah SMU) </w:t>
+      </w:r>
+      <w:proofErr w:type="spellStart"/>
+      <w:r>
+        <w:rPr>
+          <w:rFonts w:ascii="Arial" w:hAnsi="Arial" w:cs="Arial"/>
+          <w:i/>
+          <w:iCs/>
+          <w:sz w:val="20"/>
+          <w:szCs w:val="20"/>
+        </w:rPr>
+        <w:t>Akta</w:t>
+      </w:r>
+      <w:proofErr w:type="spellEnd"/>
+      <w:r>
+        <w:rPr>
+          <w:rFonts w:ascii="Arial" w:hAnsi="Arial" w:cs="Arial"/>
+          <w:i/>
+          <w:iCs/>
+          <w:sz w:val="20"/>
+          <w:szCs w:val="20"/>
+        </w:rPr>
+        <w:t xml:space="preserve"> Lahir)</w:t>
       </w:r>
     </w:p>
     <w:p>
@@ -6161,7 +7595,6 @@
           <w:ilvl w:val="0"/>
           <w:numId w:val="5"/>
         </w:numPr>
-        <w:spacing w:before="120" w:after="100" w:afterAutospacing="1"/>
         <w:ind w:left="-142" w:hanging="284"/>
         <w:jc w:val="both"/>
         <w:rPr>
@@ -6173,13 +7606,81 @@
       <w:r>
         <w:rPr>
           <w:rFonts w:ascii="Arial" w:hAnsi="Arial" w:cs="Arial"/>
+          <w:sz w:val="20"/>
+          <w:szCs w:val="20"/>
+        </w:rPr>
+        <w:t>Tempat, Tanggal Lahir</w:t>
+      </w:r>
+      <w:r>
+        <w:rPr>
+          <w:rFonts w:ascii="Arial" w:hAnsi="Arial" w:cs="Arial"/>
+          <w:sz w:val="20"/>
+          <w:szCs w:val="20"/>
+        </w:rPr>
+        <w:tab/>
+      </w:r>
+      <w:r>
+        <w:rPr>
+          <w:rFonts w:ascii="Arial" w:hAnsi="Arial" w:cs="Arial"/>
+          <w:sz w:val="20"/>
+          <w:szCs w:val="20"/>
+        </w:rPr>
+        <w:tab/>
+      </w:r>
+      <w:r>
+        <w:rPr>
+          <w:rFonts w:ascii="Arial" w:hAnsi="Arial" w:cs="Arial"/>
+          <w:sz w:val="20"/>
+          <w:szCs w:val="20"/>
+        </w:rPr>
+        <w:tab/>
+      </w:r>
+      <w:r>
+        <w:rPr>
+          <w:rFonts w:ascii="Arial" w:hAnsi="Arial" w:cs="Arial"/>
+          <w:sz w:val="20"/>
+          <w:szCs w:val="20"/>
+        </w:rPr>
+        <w:t>: Newcastle Upon Tyne, 28 Agustus 2003</w:t>
+      </w:r>
+      <w:r>
+        <w:rPr>
+          <w:rFonts w:ascii="Arial" w:hAnsi="Arial" w:cs="Arial"/>
+          <w:sz w:val="20"/>
+          <w:szCs w:val="20"/>
+        </w:rPr>
+        <w:tab/>
+      </w:r>
+      <w:r>
+        <w:rPr>
+          <w:rFonts w:ascii="Arial" w:hAnsi="Arial" w:cs="Arial"/>
+          <w:sz w:val="20"/>
+          <w:szCs w:val="20"/>
+        </w:rPr>
+        <w:tab/>
+      </w:r>
+    </w:p>
+    <w:p>
+      <w:pPr>
+        <w:ind w:left="-142"/>
+        <w:jc w:val="both"/>
+        <w:rPr>
+          <w:rFonts w:ascii="Arial" w:hAnsi="Arial" w:cs="Arial"/>
+          <w:sz w:val="20"/>
+          <w:szCs w:val="20"/>
+        </w:rPr>
+      </w:pPr>
+      <w:r>
+        <w:rPr>
+          <w:rFonts w:ascii="Arial" w:hAnsi="Arial" w:cs="Arial"/>
           <w:i/>
           <w:iCs/>
           <w:sz w:val="20"/>
           <w:szCs w:val="20"/>
         </w:rPr>
-        <w:t>(Kabupaten/Kota, (sesuai dengan</w:t>
-      </w:r>
+        <w:t>(</w:t>
+      </w:r>
+      <w:proofErr w:type="spellStart"/>
       <w:r>
         <w:rPr>
           <w:rFonts w:ascii="Arial" w:hAnsi="Arial" w:cs="Arial"/>
@@ -6188,8 +7689,9 @@
           <w:sz w:val="20"/>
           <w:szCs w:val="20"/>
         </w:rPr>
-        <w:tab/>
-      </w:r>
+        <w:t>Kabupaten</w:t>
+      </w:r>
+      <w:proofErr w:type="spellEnd"/>
       <w:r>
         <w:rPr>
           <w:rFonts w:ascii="Arial" w:hAnsi="Arial" w:cs="Arial"/>
@@ -6198,29 +7700,55 @@
           <w:sz w:val="20"/>
           <w:szCs w:val="20"/>
         </w:rPr>
-        <w:tab/>
-      </w:r>
-      <w:r>
-        <w:rPr>
-          <w:rFonts w:ascii="Arial" w:hAnsi="Arial" w:cs="Arial"/>
-          <w:sz w:val="20"/>
-          <w:szCs w:val="20"/>
-        </w:rPr>
-        <w:t xml:space="preserve">: </w:t>
-      </w:r>
-      <w:r>
-        <w:rPr>
-          <w:rFonts w:ascii="Arial" w:hAnsi="Arial" w:cs="Arial"/>
-          <w:sz w:val="20"/>
-          <w:szCs w:val="20"/>
-        </w:rPr>
-        <w:t>NEWCASTLE UPON TYNE</w:t>
+        <w:t>/Kota, (</w:t>
+      </w:r>
+      <w:proofErr w:type="spellStart"/>
+      <w:r>
+        <w:rPr>
+          <w:rFonts w:ascii="Arial" w:hAnsi="Arial" w:cs="Arial"/>
+          <w:i/>
+          <w:iCs/>
+          <w:sz w:val="20"/>
+          <w:szCs w:val="20"/>
+        </w:rPr>
+        <w:t>sesuai</w:t>
+      </w:r>
+      <w:proofErr w:type="spellEnd"/>
+      <w:r>
+        <w:rPr>
+          <w:rFonts w:ascii="Arial" w:hAnsi="Arial" w:cs="Arial"/>
+          <w:i/>
+          <w:iCs/>
+          <w:sz w:val="20"/>
+          <w:szCs w:val="20"/>
+        </w:rPr>
+        <w:t xml:space="preserve"> dengan</w:t>
+      </w:r>
+      <w:r>
+        <w:rPr>
+          <w:rFonts w:ascii="Arial" w:hAnsi="Arial" w:cs="Arial"/>
+          <w:i/>
+          <w:iCs/>
+          <w:sz w:val="20"/>
+          <w:szCs w:val="20"/>
+        </w:rPr>
+        <w:tab/>
+      </w:r>
+      <w:r>
+        <w:rPr>
+          <w:rFonts w:ascii="Arial" w:hAnsi="Arial" w:cs="Arial"/>
+          <w:i/>
+          <w:iCs/>
+          <w:sz w:val="20"/>
+          <w:szCs w:val="20"/>
+        </w:rPr>
+        <w:tab/>
       </w:r>
     </w:p>
     <w:p>
       <w:pPr>
         <w:pStyle w:val="ListParagraph"/>
-        <w:spacing w:before="120" w:after="100" w:afterAutospacing="1"/>
+        <w:spacing w:after="100" w:afterAutospacing="1"/>
         <w:ind w:left="-142"/>
         <w:jc w:val="both"/>
         <w:rPr>
@@ -6239,7 +7767,51 @@
           <w:sz w:val="20"/>
           <w:szCs w:val="20"/>
         </w:rPr>
-        <w:t>Ijazah SMU/Akte Kelahiran)</w:t>
+        <w:t>Ijazah SMU/</w:t>
+      </w:r>
+      <w:proofErr w:type="spellStart"/>
+      <w:r>
+        <w:rPr>
+          <w:rFonts w:ascii="Arial" w:hAnsi="Arial" w:cs="Arial"/>
+          <w:i/>
+          <w:iCs/>
+          <w:sz w:val="20"/>
+          <w:szCs w:val="20"/>
+        </w:rPr>
+        <w:t>Akte</w:t>
+      </w:r>
+      <w:proofErr w:type="spellEnd"/>
+      <w:r>
+        <w:rPr>
+          <w:rFonts w:ascii="Arial" w:hAnsi="Arial" w:cs="Arial"/>
+          <w:i/>
+          <w:iCs/>
+          <w:sz w:val="20"/>
+          <w:szCs w:val="20"/>
+        </w:rPr>
+        <w:t xml:space="preserve"> </w:t>
+      </w:r>
+      <w:proofErr w:type="spellStart"/>
+      <w:r>
+        <w:rPr>
+          <w:rFonts w:ascii="Arial" w:hAnsi="Arial" w:cs="Arial"/>
+          <w:i/>
+          <w:iCs/>
+          <w:sz w:val="20"/>
+          <w:szCs w:val="20"/>
+        </w:rPr>
+        <w:t>Kelahiran</w:t>
+      </w:r>
+      <w:proofErr w:type="spellEnd"/>
+      <w:r>
+        <w:rPr>
+          <w:rFonts w:ascii="Arial" w:hAnsi="Arial" w:cs="Arial"/>
+          <w:i/>
+          <w:iCs/>
+          <w:sz w:val="20"/>
+          <w:szCs w:val="20"/>
+        </w:rPr>
+        <w:t>)</w:t>
       </w:r>
     </w:p>
     <w:p>
@@ -6371,17 +7943,332 @@
           <w:sz w:val="20"/>
           <w:szCs w:val="20"/>
         </w:rPr>
-        <w:t>T</w:t>
-      </w:r>
-      <w:r>
-        <w:rPr>
-          <w:rFonts w:ascii="Arial" w:hAnsi="Arial" w:cs="Arial"/>
-          <w:sz w:val="20"/>
-          <w:szCs w:val="20"/>
-        </w:rPr>
-        <w:t>EKNIK INFORMATIKA</w:t>
-      </w:r>
-    </w:p>
+        <w:t xml:space="preserve">Teknik </w:t>
+      </w:r>
+      <w:proofErr w:type="spellStart"/>
+      <w:r>
+        <w:rPr>
+          <w:rFonts w:ascii="Arial" w:hAnsi="Arial" w:cs="Arial"/>
+          <w:sz w:val="20"/>
+          <w:szCs w:val="20"/>
+        </w:rPr>
+        <w:t>Informatika</w:t>
+      </w:r>
+      <w:proofErr w:type="spellEnd"/>
+    </w:p>
+    <w:p>
+      <w:pPr>
+        <w:pStyle w:val="ListParagraph"/>
+        <w:numPr>
+          <w:ilvl w:val="0"/>
+          <w:numId w:val="5"/>
+        </w:numPr>
+        <w:spacing w:before="120" w:line="360" w:lineRule="auto"/>
+        <w:ind w:left="-142" w:hanging="284"/>
+        <w:jc w:val="both"/>
+        <w:rPr>
+          <w:rFonts w:ascii="Arial" w:hAnsi="Arial" w:cs="Arial"/>
+          <w:sz w:val="20"/>
+          <w:szCs w:val="20"/>
+        </w:rPr>
+      </w:pPr>
+      <w:proofErr w:type="spellStart"/>
+      <w:r>
+        <w:rPr>
+          <w:rFonts w:ascii="Arial" w:hAnsi="Arial" w:cs="Arial"/>
+          <w:sz w:val="20"/>
+          <w:szCs w:val="20"/>
+        </w:rPr>
+        <w:t>Herregistrasi</w:t>
+      </w:r>
+      <w:proofErr w:type="spellEnd"/>
+      <w:r>
+        <w:rPr>
+          <w:rFonts w:ascii="Arial" w:hAnsi="Arial" w:cs="Arial"/>
+          <w:sz w:val="20"/>
+          <w:szCs w:val="20"/>
+        </w:rPr>
+        <w:t xml:space="preserve"> terakhir</w:t>
+      </w:r>
+      <w:r>
+        <w:rPr>
+          <w:rFonts w:ascii="Arial" w:hAnsi="Arial" w:cs="Arial"/>
+          <w:sz w:val="20"/>
+          <w:szCs w:val="20"/>
+        </w:rPr>
+        <w:tab/>
+      </w:r>
+      <w:r>
+        <w:rPr>
+          <w:rFonts w:ascii="Arial" w:hAnsi="Arial" w:cs="Arial"/>
+          <w:sz w:val="20"/>
+          <w:szCs w:val="20"/>
+        </w:rPr>
+        <w:tab/>
+      </w:r>
+      <w:r>
+        <w:rPr>
+          <w:rFonts w:ascii="Arial" w:hAnsi="Arial" w:cs="Arial"/>
+          <w:sz w:val="20"/>
+          <w:szCs w:val="20"/>
+        </w:rPr>
+        <w:tab/>
+        <w:t xml:space="preserve">: </w:t>
+      </w:r>
+      <w:r>
+        <w:rPr>
+          <w:rFonts w:ascii="Arial" w:hAnsi="Arial" w:cs="Arial"/>
+          <w:sz w:val="20"/>
+          <w:szCs w:val="20"/>
+        </w:rPr>
+        <w:t>Semester</w:t>
+      </w:r>
+      <w:r>
+        <w:rPr>
+          <w:rFonts w:ascii="Arial" w:hAnsi="Arial" w:cs="Arial"/>
+          <w:sz w:val="20"/>
+          <w:szCs w:val="20"/>
+        </w:rPr>
+        <w:t xml:space="preserve"> </w:t>
+      </w:r>
+      <w:r>
+        <w:rPr>
+          <w:rFonts w:ascii="Arial" w:hAnsi="Arial" w:cs="Arial"/>
+          <w:sz w:val="20"/>
+          <w:szCs w:val="20"/>
+        </w:rPr>
+        <w:t>11</w:t>
+      </w:r>
+      <w:r>
+        <w:rPr>
+          <w:rFonts w:ascii="Arial" w:hAnsi="Arial" w:cs="Arial"/>
+          <w:sz w:val="20"/>
+          <w:szCs w:val="20"/>
+        </w:rPr>
+        <w:tab/>
+      </w:r>
+      <w:r>
+        <w:rPr>
+          <w:rFonts w:ascii="Arial" w:hAnsi="Arial" w:cs="Arial"/>
+          <w:sz w:val="20"/>
+          <w:szCs w:val="20"/>
+        </w:rPr>
+        <w:tab/>
+      </w:r>
+      <w:r>
+        <w:rPr>
+          <w:rFonts w:ascii="Arial" w:hAnsi="Arial" w:cs="Arial"/>
+          <w:sz w:val="20"/>
+          <w:szCs w:val="20"/>
+        </w:rPr>
+        <w:tab/>
+      </w:r>
+      <w:r>
+        <w:rPr>
+          <w:rFonts w:ascii="Arial" w:hAnsi="Arial" w:cs="Arial"/>
+          <w:sz w:val="20"/>
+          <w:szCs w:val="20"/>
+        </w:rPr>
+        <w:tab/>
+      </w:r>
+      <w:r>
+        <w:rPr>
+          <w:rFonts w:ascii="Arial" w:hAnsi="Arial" w:cs="Arial"/>
+          <w:sz w:val="20"/>
+          <w:szCs w:val="20"/>
+        </w:rPr>
+        <w:tab/>
+      </w:r>
+      <w:r>
+        <w:rPr>
+          <w:rFonts w:ascii="Arial" w:hAnsi="Arial" w:cs="Arial"/>
+          <w:sz w:val="20"/>
+          <w:szCs w:val="20"/>
+        </w:rPr>
+        <w:t>t</w:t>
+      </w:r>
+      <w:r>
+        <w:rPr>
+          <w:rFonts w:ascii="Arial" w:hAnsi="Arial" w:cs="Arial"/>
+          <w:sz w:val="20"/>
+          <w:szCs w:val="20"/>
+        </w:rPr>
+        <w:t xml:space="preserve">ahun </w:t>
+      </w:r>
+      <w:r>
+        <w:rPr>
+          <w:rFonts w:ascii="Arial" w:hAnsi="Arial" w:cs="Arial"/>
+          <w:sz w:val="20"/>
+          <w:szCs w:val="20"/>
+        </w:rPr>
+        <w:t>2025</w:t>
+      </w:r>
+      <w:r>
+        <w:rPr>
+          <w:rFonts w:ascii="Arial" w:hAnsi="Arial" w:cs="Arial"/>
+          <w:sz w:val="20"/>
+          <w:szCs w:val="20"/>
+        </w:rPr>
+        <w:t xml:space="preserve"> /</w:t>
+      </w:r>
+      <w:r>
+        <w:rPr>
+          <w:rFonts w:ascii="Arial" w:hAnsi="Arial" w:cs="Arial"/>
+          <w:sz w:val="20"/>
+          <w:szCs w:val="20"/>
+        </w:rPr>
+        <w:t xml:space="preserve"> 2026</w:t>
+      </w:r>
+    </w:p>
+    <w:tbl>
+      <w:tblPr>
+        <w:tblStyle w:val="TableGrid"/>
+        <w:tblW w:w="0" w:type="auto"/>
+        <w:tblInd w:w="-426" w:type="dxa"/>
+        <w:tblBorders>
+          <w:top w:val="none" w:sz="0" w:space="0" w:color="auto"/>
+          <w:left w:val="none" w:sz="0" w:space="0" w:color="auto"/>
+          <w:bottom w:val="none" w:sz="0" w:space="0" w:color="auto"/>
+          <w:right w:val="none" w:sz="0" w:space="0" w:color="auto"/>
+          <w:insideH w:val="none" w:sz="0" w:space="0" w:color="auto"/>
+          <w:insideV w:val="none" w:sz="0" w:space="0" w:color="auto"/>
+        </w:tblBorders>
+        <w:tblLayout w:type="fixed"/>
+        <w:tblLook w:val="04A0" w:firstRow="1" w:lastRow="0" w:firstColumn="1" w:lastColumn="0" w:noHBand="0" w:noVBand="1"/>
+      </w:tblPr>
+      <w:tblGrid>
+        <w:gridCol w:w="3823"/>
+        <w:gridCol w:w="284"/>
+        <w:gridCol w:w="5958"/>
+      </w:tblGrid>
+      <w:tr>
+        <w:trPr>
+          <w:trHeight w:val="227"/>
+        </w:trPr>
+        <w:tc>
+          <w:tcPr>
+            <w:tcW w:w="3823" w:type="dxa"/>
+          </w:tcPr>
+          <w:p>
+            <w:pPr>
+              <w:pStyle w:val="BodyText"/>
+              <w:numPr>
+                <w:ilvl w:val="0"/>
+                <w:numId w:val="5"/>
+              </w:numPr>
+              <w:ind w:left="177" w:hanging="284"/>
+              <w:rPr>
+                <w:rFonts w:asciiTheme="minorBidi" w:hAnsiTheme="minorBidi" w:cstheme="minorBidi"/>
+                <w:sz w:val="20"/>
+                <w:szCs w:val="20"/>
+              </w:rPr>
+            </w:pPr>
+            <w:r>
+              <w:rPr>
+                <w:rFonts w:asciiTheme="minorBidi" w:hAnsiTheme="minorBidi" w:cstheme="minorBidi"/>
+                <w:sz w:val="20"/>
+                <w:szCs w:val="20"/>
+              </w:rPr>
+              <w:t>Alamat lengkap</w:t>
+            </w:r>
+          </w:p>
+        </w:tc>
+        <w:tc>
+          <w:tcPr>
+            <w:tcW w:w="284" w:type="dxa"/>
+          </w:tcPr>
+          <w:p>
+            <w:pPr>
+              <w:pStyle w:val="BodyText"/>
+              <w:ind w:left="75"/>
+              <w:jc w:val="right"/>
+              <w:rPr>
+                <w:rFonts w:asciiTheme="minorBidi" w:hAnsiTheme="minorBidi" w:cstheme="minorBidi"/>
+                <w:sz w:val="20"/>
+                <w:szCs w:val="20"/>
+              </w:rPr>
+            </w:pPr>
+            <w:r>
+              <w:rPr>
+                <w:rFonts w:asciiTheme="minorBidi" w:hAnsiTheme="minorBidi" w:cstheme="minorBidi"/>
+                <w:sz w:val="20"/>
+                <w:szCs w:val="20"/>
+              </w:rPr>
+              <w:t>:</w:t>
+            </w:r>
+          </w:p>
+        </w:tc>
+        <w:tc>
+          <w:tcPr>
+            <w:tcW w:w="5958" w:type="dxa"/>
+            <w:vAlign w:val="center"/>
+          </w:tcPr>
+          <w:p>
+            <w:pPr>
+              <w:pStyle w:val="BodyText"/>
+              <w:spacing w:line="360" w:lineRule="auto"/>
+              <w:ind w:left="-104"/>
+              <w:jc w:val="both"/>
+              <w:rPr>
+                <w:rFonts w:asciiTheme="minorBidi" w:hAnsiTheme="minorBidi" w:cstheme="minorBidi"/>
+                <w:sz w:val="20"/>
+                <w:szCs w:val="20"/>
+              </w:rPr>
+            </w:pPr>
+            <w:r>
+              <w:rPr>
+                <w:rFonts w:asciiTheme="minorBidi" w:hAnsiTheme="minorBidi" w:cstheme="minorBidi"/>
+                <w:sz w:val="20"/>
+                <w:szCs w:val="20"/>
+              </w:rPr>
+              <w:t>Griya Taman Lestari C5 no. 3, RT 02 RW 05, Desa Gudang, Kecamatan Tanjungsari,</w:t>
+            </w:r>
+            <w:r>
+              <w:rPr>
+                <w:rFonts w:asciiTheme="minorBidi" w:hAnsiTheme="minorBidi" w:cstheme="minorBidi"/>
+                <w:sz w:val="20"/>
+                <w:szCs w:val="20"/>
+              </w:rPr>
+              <w:t xml:space="preserve"> </w:t>
+            </w:r>
+            <w:r>
+              <w:rPr>
+                <w:rFonts w:asciiTheme="minorBidi" w:hAnsiTheme="minorBidi" w:cstheme="minorBidi"/>
+                <w:sz w:val="20"/>
+                <w:szCs w:val="20"/>
+              </w:rPr>
+              <w:t xml:space="preserve">Sumedang </w:t>
+            </w:r>
+            <w:r>
+              <w:rPr>
+                <w:rFonts w:asciiTheme="minorBidi" w:hAnsiTheme="minorBidi" w:cstheme="minorBidi"/>
+                <w:sz w:val="20"/>
+                <w:szCs w:val="20"/>
+              </w:rPr>
+              <w:t xml:space="preserve">         </w:t>
+            </w:r>
+            <w:proofErr w:type="spellStart"/>
+            <w:r>
+              <w:rPr>
+                <w:rFonts w:asciiTheme="minorBidi" w:hAnsiTheme="minorBidi" w:cstheme="minorBidi"/>
+                <w:sz w:val="20"/>
+                <w:szCs w:val="20"/>
+              </w:rPr>
+              <w:t>Telp</w:t>
+            </w:r>
+            <w:proofErr w:type="spellEnd"/>
+            <w:r>
+              <w:rPr>
+                <w:rFonts w:asciiTheme="minorBidi" w:hAnsiTheme="minorBidi" w:cstheme="minorBidi"/>
+                <w:sz w:val="20"/>
+                <w:szCs w:val="20"/>
+              </w:rPr>
+              <w:t>./HP 087738474424</w:t>
+            </w:r>
+          </w:p>
+        </w:tc>
+      </w:tr>
+    </w:tbl>
     <w:p>
       <w:pPr>
         <w:pStyle w:val="ListParagraph"/>
@@ -6398,37 +8285,54 @@
           <w:szCs w:val="20"/>
         </w:rPr>
       </w:pPr>
-      <w:r>
-        <w:rPr>
-          <w:rFonts w:ascii="Arial" w:hAnsi="Arial" w:cs="Arial"/>
-          <w:sz w:val="20"/>
-          <w:szCs w:val="20"/>
-        </w:rPr>
-        <w:t>Herregistrasi terakhir</w:t>
-      </w:r>
-      <w:r>
-        <w:rPr>
-          <w:rFonts w:ascii="Arial" w:hAnsi="Arial" w:cs="Arial"/>
-          <w:sz w:val="20"/>
-          <w:szCs w:val="20"/>
-        </w:rPr>
-        <w:tab/>
-      </w:r>
-      <w:r>
-        <w:rPr>
-          <w:rFonts w:ascii="Arial" w:hAnsi="Arial" w:cs="Arial"/>
-          <w:sz w:val="20"/>
-          <w:szCs w:val="20"/>
-        </w:rPr>
-        <w:tab/>
-      </w:r>
-      <w:r>
-        <w:rPr>
-          <w:rFonts w:ascii="Arial" w:hAnsi="Arial" w:cs="Arial"/>
-          <w:sz w:val="20"/>
-          <w:szCs w:val="20"/>
-        </w:rPr>
-        <w:tab/>
+      <w:proofErr w:type="spellStart"/>
+      <w:r>
+        <w:rPr>
+          <w:rFonts w:ascii="Arial" w:hAnsi="Arial" w:cs="Arial"/>
+          <w:sz w:val="20"/>
+          <w:szCs w:val="20"/>
+        </w:rPr>
+        <w:t>Tgl</w:t>
+      </w:r>
+      <w:proofErr w:type="spellEnd"/>
+      <w:r>
+        <w:rPr>
+          <w:rFonts w:ascii="Arial" w:hAnsi="Arial" w:cs="Arial"/>
+          <w:sz w:val="20"/>
+          <w:szCs w:val="20"/>
+        </w:rPr>
+        <w:t>. Mulai TA/Laporan</w:t>
+      </w:r>
+      <w:r>
+        <w:rPr>
+          <w:rFonts w:ascii="Arial" w:hAnsi="Arial" w:cs="Arial"/>
+          <w:sz w:val="20"/>
+          <w:szCs w:val="20"/>
+        </w:rPr>
+        <w:tab/>
+      </w:r>
+      <w:r>
+        <w:rPr>
+          <w:rFonts w:ascii="Arial" w:hAnsi="Arial" w:cs="Arial"/>
+          <w:sz w:val="20"/>
+          <w:szCs w:val="20"/>
+        </w:rPr>
+        <w:tab/>
+      </w:r>
+      <w:r>
+        <w:rPr>
+          <w:rFonts w:ascii="Arial" w:hAnsi="Arial" w:cs="Arial"/>
+          <w:sz w:val="20"/>
+          <w:szCs w:val="20"/>
+        </w:rPr>
+        <w:tab/>
+      </w:r>
+      <w:r>
+        <w:rPr>
+          <w:rFonts w:ascii="Arial" w:hAnsi="Arial" w:cs="Arial"/>
+          <w:sz w:val="20"/>
+          <w:szCs w:val="20"/>
+        </w:rPr>
         <w:t xml:space="preserve">: </w:t>
       </w:r>
       <w:r>
@@ -6437,103 +8341,131 @@
           <w:sz w:val="20"/>
           <w:szCs w:val="20"/>
         </w:rPr>
-        <w:t>Semester</w:t>
-      </w:r>
-      <w:r>
-        <w:rPr>
-          <w:rFonts w:ascii="Arial" w:hAnsi="Arial" w:cs="Arial"/>
-          <w:sz w:val="20"/>
-          <w:szCs w:val="20"/>
-        </w:rPr>
-        <w:t xml:space="preserve"> </w:t>
-      </w:r>
-      <w:r>
-        <w:rPr>
-          <w:rFonts w:ascii="Arial" w:hAnsi="Arial" w:cs="Arial"/>
-          <w:sz w:val="20"/>
-          <w:szCs w:val="20"/>
-        </w:rPr>
-        <w:t>11</w:t>
-      </w:r>
-      <w:r>
-        <w:rPr>
-          <w:rFonts w:ascii="Arial" w:hAnsi="Arial" w:cs="Arial"/>
-          <w:sz w:val="20"/>
-          <w:szCs w:val="20"/>
-        </w:rPr>
-        <w:tab/>
-      </w:r>
-      <w:r>
-        <w:rPr>
-          <w:rFonts w:ascii="Arial" w:hAnsi="Arial" w:cs="Arial"/>
-          <w:sz w:val="20"/>
-          <w:szCs w:val="20"/>
-        </w:rPr>
-        <w:tab/>
-      </w:r>
-      <w:r>
-        <w:rPr>
-          <w:rFonts w:ascii="Arial" w:hAnsi="Arial" w:cs="Arial"/>
-          <w:sz w:val="20"/>
-          <w:szCs w:val="20"/>
-        </w:rPr>
-        <w:tab/>
-      </w:r>
-      <w:r>
-        <w:rPr>
-          <w:rFonts w:ascii="Arial" w:hAnsi="Arial" w:cs="Arial"/>
-          <w:sz w:val="20"/>
-          <w:szCs w:val="20"/>
-        </w:rPr>
-        <w:tab/>
-      </w:r>
-      <w:r>
-        <w:rPr>
-          <w:rFonts w:ascii="Arial" w:hAnsi="Arial" w:cs="Arial"/>
-          <w:sz w:val="20"/>
-          <w:szCs w:val="20"/>
-        </w:rPr>
-        <w:tab/>
-      </w:r>
-      <w:r>
-        <w:rPr>
-          <w:rFonts w:ascii="Arial" w:hAnsi="Arial" w:cs="Arial"/>
-          <w:sz w:val="20"/>
-          <w:szCs w:val="20"/>
-        </w:rPr>
-        <w:t>t</w:t>
-      </w:r>
-      <w:r>
-        <w:rPr>
-          <w:rFonts w:ascii="Arial" w:hAnsi="Arial" w:cs="Arial"/>
-          <w:sz w:val="20"/>
-          <w:szCs w:val="20"/>
-        </w:rPr>
-        <w:t xml:space="preserve">ahun </w:t>
-      </w:r>
-      <w:r>
-        <w:rPr>
-          <w:rFonts w:ascii="Arial" w:hAnsi="Arial" w:cs="Arial"/>
-          <w:sz w:val="20"/>
-          <w:szCs w:val="20"/>
-        </w:rPr>
-        <w:t>2025</w:t>
-      </w:r>
-      <w:r>
-        <w:rPr>
-          <w:rFonts w:ascii="Arial" w:hAnsi="Arial" w:cs="Arial"/>
-          <w:sz w:val="20"/>
-          <w:szCs w:val="20"/>
-        </w:rPr>
-        <w:t xml:space="preserve"> /</w:t>
-      </w:r>
-      <w:r>
-        <w:rPr>
-          <w:rFonts w:ascii="Arial" w:hAnsi="Arial" w:cs="Arial"/>
-          <w:sz w:val="20"/>
-          <w:szCs w:val="20"/>
-        </w:rPr>
-        <w:t xml:space="preserve"> 2026</w:t>
+        <w:t xml:space="preserve">14 </w:t>
+      </w:r>
+      <w:proofErr w:type="spellStart"/>
+      <w:r>
+        <w:rPr>
+          <w:rFonts w:ascii="Arial" w:hAnsi="Arial" w:cs="Arial"/>
+          <w:sz w:val="20"/>
+          <w:szCs w:val="20"/>
+        </w:rPr>
+        <w:t>F</w:t>
+      </w:r>
+      <w:r>
+        <w:rPr>
+          <w:rFonts w:ascii="Arial" w:hAnsi="Arial" w:cs="Arial"/>
+          <w:sz w:val="20"/>
+          <w:szCs w:val="20"/>
+        </w:rPr>
+        <w:t>ebruari</w:t>
+      </w:r>
+      <w:proofErr w:type="spellEnd"/>
+      <w:r>
+        <w:rPr>
+          <w:rFonts w:ascii="Arial" w:hAnsi="Arial" w:cs="Arial"/>
+          <w:sz w:val="20"/>
+          <w:szCs w:val="20"/>
+        </w:rPr>
+        <w:t xml:space="preserve"> 2024</w:t>
+      </w:r>
+    </w:p>
+    <w:p>
+      <w:pPr>
+        <w:pStyle w:val="ListParagraph"/>
+        <w:spacing w:before="120" w:after="100" w:afterAutospacing="1" w:line="360" w:lineRule="auto"/>
+        <w:ind w:left="-142"/>
+        <w:jc w:val="both"/>
+        <w:rPr>
+          <w:rFonts w:ascii="Arial" w:hAnsi="Arial" w:cs="Arial"/>
+          <w:sz w:val="20"/>
+          <w:szCs w:val="20"/>
+        </w:rPr>
+      </w:pPr>
+      <w:proofErr w:type="spellStart"/>
+      <w:r>
+        <w:rPr>
+          <w:rFonts w:ascii="Arial" w:hAnsi="Arial" w:cs="Arial"/>
+          <w:sz w:val="20"/>
+          <w:szCs w:val="20"/>
+        </w:rPr>
+        <w:t>Tgl</w:t>
+      </w:r>
+      <w:proofErr w:type="spellEnd"/>
+      <w:r>
+        <w:rPr>
+          <w:rFonts w:ascii="Arial" w:hAnsi="Arial" w:cs="Arial"/>
+          <w:sz w:val="20"/>
+          <w:szCs w:val="20"/>
+        </w:rPr>
+        <w:t>. Seminar</w:t>
+      </w:r>
+      <w:r>
+        <w:rPr>
+          <w:rFonts w:ascii="Arial" w:hAnsi="Arial" w:cs="Arial"/>
+          <w:sz w:val="20"/>
+          <w:szCs w:val="20"/>
+        </w:rPr>
+        <w:tab/>
+      </w:r>
+      <w:r>
+        <w:rPr>
+          <w:rFonts w:ascii="Arial" w:hAnsi="Arial" w:cs="Arial"/>
+          <w:sz w:val="20"/>
+          <w:szCs w:val="20"/>
+        </w:rPr>
+        <w:tab/>
+      </w:r>
+      <w:r>
+        <w:rPr>
+          <w:rFonts w:ascii="Arial" w:hAnsi="Arial" w:cs="Arial"/>
+          <w:sz w:val="20"/>
+          <w:szCs w:val="20"/>
+        </w:rPr>
+        <w:tab/>
+      </w:r>
+      <w:r>
+        <w:rPr>
+          <w:rFonts w:ascii="Arial" w:hAnsi="Arial" w:cs="Arial"/>
+          <w:sz w:val="20"/>
+          <w:szCs w:val="20"/>
+        </w:rPr>
+        <w:tab/>
+        <w:t xml:space="preserve">: </w:t>
+      </w:r>
+      <w:r>
+        <w:rPr>
+          <w:rFonts w:ascii="Arial" w:hAnsi="Arial" w:cs="Arial"/>
+          <w:sz w:val="20"/>
+          <w:szCs w:val="20"/>
+        </w:rPr>
+        <w:t xml:space="preserve">24 </w:t>
+      </w:r>
+      <w:proofErr w:type="spellStart"/>
+      <w:r>
+        <w:rPr>
+          <w:rFonts w:ascii="Arial" w:hAnsi="Arial" w:cs="Arial"/>
+          <w:sz w:val="20"/>
+          <w:szCs w:val="20"/>
+        </w:rPr>
+        <w:t>D</w:t>
+      </w:r>
+      <w:r>
+        <w:rPr>
+          <w:rFonts w:ascii="Arial" w:hAnsi="Arial" w:cs="Arial"/>
+          <w:sz w:val="20"/>
+          <w:szCs w:val="20"/>
+        </w:rPr>
+        <w:t>esember</w:t>
+      </w:r>
+      <w:proofErr w:type="spellEnd"/>
+      <w:r>
+        <w:rPr>
+          <w:rFonts w:ascii="Arial" w:hAnsi="Arial" w:cs="Arial"/>
+          <w:sz w:val="20"/>
+          <w:szCs w:val="20"/>
+        </w:rPr>
+        <w:t xml:space="preserve"> 2025</w:t>
       </w:r>
     </w:p>
     <w:p>
@@ -6552,183 +8484,640 @@
           <w:szCs w:val="20"/>
         </w:rPr>
       </w:pPr>
-      <w:r>
-        <w:rPr>
-          <w:rFonts w:ascii="Arial" w:hAnsi="Arial" w:cs="Arial"/>
-          <w:sz w:val="20"/>
-          <w:szCs w:val="20"/>
-        </w:rPr>
-        <w:t>Alamat lengkap</w:t>
-      </w:r>
-      <w:r>
-        <w:rPr>
-          <w:rFonts w:ascii="Arial" w:hAnsi="Arial" w:cs="Arial"/>
-          <w:sz w:val="20"/>
-          <w:szCs w:val="20"/>
-        </w:rPr>
-        <w:tab/>
-      </w:r>
-      <w:r>
-        <w:rPr>
-          <w:rFonts w:ascii="Arial" w:hAnsi="Arial" w:cs="Arial"/>
-          <w:sz w:val="20"/>
-          <w:szCs w:val="20"/>
-        </w:rPr>
-        <w:tab/>
-      </w:r>
-      <w:r>
-        <w:rPr>
-          <w:rFonts w:ascii="Arial" w:hAnsi="Arial" w:cs="Arial"/>
-          <w:sz w:val="20"/>
-          <w:szCs w:val="20"/>
-        </w:rPr>
-        <w:tab/>
-      </w:r>
-      <w:r>
-        <w:rPr>
-          <w:rFonts w:ascii="Arial" w:hAnsi="Arial" w:cs="Arial"/>
-          <w:sz w:val="20"/>
-          <w:szCs w:val="20"/>
-        </w:rPr>
-        <w:tab/>
-      </w:r>
-      <w:r>
-        <w:rPr>
-          <w:rFonts w:ascii="Arial" w:hAnsi="Arial" w:cs="Arial"/>
-          <w:sz w:val="20"/>
-          <w:szCs w:val="20"/>
-        </w:rPr>
-        <w:t>: ……………………………………………………</w:t>
-      </w:r>
-      <w:r>
-        <w:rPr>
-          <w:rFonts w:ascii="Arial" w:hAnsi="Arial" w:cs="Arial"/>
-          <w:sz w:val="20"/>
-          <w:szCs w:val="20"/>
-        </w:rPr>
-        <w:t>…………………</w:t>
-      </w:r>
-      <w:proofErr w:type="gramStart"/>
-      <w:r>
-        <w:rPr>
-          <w:rFonts w:ascii="Arial" w:hAnsi="Arial" w:cs="Arial"/>
-          <w:sz w:val="20"/>
-          <w:szCs w:val="20"/>
-        </w:rPr>
-        <w:t>…..</w:t>
-      </w:r>
-      <w:proofErr w:type="gramEnd"/>
-    </w:p>
-    <w:p>
-      <w:pPr>
-        <w:pStyle w:val="ListParagraph"/>
-        <w:spacing w:before="120" w:after="100" w:afterAutospacing="1" w:line="360" w:lineRule="auto"/>
-        <w:ind w:left="3600"/>
-        <w:jc w:val="both"/>
-        <w:rPr>
-          <w:rFonts w:ascii="Arial" w:hAnsi="Arial" w:cs="Arial"/>
-          <w:sz w:val="20"/>
-          <w:szCs w:val="20"/>
-        </w:rPr>
-      </w:pPr>
-      <w:r>
-        <w:rPr>
-          <w:rFonts w:ascii="Arial" w:hAnsi="Arial" w:cs="Arial"/>
-          <w:sz w:val="20"/>
-          <w:szCs w:val="20"/>
-        </w:rPr>
-        <w:t xml:space="preserve"> </w:t>
-      </w:r>
-      <w:r>
-        <w:rPr>
-          <w:rFonts w:ascii="Arial" w:hAnsi="Arial" w:cs="Arial"/>
-          <w:sz w:val="20"/>
-          <w:szCs w:val="20"/>
-        </w:rPr>
-        <w:t>……………………………………………………</w:t>
-      </w:r>
-      <w:r>
-        <w:rPr>
-          <w:rFonts w:ascii="Arial" w:hAnsi="Arial" w:cs="Arial"/>
-          <w:sz w:val="20"/>
-          <w:szCs w:val="20"/>
-        </w:rPr>
-        <w:t>………………………</w:t>
-      </w:r>
-    </w:p>
-    <w:p>
-      <w:pPr>
-        <w:pStyle w:val="ListParagraph"/>
-        <w:spacing w:before="120" w:after="100" w:afterAutospacing="1" w:line="360" w:lineRule="auto"/>
-        <w:ind w:left="3600"/>
-        <w:jc w:val="both"/>
-        <w:rPr>
-          <w:rFonts w:ascii="Arial" w:hAnsi="Arial" w:cs="Arial"/>
-          <w:sz w:val="20"/>
-          <w:szCs w:val="20"/>
-        </w:rPr>
-      </w:pPr>
-      <w:r>
-        <w:rPr>
-          <w:rFonts w:ascii="Arial" w:hAnsi="Arial" w:cs="Arial"/>
-          <w:sz w:val="20"/>
-          <w:szCs w:val="20"/>
-        </w:rPr>
-        <w:t xml:space="preserve">  </w:t>
-      </w:r>
-      <w:r>
-        <w:rPr>
-          <w:rFonts w:ascii="Arial" w:hAnsi="Arial" w:cs="Arial"/>
-          <w:sz w:val="20"/>
-          <w:szCs w:val="20"/>
-        </w:rPr>
-        <w:t>…………………………………</w:t>
-      </w:r>
-      <w:proofErr w:type="gramStart"/>
-      <w:r>
-        <w:rPr>
-          <w:rFonts w:ascii="Arial" w:hAnsi="Arial" w:cs="Arial"/>
-          <w:sz w:val="20"/>
-          <w:szCs w:val="20"/>
-        </w:rPr>
-        <w:t>Telp./</w:t>
-      </w:r>
-      <w:proofErr w:type="gramEnd"/>
-      <w:r>
-        <w:rPr>
-          <w:rFonts w:ascii="Arial" w:hAnsi="Arial" w:cs="Arial"/>
-          <w:sz w:val="20"/>
-          <w:szCs w:val="20"/>
-        </w:rPr>
-        <w:t>HP</w:t>
-      </w:r>
-      <w:r>
-        <w:rPr>
-          <w:rFonts w:ascii="Arial" w:hAnsi="Arial" w:cs="Arial"/>
-          <w:sz w:val="20"/>
-          <w:szCs w:val="20"/>
-        </w:rPr>
-        <w:t>………</w:t>
-      </w:r>
-      <w:r>
-        <w:rPr>
-          <w:rFonts w:ascii="Arial" w:hAnsi="Arial" w:cs="Arial"/>
-          <w:sz w:val="20"/>
-          <w:szCs w:val="20"/>
-        </w:rPr>
-        <w:t>…………………</w:t>
-      </w:r>
-      <w:proofErr w:type="gramStart"/>
-      <w:r>
-        <w:rPr>
-          <w:rFonts w:ascii="Arial" w:hAnsi="Arial" w:cs="Arial"/>
-          <w:sz w:val="20"/>
-          <w:szCs w:val="20"/>
-        </w:rPr>
-        <w:t>…..</w:t>
-      </w:r>
-      <w:proofErr w:type="gramEnd"/>
-    </w:p>
+      <w:proofErr w:type="spellStart"/>
+      <w:r>
+        <w:rPr>
+          <w:rFonts w:ascii="Arial" w:hAnsi="Arial" w:cs="Arial"/>
+          <w:sz w:val="20"/>
+          <w:szCs w:val="20"/>
+        </w:rPr>
+        <w:t>Judul</w:t>
+      </w:r>
+      <w:proofErr w:type="spellEnd"/>
+      <w:r>
+        <w:rPr>
+          <w:rFonts w:ascii="Arial" w:hAnsi="Arial" w:cs="Arial"/>
+          <w:sz w:val="20"/>
+          <w:szCs w:val="20"/>
+        </w:rPr>
+        <w:t xml:space="preserve"> Thesis/</w:t>
+      </w:r>
+      <w:proofErr w:type="spellStart"/>
+      <w:r>
+        <w:rPr>
+          <w:rFonts w:ascii="Arial" w:hAnsi="Arial" w:cs="Arial"/>
+          <w:sz w:val="20"/>
+          <w:szCs w:val="20"/>
+        </w:rPr>
+        <w:t>Skripsi</w:t>
+      </w:r>
+      <w:proofErr w:type="spellEnd"/>
+      <w:r>
+        <w:rPr>
+          <w:rFonts w:ascii="Arial" w:hAnsi="Arial" w:cs="Arial"/>
+          <w:sz w:val="20"/>
+          <w:szCs w:val="20"/>
+        </w:rPr>
+        <w:t>/</w:t>
+      </w:r>
+      <w:r>
+        <w:rPr>
+          <w:rFonts w:ascii="Arial" w:hAnsi="Arial" w:cs="Arial"/>
+          <w:sz w:val="20"/>
+          <w:szCs w:val="20"/>
+        </w:rPr>
+        <w:t>L</w:t>
+      </w:r>
+      <w:r>
+        <w:rPr>
+          <w:rFonts w:ascii="Arial" w:hAnsi="Arial" w:cs="Arial"/>
+          <w:sz w:val="20"/>
+          <w:szCs w:val="20"/>
+        </w:rPr>
+        <w:t>aporan</w:t>
+      </w:r>
+    </w:p>
+    <w:tbl>
+      <w:tblPr>
+        <w:tblStyle w:val="TableGrid"/>
+        <w:tblW w:w="0" w:type="auto"/>
+        <w:tblInd w:w="-142" w:type="dxa"/>
+        <w:tblBorders>
+          <w:top w:val="none" w:sz="0" w:space="0" w:color="auto"/>
+          <w:left w:val="none" w:sz="0" w:space="0" w:color="auto"/>
+          <w:bottom w:val="none" w:sz="0" w:space="0" w:color="auto"/>
+          <w:right w:val="none" w:sz="0" w:space="0" w:color="auto"/>
+          <w:insideH w:val="none" w:sz="0" w:space="0" w:color="auto"/>
+          <w:insideV w:val="none" w:sz="0" w:space="0" w:color="auto"/>
+        </w:tblBorders>
+        <w:tblLayout w:type="fixed"/>
+        <w:tblLook w:val="04A0" w:firstRow="1" w:lastRow="0" w:firstColumn="1" w:lastColumn="0" w:noHBand="0" w:noVBand="1"/>
+      </w:tblPr>
+      <w:tblGrid>
+        <w:gridCol w:w="3539"/>
+        <w:gridCol w:w="284"/>
+        <w:gridCol w:w="5812"/>
+      </w:tblGrid>
+      <w:tr>
+        <w:trPr>
+          <w:trHeight w:val="227"/>
+        </w:trPr>
+        <w:tc>
+          <w:tcPr>
+            <w:tcW w:w="3539" w:type="dxa"/>
+          </w:tcPr>
+          <w:p>
+            <w:pPr>
+              <w:pStyle w:val="BodyText"/>
+              <w:ind w:left="-105"/>
+              <w:rPr>
+                <w:rFonts w:asciiTheme="minorBidi" w:hAnsiTheme="minorBidi" w:cstheme="minorBidi"/>
+                <w:sz w:val="20"/>
+                <w:szCs w:val="20"/>
+              </w:rPr>
+            </w:pPr>
+            <w:r>
+              <w:rPr>
+                <w:rFonts w:asciiTheme="minorBidi" w:hAnsiTheme="minorBidi" w:cstheme="minorBidi"/>
+                <w:sz w:val="20"/>
+                <w:szCs w:val="20"/>
+              </w:rPr>
+              <w:t>Bahasa Indonesia</w:t>
+            </w:r>
+          </w:p>
+        </w:tc>
+        <w:tc>
+          <w:tcPr>
+            <w:tcW w:w="284" w:type="dxa"/>
+          </w:tcPr>
+          <w:p>
+            <w:pPr>
+              <w:pStyle w:val="BodyText"/>
+              <w:ind w:left="75"/>
+              <w:jc w:val="right"/>
+              <w:rPr>
+                <w:rFonts w:asciiTheme="minorBidi" w:hAnsiTheme="minorBidi" w:cstheme="minorBidi"/>
+                <w:sz w:val="20"/>
+                <w:szCs w:val="20"/>
+              </w:rPr>
+            </w:pPr>
+            <w:r>
+              <w:rPr>
+                <w:rFonts w:asciiTheme="minorBidi" w:hAnsiTheme="minorBidi" w:cstheme="minorBidi"/>
+                <w:sz w:val="20"/>
+                <w:szCs w:val="20"/>
+              </w:rPr>
+              <w:t>:</w:t>
+            </w:r>
+          </w:p>
+        </w:tc>
+        <w:tc>
+          <w:tcPr>
+            <w:tcW w:w="5812" w:type="dxa"/>
+            <w:vAlign w:val="center"/>
+          </w:tcPr>
+          <w:p>
+            <w:pPr>
+              <w:pStyle w:val="BodyText"/>
+              <w:ind w:left="-104"/>
+              <w:jc w:val="both"/>
+              <w:rPr>
+                <w:rFonts w:asciiTheme="minorBidi" w:hAnsiTheme="minorBidi" w:cstheme="minorBidi"/>
+                <w:sz w:val="20"/>
+                <w:szCs w:val="20"/>
+              </w:rPr>
+            </w:pPr>
+            <w:r>
+              <w:rPr>
+                <w:rFonts w:asciiTheme="minorBidi" w:hAnsiTheme="minorBidi" w:cstheme="minorBidi"/>
+                <w:sz w:val="20"/>
+                <w:szCs w:val="20"/>
+              </w:rPr>
+              <w:t xml:space="preserve">Analisis Komparasi Model </w:t>
+            </w:r>
+            <w:proofErr w:type="spellStart"/>
+            <w:r>
+              <w:rPr>
+                <w:rFonts w:asciiTheme="minorBidi" w:hAnsiTheme="minorBidi" w:cstheme="minorBidi"/>
+                <w:i/>
+                <w:iCs/>
+                <w:sz w:val="20"/>
+                <w:szCs w:val="20"/>
+              </w:rPr>
+              <w:t>Machine</w:t>
+            </w:r>
+            <w:proofErr w:type="spellEnd"/>
+            <w:r>
+              <w:rPr>
+                <w:rFonts w:asciiTheme="minorBidi" w:hAnsiTheme="minorBidi" w:cstheme="minorBidi"/>
+                <w:i/>
+                <w:iCs/>
+                <w:sz w:val="20"/>
+                <w:szCs w:val="20"/>
+              </w:rPr>
+              <w:t xml:space="preserve"> </w:t>
+            </w:r>
+            <w:proofErr w:type="spellStart"/>
+            <w:r>
+              <w:rPr>
+                <w:rFonts w:asciiTheme="minorBidi" w:hAnsiTheme="minorBidi" w:cstheme="minorBidi"/>
+                <w:i/>
+                <w:iCs/>
+                <w:sz w:val="20"/>
+                <w:szCs w:val="20"/>
+              </w:rPr>
+              <w:t>Learning</w:t>
+            </w:r>
+            <w:proofErr w:type="spellEnd"/>
+            <w:r>
+              <w:rPr>
+                <w:rFonts w:asciiTheme="minorBidi" w:hAnsiTheme="minorBidi" w:cstheme="minorBidi"/>
+                <w:sz w:val="20"/>
+                <w:szCs w:val="20"/>
+              </w:rPr>
+              <w:t xml:space="preserve"> untuk Klasifikasi Sentimen Isu Genosida Palestina pada Media Sosial X</w:t>
+            </w:r>
+          </w:p>
+          <w:p>
+            <w:pPr>
+              <w:pStyle w:val="BodyText"/>
+              <w:ind w:left="38"/>
+              <w:jc w:val="both"/>
+              <w:rPr>
+                <w:rFonts w:asciiTheme="minorBidi" w:hAnsiTheme="minorBidi" w:cstheme="minorBidi"/>
+                <w:sz w:val="20"/>
+                <w:szCs w:val="20"/>
+              </w:rPr>
+            </w:pPr>
+          </w:p>
+        </w:tc>
+      </w:tr>
+      <w:tr>
+        <w:trPr>
+          <w:trHeight w:val="227"/>
+        </w:trPr>
+        <w:tc>
+          <w:tcPr>
+            <w:tcW w:w="3539" w:type="dxa"/>
+          </w:tcPr>
+          <w:p>
+            <w:pPr>
+              <w:pStyle w:val="BodyText"/>
+              <w:ind w:left="-105"/>
+              <w:rPr>
+                <w:rFonts w:asciiTheme="minorBidi" w:hAnsiTheme="minorBidi" w:cstheme="minorBidi"/>
+                <w:sz w:val="20"/>
+                <w:szCs w:val="20"/>
+              </w:rPr>
+            </w:pPr>
+            <w:r>
+              <w:rPr>
+                <w:rFonts w:asciiTheme="minorBidi" w:hAnsiTheme="minorBidi" w:cstheme="minorBidi"/>
+                <w:sz w:val="20"/>
+                <w:szCs w:val="20"/>
+              </w:rPr>
+              <w:t>Bahasa Inggris</w:t>
+            </w:r>
+          </w:p>
+        </w:tc>
+        <w:tc>
+          <w:tcPr>
+            <w:tcW w:w="284" w:type="dxa"/>
+          </w:tcPr>
+          <w:p>
+            <w:pPr>
+              <w:pStyle w:val="BodyText"/>
+              <w:ind w:left="75"/>
+              <w:rPr>
+                <w:rFonts w:asciiTheme="minorBidi" w:hAnsiTheme="minorBidi" w:cstheme="minorBidi"/>
+                <w:sz w:val="20"/>
+                <w:szCs w:val="20"/>
+              </w:rPr>
+            </w:pPr>
+            <w:r>
+              <w:rPr>
+                <w:rFonts w:asciiTheme="minorBidi" w:hAnsiTheme="minorBidi" w:cstheme="minorBidi"/>
+                <w:sz w:val="20"/>
+                <w:szCs w:val="20"/>
+              </w:rPr>
+              <w:t>:</w:t>
+            </w:r>
+          </w:p>
+        </w:tc>
+        <w:tc>
+          <w:tcPr>
+            <w:tcW w:w="5812" w:type="dxa"/>
+            <w:vAlign w:val="center"/>
+          </w:tcPr>
+          <w:p>
+            <w:pPr>
+              <w:pStyle w:val="BodyText"/>
+              <w:ind w:left="-104"/>
+              <w:jc w:val="both"/>
+              <w:rPr>
+                <w:rFonts w:asciiTheme="minorBidi" w:hAnsiTheme="minorBidi" w:cstheme="minorBidi"/>
+                <w:i/>
+                <w:iCs/>
+                <w:sz w:val="20"/>
+                <w:szCs w:val="20"/>
+              </w:rPr>
+            </w:pPr>
+            <w:proofErr w:type="spellStart"/>
+            <w:r>
+              <w:rPr>
+                <w:rFonts w:asciiTheme="minorBidi" w:hAnsiTheme="minorBidi" w:cstheme="minorBidi"/>
+                <w:i/>
+                <w:iCs/>
+                <w:sz w:val="20"/>
+                <w:szCs w:val="20"/>
+              </w:rPr>
+              <w:t>Comparative</w:t>
+            </w:r>
+            <w:proofErr w:type="spellEnd"/>
+            <w:r>
+              <w:rPr>
+                <w:rFonts w:asciiTheme="minorBidi" w:hAnsiTheme="minorBidi" w:cstheme="minorBidi"/>
+                <w:i/>
+                <w:iCs/>
+                <w:sz w:val="20"/>
+                <w:szCs w:val="20"/>
+              </w:rPr>
+              <w:t xml:space="preserve"> </w:t>
+            </w:r>
+            <w:proofErr w:type="spellStart"/>
+            <w:r>
+              <w:rPr>
+                <w:rFonts w:asciiTheme="minorBidi" w:hAnsiTheme="minorBidi" w:cstheme="minorBidi"/>
+                <w:i/>
+                <w:iCs/>
+                <w:sz w:val="20"/>
+                <w:szCs w:val="20"/>
+              </w:rPr>
+              <w:t>Analysis</w:t>
+            </w:r>
+            <w:proofErr w:type="spellEnd"/>
+            <w:r>
+              <w:rPr>
+                <w:rFonts w:asciiTheme="minorBidi" w:hAnsiTheme="minorBidi" w:cstheme="minorBidi"/>
+                <w:i/>
+                <w:iCs/>
+                <w:sz w:val="20"/>
+                <w:szCs w:val="20"/>
+              </w:rPr>
+              <w:t xml:space="preserve"> </w:t>
+            </w:r>
+            <w:proofErr w:type="spellStart"/>
+            <w:r>
+              <w:rPr>
+                <w:rFonts w:asciiTheme="minorBidi" w:hAnsiTheme="minorBidi" w:cstheme="minorBidi"/>
+                <w:i/>
+                <w:iCs/>
+                <w:sz w:val="20"/>
+                <w:szCs w:val="20"/>
+              </w:rPr>
+              <w:t>of</w:t>
+            </w:r>
+            <w:proofErr w:type="spellEnd"/>
+            <w:r>
+              <w:rPr>
+                <w:rFonts w:asciiTheme="minorBidi" w:hAnsiTheme="minorBidi" w:cstheme="minorBidi"/>
+                <w:i/>
+                <w:iCs/>
+                <w:sz w:val="20"/>
+                <w:szCs w:val="20"/>
+              </w:rPr>
+              <w:t xml:space="preserve"> </w:t>
+            </w:r>
+            <w:proofErr w:type="spellStart"/>
+            <w:r>
+              <w:rPr>
+                <w:rFonts w:asciiTheme="minorBidi" w:hAnsiTheme="minorBidi" w:cstheme="minorBidi"/>
+                <w:i/>
+                <w:iCs/>
+                <w:sz w:val="20"/>
+                <w:szCs w:val="20"/>
+              </w:rPr>
+              <w:t>Machine</w:t>
+            </w:r>
+            <w:proofErr w:type="spellEnd"/>
+            <w:r>
+              <w:rPr>
+                <w:rFonts w:asciiTheme="minorBidi" w:hAnsiTheme="minorBidi" w:cstheme="minorBidi"/>
+                <w:i/>
+                <w:iCs/>
+                <w:sz w:val="20"/>
+                <w:szCs w:val="20"/>
+              </w:rPr>
+              <w:t xml:space="preserve"> </w:t>
+            </w:r>
+            <w:proofErr w:type="spellStart"/>
+            <w:r>
+              <w:rPr>
+                <w:rFonts w:asciiTheme="minorBidi" w:hAnsiTheme="minorBidi" w:cstheme="minorBidi"/>
+                <w:i/>
+                <w:iCs/>
+                <w:sz w:val="20"/>
+                <w:szCs w:val="20"/>
+              </w:rPr>
+              <w:t>Learning</w:t>
+            </w:r>
+            <w:proofErr w:type="spellEnd"/>
+            <w:r>
+              <w:rPr>
+                <w:rFonts w:asciiTheme="minorBidi" w:hAnsiTheme="minorBidi" w:cstheme="minorBidi"/>
+                <w:i/>
+                <w:iCs/>
+                <w:sz w:val="20"/>
+                <w:szCs w:val="20"/>
+              </w:rPr>
+              <w:t xml:space="preserve"> </w:t>
+            </w:r>
+            <w:proofErr w:type="spellStart"/>
+            <w:r>
+              <w:rPr>
+                <w:rFonts w:asciiTheme="minorBidi" w:hAnsiTheme="minorBidi" w:cstheme="minorBidi"/>
+                <w:i/>
+                <w:iCs/>
+                <w:sz w:val="20"/>
+                <w:szCs w:val="20"/>
+              </w:rPr>
+              <w:t>Models</w:t>
+            </w:r>
+            <w:proofErr w:type="spellEnd"/>
+            <w:r>
+              <w:rPr>
+                <w:rFonts w:asciiTheme="minorBidi" w:hAnsiTheme="minorBidi" w:cstheme="minorBidi"/>
+                <w:i/>
+                <w:iCs/>
+                <w:sz w:val="20"/>
+                <w:szCs w:val="20"/>
+              </w:rPr>
+              <w:t xml:space="preserve"> </w:t>
+            </w:r>
+            <w:proofErr w:type="spellStart"/>
+            <w:r>
+              <w:rPr>
+                <w:rFonts w:asciiTheme="minorBidi" w:hAnsiTheme="minorBidi" w:cstheme="minorBidi"/>
+                <w:i/>
+                <w:iCs/>
+                <w:sz w:val="20"/>
+                <w:szCs w:val="20"/>
+              </w:rPr>
+              <w:t>for</w:t>
+            </w:r>
+            <w:proofErr w:type="spellEnd"/>
+            <w:r>
+              <w:rPr>
+                <w:rFonts w:asciiTheme="minorBidi" w:hAnsiTheme="minorBidi" w:cstheme="minorBidi"/>
+                <w:i/>
+                <w:iCs/>
+                <w:sz w:val="20"/>
+                <w:szCs w:val="20"/>
+              </w:rPr>
+              <w:t xml:space="preserve"> </w:t>
+            </w:r>
+            <w:proofErr w:type="spellStart"/>
+            <w:r>
+              <w:rPr>
+                <w:rFonts w:asciiTheme="minorBidi" w:hAnsiTheme="minorBidi" w:cstheme="minorBidi"/>
+                <w:i/>
+                <w:iCs/>
+                <w:sz w:val="20"/>
+                <w:szCs w:val="20"/>
+              </w:rPr>
+              <w:t>Sentiment</w:t>
+            </w:r>
+            <w:proofErr w:type="spellEnd"/>
+            <w:r>
+              <w:rPr>
+                <w:rFonts w:asciiTheme="minorBidi" w:hAnsiTheme="minorBidi" w:cstheme="minorBidi"/>
+                <w:i/>
+                <w:iCs/>
+                <w:sz w:val="20"/>
+                <w:szCs w:val="20"/>
+              </w:rPr>
+              <w:t xml:space="preserve"> </w:t>
+            </w:r>
+            <w:proofErr w:type="spellStart"/>
+            <w:r>
+              <w:rPr>
+                <w:rFonts w:asciiTheme="minorBidi" w:hAnsiTheme="minorBidi" w:cstheme="minorBidi"/>
+                <w:i/>
+                <w:iCs/>
+                <w:sz w:val="20"/>
+                <w:szCs w:val="20"/>
+              </w:rPr>
+              <w:t>Classification</w:t>
+            </w:r>
+            <w:proofErr w:type="spellEnd"/>
+            <w:r>
+              <w:rPr>
+                <w:rFonts w:asciiTheme="minorBidi" w:hAnsiTheme="minorBidi" w:cstheme="minorBidi"/>
+                <w:i/>
+                <w:iCs/>
+                <w:sz w:val="20"/>
+                <w:szCs w:val="20"/>
+              </w:rPr>
+              <w:t xml:space="preserve"> </w:t>
+            </w:r>
+            <w:proofErr w:type="spellStart"/>
+            <w:r>
+              <w:rPr>
+                <w:rFonts w:asciiTheme="minorBidi" w:hAnsiTheme="minorBidi" w:cstheme="minorBidi"/>
+                <w:i/>
+                <w:iCs/>
+                <w:sz w:val="20"/>
+                <w:szCs w:val="20"/>
+              </w:rPr>
+              <w:t>of</w:t>
+            </w:r>
+            <w:proofErr w:type="spellEnd"/>
+            <w:r>
+              <w:rPr>
+                <w:rFonts w:asciiTheme="minorBidi" w:hAnsiTheme="minorBidi" w:cstheme="minorBidi"/>
+                <w:i/>
+                <w:iCs/>
+                <w:sz w:val="20"/>
+                <w:szCs w:val="20"/>
+              </w:rPr>
+              <w:t xml:space="preserve"> </w:t>
+            </w:r>
+            <w:proofErr w:type="spellStart"/>
+            <w:r>
+              <w:rPr>
+                <w:rFonts w:asciiTheme="minorBidi" w:hAnsiTheme="minorBidi" w:cstheme="minorBidi"/>
+                <w:i/>
+                <w:iCs/>
+                <w:sz w:val="20"/>
+                <w:szCs w:val="20"/>
+              </w:rPr>
+              <w:t>the</w:t>
+            </w:r>
+            <w:proofErr w:type="spellEnd"/>
+            <w:r>
+              <w:rPr>
+                <w:rFonts w:asciiTheme="minorBidi" w:hAnsiTheme="minorBidi" w:cstheme="minorBidi"/>
+                <w:i/>
+                <w:iCs/>
+                <w:sz w:val="20"/>
+                <w:szCs w:val="20"/>
+              </w:rPr>
+              <w:t xml:space="preserve"> </w:t>
+            </w:r>
+            <w:proofErr w:type="spellStart"/>
+            <w:r>
+              <w:rPr>
+                <w:rFonts w:asciiTheme="minorBidi" w:hAnsiTheme="minorBidi" w:cstheme="minorBidi"/>
+                <w:i/>
+                <w:iCs/>
+                <w:sz w:val="20"/>
+                <w:szCs w:val="20"/>
+              </w:rPr>
+              <w:t>Palestinian</w:t>
+            </w:r>
+            <w:proofErr w:type="spellEnd"/>
+            <w:r>
+              <w:rPr>
+                <w:rFonts w:asciiTheme="minorBidi" w:hAnsiTheme="minorBidi" w:cstheme="minorBidi"/>
+                <w:i/>
+                <w:iCs/>
+                <w:sz w:val="20"/>
+                <w:szCs w:val="20"/>
+              </w:rPr>
+              <w:t xml:space="preserve"> </w:t>
+            </w:r>
+            <w:proofErr w:type="spellStart"/>
+            <w:r>
+              <w:rPr>
+                <w:rFonts w:asciiTheme="minorBidi" w:hAnsiTheme="minorBidi" w:cstheme="minorBidi"/>
+                <w:i/>
+                <w:iCs/>
+                <w:sz w:val="20"/>
+                <w:szCs w:val="20"/>
+              </w:rPr>
+              <w:t>Genocide</w:t>
+            </w:r>
+            <w:proofErr w:type="spellEnd"/>
+            <w:r>
+              <w:rPr>
+                <w:rFonts w:asciiTheme="minorBidi" w:hAnsiTheme="minorBidi" w:cstheme="minorBidi"/>
+                <w:i/>
+                <w:iCs/>
+                <w:sz w:val="20"/>
+                <w:szCs w:val="20"/>
+              </w:rPr>
+              <w:t xml:space="preserve"> </w:t>
+            </w:r>
+            <w:proofErr w:type="spellStart"/>
+            <w:r>
+              <w:rPr>
+                <w:rFonts w:asciiTheme="minorBidi" w:hAnsiTheme="minorBidi" w:cstheme="minorBidi"/>
+                <w:i/>
+                <w:iCs/>
+                <w:sz w:val="20"/>
+                <w:szCs w:val="20"/>
+              </w:rPr>
+              <w:t>Issue</w:t>
+            </w:r>
+            <w:proofErr w:type="spellEnd"/>
+            <w:r>
+              <w:rPr>
+                <w:rFonts w:asciiTheme="minorBidi" w:hAnsiTheme="minorBidi" w:cstheme="minorBidi"/>
+                <w:i/>
+                <w:iCs/>
+                <w:sz w:val="20"/>
+                <w:szCs w:val="20"/>
+              </w:rPr>
+              <w:t xml:space="preserve"> </w:t>
+            </w:r>
+            <w:proofErr w:type="spellStart"/>
+            <w:r>
+              <w:rPr>
+                <w:rFonts w:asciiTheme="minorBidi" w:hAnsiTheme="minorBidi" w:cstheme="minorBidi"/>
+                <w:i/>
+                <w:iCs/>
+                <w:sz w:val="20"/>
+                <w:szCs w:val="20"/>
+              </w:rPr>
+              <w:t>on</w:t>
+            </w:r>
+            <w:proofErr w:type="spellEnd"/>
+            <w:r>
+              <w:rPr>
+                <w:rFonts w:asciiTheme="minorBidi" w:hAnsiTheme="minorBidi" w:cstheme="minorBidi"/>
+                <w:i/>
+                <w:iCs/>
+                <w:sz w:val="20"/>
+                <w:szCs w:val="20"/>
+              </w:rPr>
+              <w:t xml:space="preserve"> </w:t>
+            </w:r>
+            <w:proofErr w:type="spellStart"/>
+            <w:r>
+              <w:rPr>
+                <w:rFonts w:asciiTheme="minorBidi" w:hAnsiTheme="minorBidi" w:cstheme="minorBidi"/>
+                <w:i/>
+                <w:iCs/>
+                <w:sz w:val="20"/>
+                <w:szCs w:val="20"/>
+              </w:rPr>
+              <w:t>Social</w:t>
+            </w:r>
+            <w:proofErr w:type="spellEnd"/>
+            <w:r>
+              <w:rPr>
+                <w:rFonts w:asciiTheme="minorBidi" w:hAnsiTheme="minorBidi" w:cstheme="minorBidi"/>
+                <w:i/>
+                <w:iCs/>
+                <w:sz w:val="20"/>
+                <w:szCs w:val="20"/>
+              </w:rPr>
+              <w:t xml:space="preserve"> Media X</w:t>
+            </w:r>
+          </w:p>
+        </w:tc>
+      </w:tr>
+    </w:tbl>
     <w:p>
       <w:pPr>
         <w:pStyle w:val="ListParagraph"/>
@@ -6751,78 +9140,7 @@
           <w:sz w:val="20"/>
           <w:szCs w:val="20"/>
         </w:rPr>
-        <w:t>Tgl. Mulai TA/Laporan</w:t>
-      </w:r>
-      <w:r>
-        <w:rPr>
-          <w:rFonts w:ascii="Arial" w:hAnsi="Arial" w:cs="Arial"/>
-          <w:sz w:val="20"/>
-          <w:szCs w:val="20"/>
-        </w:rPr>
-        <w:tab/>
-      </w:r>
-      <w:r>
-        <w:rPr>
-          <w:rFonts w:ascii="Arial" w:hAnsi="Arial" w:cs="Arial"/>
-          <w:sz w:val="20"/>
-          <w:szCs w:val="20"/>
-        </w:rPr>
-        <w:tab/>
-      </w:r>
-      <w:r>
-        <w:rPr>
-          <w:rFonts w:ascii="Arial" w:hAnsi="Arial" w:cs="Arial"/>
-          <w:sz w:val="20"/>
-          <w:szCs w:val="20"/>
-        </w:rPr>
-        <w:tab/>
-      </w:r>
-      <w:r>
-        <w:rPr>
-          <w:rFonts w:ascii="Arial" w:hAnsi="Arial" w:cs="Arial"/>
-          <w:sz w:val="20"/>
-          <w:szCs w:val="20"/>
-        </w:rPr>
-        <w:t>: ……………………………………………………</w:t>
-      </w:r>
-      <w:r>
-        <w:rPr>
-          <w:rFonts w:ascii="Arial" w:hAnsi="Arial" w:cs="Arial"/>
-          <w:sz w:val="20"/>
-          <w:szCs w:val="20"/>
-        </w:rPr>
-        <w:t>…………………</w:t>
-      </w:r>
-      <w:proofErr w:type="gramStart"/>
-      <w:r>
-        <w:rPr>
-          <w:rFonts w:ascii="Arial" w:hAnsi="Arial" w:cs="Arial"/>
-          <w:sz w:val="20"/>
-          <w:szCs w:val="20"/>
-        </w:rPr>
-        <w:t>…..</w:t>
-      </w:r>
-      <w:proofErr w:type="gramEnd"/>
-    </w:p>
-    <w:p>
-      <w:pPr>
-        <w:pStyle w:val="ListParagraph"/>
-        <w:spacing w:before="120" w:after="100" w:afterAutospacing="1" w:line="360" w:lineRule="auto"/>
-        <w:ind w:left="-142"/>
-        <w:jc w:val="both"/>
-        <w:rPr>
-          <w:rFonts w:ascii="Arial" w:hAnsi="Arial" w:cs="Arial"/>
-          <w:sz w:val="20"/>
-          <w:szCs w:val="20"/>
-        </w:rPr>
-      </w:pPr>
-      <w:r>
-        <w:rPr>
-          <w:rFonts w:ascii="Arial" w:hAnsi="Arial" w:cs="Arial"/>
-          <w:sz w:val="20"/>
-          <w:szCs w:val="20"/>
-        </w:rPr>
-        <w:t>Tgl. Seminar</w:t>
+        <w:t>Alamat Email</w:t>
       </w:r>
       <w:r>
         <w:rPr>
@@ -6863,7 +9181,7 @@
           <w:sz w:val="20"/>
           <w:szCs w:val="20"/>
         </w:rPr>
-        <w:t>24 DESEMBER 2025</w:t>
+        <w:t>wafa20001@mail.unpad.ac.id</w:t>
       </w:r>
     </w:p>
     <w:p>
@@ -6877,626 +9195,120 @@
         <w:ind w:left="-142" w:hanging="284"/>
         <w:jc w:val="both"/>
         <w:rPr>
-          <w:rFonts w:ascii="Arial" w:hAnsi="Arial" w:cs="Arial"/>
-          <w:sz w:val="20"/>
-          <w:szCs w:val="20"/>
-        </w:rPr>
-      </w:pPr>
-      <w:r>
-        <w:rPr>
-          <w:rFonts w:ascii="Arial" w:hAnsi="Arial" w:cs="Arial"/>
-          <w:sz w:val="20"/>
-          <w:szCs w:val="20"/>
-        </w:rPr>
-        <w:t>Judul Thesis/Skripsi/</w:t>
-      </w:r>
-      <w:r>
-        <w:rPr>
-          <w:rFonts w:ascii="Arial" w:hAnsi="Arial" w:cs="Arial"/>
-          <w:sz w:val="20"/>
-          <w:szCs w:val="20"/>
-        </w:rPr>
-        <w:t>L</w:t>
-      </w:r>
-      <w:r>
-        <w:rPr>
-          <w:rFonts w:ascii="Arial" w:hAnsi="Arial" w:cs="Arial"/>
-          <w:sz w:val="20"/>
-          <w:szCs w:val="20"/>
-        </w:rPr>
-        <w:t>aporan</w:t>
-      </w:r>
-    </w:p>
-    <w:p>
-      <w:pPr>
-        <w:pStyle w:val="ListParagraph"/>
-        <w:spacing w:before="120" w:after="100" w:afterAutospacing="1" w:line="360" w:lineRule="auto"/>
-        <w:ind w:left="-142"/>
-        <w:jc w:val="both"/>
-        <w:rPr>
-          <w:rFonts w:ascii="Arial" w:hAnsi="Arial" w:cs="Arial"/>
-          <w:sz w:val="20"/>
-          <w:szCs w:val="20"/>
-        </w:rPr>
-      </w:pPr>
-      <w:r>
-        <w:rPr>
-          <w:rFonts w:ascii="Arial" w:hAnsi="Arial" w:cs="Arial"/>
-          <w:sz w:val="20"/>
-          <w:szCs w:val="20"/>
-        </w:rPr>
-        <w:t>Bahasa Indonesia</w:t>
-      </w:r>
-      <w:r>
-        <w:rPr>
-          <w:rFonts w:ascii="Arial" w:hAnsi="Arial" w:cs="Arial"/>
-          <w:sz w:val="20"/>
-          <w:szCs w:val="20"/>
-        </w:rPr>
-        <w:tab/>
-      </w:r>
-      <w:r>
-        <w:rPr>
-          <w:rFonts w:ascii="Arial" w:hAnsi="Arial" w:cs="Arial"/>
-          <w:sz w:val="20"/>
-          <w:szCs w:val="20"/>
-        </w:rPr>
-        <w:tab/>
-      </w:r>
-      <w:r>
-        <w:rPr>
-          <w:rFonts w:ascii="Arial" w:hAnsi="Arial" w:cs="Arial"/>
-          <w:sz w:val="20"/>
-          <w:szCs w:val="20"/>
-        </w:rPr>
-        <w:tab/>
-        <w:t>: ……………………………………………………</w:t>
-      </w:r>
-      <w:r>
-        <w:rPr>
-          <w:rFonts w:ascii="Arial" w:hAnsi="Arial" w:cs="Arial"/>
-          <w:sz w:val="20"/>
-          <w:szCs w:val="20"/>
-        </w:rPr>
-        <w:t>………………………</w:t>
-      </w:r>
-    </w:p>
-    <w:p>
-      <w:pPr>
-        <w:pStyle w:val="ListParagraph"/>
-        <w:spacing w:before="120" w:after="100" w:afterAutospacing="1" w:line="360" w:lineRule="auto"/>
-        <w:ind w:left="-142"/>
-        <w:jc w:val="both"/>
-        <w:rPr>
-          <w:rFonts w:ascii="Arial" w:hAnsi="Arial" w:cs="Arial"/>
-          <w:sz w:val="20"/>
-          <w:szCs w:val="20"/>
-        </w:rPr>
-      </w:pPr>
-      <w:r>
-        <w:rPr>
-          <w:rFonts w:ascii="Arial" w:hAnsi="Arial" w:cs="Arial"/>
-          <w:sz w:val="20"/>
-          <w:szCs w:val="20"/>
-        </w:rPr>
-        <w:tab/>
-      </w:r>
-      <w:r>
-        <w:rPr>
-          <w:rFonts w:ascii="Arial" w:hAnsi="Arial" w:cs="Arial"/>
-          <w:sz w:val="20"/>
-          <w:szCs w:val="20"/>
-        </w:rPr>
-        <w:tab/>
-      </w:r>
-      <w:r>
-        <w:rPr>
-          <w:rFonts w:ascii="Arial" w:hAnsi="Arial" w:cs="Arial"/>
-          <w:sz w:val="20"/>
-          <w:szCs w:val="20"/>
-        </w:rPr>
-        <w:tab/>
-      </w:r>
-      <w:r>
-        <w:rPr>
-          <w:rFonts w:ascii="Arial" w:hAnsi="Arial" w:cs="Arial"/>
-          <w:sz w:val="20"/>
-          <w:szCs w:val="20"/>
-        </w:rPr>
-        <w:tab/>
-      </w:r>
-      <w:r>
-        <w:rPr>
-          <w:rFonts w:ascii="Arial" w:hAnsi="Arial" w:cs="Arial"/>
-          <w:sz w:val="20"/>
-          <w:szCs w:val="20"/>
-        </w:rPr>
-        <w:tab/>
-      </w:r>
-      <w:r>
-        <w:rPr>
-          <w:rFonts w:ascii="Arial" w:hAnsi="Arial" w:cs="Arial"/>
-          <w:sz w:val="20"/>
-          <w:szCs w:val="20"/>
-        </w:rPr>
-        <w:tab/>
-        <w:t xml:space="preserve">  </w:t>
-      </w:r>
-      <w:r>
-        <w:rPr>
-          <w:rFonts w:ascii="Arial" w:hAnsi="Arial" w:cs="Arial"/>
-          <w:sz w:val="20"/>
-          <w:szCs w:val="20"/>
-        </w:rPr>
-        <w:t>……………………………………………………</w:t>
-      </w:r>
-      <w:r>
-        <w:rPr>
-          <w:rFonts w:ascii="Arial" w:hAnsi="Arial" w:cs="Arial"/>
-          <w:sz w:val="20"/>
-          <w:szCs w:val="20"/>
-        </w:rPr>
-        <w:t>………………………</w:t>
-      </w:r>
-    </w:p>
-    <w:p>
-      <w:pPr>
-        <w:pStyle w:val="ListParagraph"/>
-        <w:spacing w:before="120" w:after="100" w:afterAutospacing="1" w:line="360" w:lineRule="auto"/>
-        <w:ind w:left="-142"/>
-        <w:jc w:val="both"/>
-        <w:rPr>
-          <w:rFonts w:ascii="Arial" w:hAnsi="Arial" w:cs="Arial"/>
-          <w:sz w:val="20"/>
-          <w:szCs w:val="20"/>
-        </w:rPr>
-      </w:pPr>
-      <w:r>
-        <w:rPr>
-          <w:rFonts w:ascii="Arial" w:hAnsi="Arial" w:cs="Arial"/>
-          <w:sz w:val="20"/>
-          <w:szCs w:val="20"/>
-        </w:rPr>
-        <w:tab/>
-      </w:r>
-      <w:r>
-        <w:rPr>
-          <w:rFonts w:ascii="Arial" w:hAnsi="Arial" w:cs="Arial"/>
-          <w:sz w:val="20"/>
-          <w:szCs w:val="20"/>
-        </w:rPr>
-        <w:tab/>
-      </w:r>
-      <w:r>
-        <w:rPr>
-          <w:rFonts w:ascii="Arial" w:hAnsi="Arial" w:cs="Arial"/>
-          <w:sz w:val="20"/>
-          <w:szCs w:val="20"/>
-        </w:rPr>
-        <w:tab/>
-      </w:r>
-      <w:r>
-        <w:rPr>
-          <w:rFonts w:ascii="Arial" w:hAnsi="Arial" w:cs="Arial"/>
-          <w:sz w:val="20"/>
-          <w:szCs w:val="20"/>
-        </w:rPr>
-        <w:tab/>
-      </w:r>
-      <w:r>
-        <w:rPr>
-          <w:rFonts w:ascii="Arial" w:hAnsi="Arial" w:cs="Arial"/>
-          <w:sz w:val="20"/>
-          <w:szCs w:val="20"/>
-        </w:rPr>
-        <w:tab/>
-      </w:r>
-      <w:r>
-        <w:rPr>
-          <w:rFonts w:ascii="Arial" w:hAnsi="Arial" w:cs="Arial"/>
-          <w:sz w:val="20"/>
-          <w:szCs w:val="20"/>
-        </w:rPr>
-        <w:tab/>
-        <w:t xml:space="preserve">  </w:t>
-      </w:r>
-      <w:r>
-        <w:rPr>
-          <w:rFonts w:ascii="Arial" w:hAnsi="Arial" w:cs="Arial"/>
-          <w:sz w:val="20"/>
-          <w:szCs w:val="20"/>
-        </w:rPr>
-        <w:t>……………………………………………………</w:t>
-      </w:r>
-      <w:r>
-        <w:rPr>
-          <w:rFonts w:ascii="Arial" w:hAnsi="Arial" w:cs="Arial"/>
-          <w:sz w:val="20"/>
-          <w:szCs w:val="20"/>
-        </w:rPr>
-        <w:t>………………………</w:t>
-      </w:r>
-    </w:p>
-    <w:p>
-      <w:pPr>
-        <w:pStyle w:val="ListParagraph"/>
-        <w:spacing w:before="120" w:after="100" w:afterAutospacing="1" w:line="360" w:lineRule="auto"/>
-        <w:ind w:left="-142"/>
-        <w:jc w:val="both"/>
-        <w:rPr>
-          <w:rFonts w:ascii="Arial" w:hAnsi="Arial" w:cs="Arial"/>
-          <w:sz w:val="20"/>
-          <w:szCs w:val="20"/>
-        </w:rPr>
-      </w:pPr>
-      <w:r>
-        <w:rPr>
-          <w:rFonts w:ascii="Arial" w:hAnsi="Arial" w:cs="Arial"/>
-          <w:sz w:val="20"/>
-          <w:szCs w:val="20"/>
-        </w:rPr>
-        <w:tab/>
-      </w:r>
-      <w:r>
-        <w:rPr>
-          <w:rFonts w:ascii="Arial" w:hAnsi="Arial" w:cs="Arial"/>
-          <w:sz w:val="20"/>
-          <w:szCs w:val="20"/>
-        </w:rPr>
-        <w:tab/>
-      </w:r>
-      <w:r>
-        <w:rPr>
-          <w:rFonts w:ascii="Arial" w:hAnsi="Arial" w:cs="Arial"/>
-          <w:sz w:val="20"/>
-          <w:szCs w:val="20"/>
-        </w:rPr>
-        <w:tab/>
-      </w:r>
-      <w:r>
-        <w:rPr>
-          <w:rFonts w:ascii="Arial" w:hAnsi="Arial" w:cs="Arial"/>
-          <w:sz w:val="20"/>
-          <w:szCs w:val="20"/>
-        </w:rPr>
-        <w:tab/>
-      </w:r>
-      <w:r>
-        <w:rPr>
-          <w:rFonts w:ascii="Arial" w:hAnsi="Arial" w:cs="Arial"/>
-          <w:sz w:val="20"/>
-          <w:szCs w:val="20"/>
-        </w:rPr>
-        <w:tab/>
-      </w:r>
-      <w:r>
-        <w:rPr>
-          <w:rFonts w:ascii="Arial" w:hAnsi="Arial" w:cs="Arial"/>
-          <w:sz w:val="20"/>
-          <w:szCs w:val="20"/>
-        </w:rPr>
-        <w:tab/>
-        <w:t xml:space="preserve">  </w:t>
-      </w:r>
-      <w:r>
-        <w:rPr>
-          <w:rFonts w:ascii="Arial" w:hAnsi="Arial" w:cs="Arial"/>
-          <w:sz w:val="20"/>
-          <w:szCs w:val="20"/>
-        </w:rPr>
-        <w:t>……………………………………………………</w:t>
-      </w:r>
-      <w:r>
-        <w:rPr>
-          <w:rFonts w:ascii="Arial" w:hAnsi="Arial" w:cs="Arial"/>
-          <w:sz w:val="20"/>
-          <w:szCs w:val="20"/>
-        </w:rPr>
-        <w:t>………………………</w:t>
-      </w:r>
-    </w:p>
-    <w:p>
-      <w:pPr>
-        <w:pStyle w:val="ListParagraph"/>
-        <w:spacing w:before="120" w:after="100" w:afterAutospacing="1" w:line="360" w:lineRule="auto"/>
-        <w:ind w:left="-142"/>
-        <w:jc w:val="both"/>
-        <w:rPr>
-          <w:rFonts w:ascii="Arial" w:hAnsi="Arial" w:cs="Arial"/>
-          <w:sz w:val="20"/>
-          <w:szCs w:val="20"/>
-        </w:rPr>
-      </w:pPr>
-      <w:r>
-        <w:rPr>
-          <w:rFonts w:ascii="Arial" w:hAnsi="Arial" w:cs="Arial"/>
-          <w:sz w:val="20"/>
-          <w:szCs w:val="20"/>
-        </w:rPr>
-        <w:t>Bahasa Inggris</w:t>
-      </w:r>
-      <w:r>
-        <w:rPr>
-          <w:rFonts w:ascii="Arial" w:hAnsi="Arial" w:cs="Arial"/>
-          <w:sz w:val="20"/>
-          <w:szCs w:val="20"/>
-        </w:rPr>
-        <w:tab/>
-      </w:r>
-      <w:r>
-        <w:rPr>
-          <w:rFonts w:ascii="Arial" w:hAnsi="Arial" w:cs="Arial"/>
-          <w:sz w:val="20"/>
-          <w:szCs w:val="20"/>
-        </w:rPr>
-        <w:tab/>
-      </w:r>
-      <w:r>
-        <w:rPr>
-          <w:rFonts w:ascii="Arial" w:hAnsi="Arial" w:cs="Arial"/>
-          <w:sz w:val="20"/>
-          <w:szCs w:val="20"/>
-        </w:rPr>
-        <w:tab/>
-      </w:r>
-      <w:r>
-        <w:rPr>
-          <w:rFonts w:ascii="Arial" w:hAnsi="Arial" w:cs="Arial"/>
-          <w:sz w:val="20"/>
-          <w:szCs w:val="20"/>
-        </w:rPr>
-        <w:tab/>
+          <w:rFonts w:asciiTheme="minorBidi" w:hAnsiTheme="minorBidi" w:cstheme="minorBidi"/>
+          <w:sz w:val="20"/>
+          <w:szCs w:val="20"/>
+        </w:rPr>
+      </w:pPr>
+      <w:proofErr w:type="spellStart"/>
+      <w:r>
+        <w:rPr>
+          <w:rFonts w:ascii="Arial" w:hAnsi="Arial" w:cs="Arial"/>
+          <w:sz w:val="20"/>
+          <w:szCs w:val="20"/>
+        </w:rPr>
+        <w:t>Pembimbing</w:t>
+      </w:r>
+      <w:proofErr w:type="spellEnd"/>
+      <w:r>
+        <w:rPr>
+          <w:rFonts w:ascii="Arial" w:hAnsi="Arial" w:cs="Arial"/>
+          <w:sz w:val="20"/>
+          <w:szCs w:val="20"/>
+        </w:rPr>
+        <w:t xml:space="preserve"> I</w:t>
+      </w:r>
+      <w:r>
+        <w:rPr>
+          <w:rFonts w:ascii="Arial" w:hAnsi="Arial" w:cs="Arial"/>
+          <w:sz w:val="20"/>
+          <w:szCs w:val="20"/>
+        </w:rPr>
+        <w:tab/>
+      </w:r>
+      <w:r>
+        <w:rPr>
+          <w:rFonts w:ascii="Arial" w:hAnsi="Arial" w:cs="Arial"/>
+          <w:sz w:val="20"/>
+          <w:szCs w:val="20"/>
+        </w:rPr>
+        <w:tab/>
+      </w:r>
+      <w:r>
+        <w:rPr>
+          <w:rFonts w:ascii="Arial" w:hAnsi="Arial" w:cs="Arial"/>
+          <w:sz w:val="20"/>
+          <w:szCs w:val="20"/>
+        </w:rPr>
+        <w:tab/>
+      </w:r>
+      <w:r>
+        <w:rPr>
+          <w:rFonts w:ascii="Arial" w:hAnsi="Arial" w:cs="Arial"/>
+          <w:sz w:val="20"/>
+          <w:szCs w:val="20"/>
+        </w:rPr>
+        <w:tab/>
+      </w:r>
+      <w:r>
+        <w:rPr>
+          <w:rFonts w:asciiTheme="minorBidi" w:hAnsiTheme="minorBidi" w:cstheme="minorBidi"/>
+          <w:sz w:val="20"/>
+          <w:szCs w:val="20"/>
+        </w:rPr>
         <w:t xml:space="preserve">: </w:t>
       </w:r>
       <w:r>
         <w:rPr>
-          <w:rFonts w:ascii="Arial" w:hAnsi="Arial" w:cs="Arial"/>
-          <w:sz w:val="20"/>
-          <w:szCs w:val="20"/>
-        </w:rPr>
-        <w:t>……………………………………………………</w:t>
-      </w:r>
-      <w:r>
-        <w:rPr>
-          <w:rFonts w:ascii="Arial" w:hAnsi="Arial" w:cs="Arial"/>
-          <w:sz w:val="20"/>
-          <w:szCs w:val="20"/>
-        </w:rPr>
-        <w:t>………………………</w:t>
-      </w:r>
-    </w:p>
-    <w:p>
-      <w:pPr>
-        <w:pStyle w:val="ListParagraph"/>
-        <w:spacing w:before="120" w:after="100" w:afterAutospacing="1" w:line="360" w:lineRule="auto"/>
-        <w:ind w:left="-142"/>
-        <w:jc w:val="both"/>
-        <w:rPr>
-          <w:rFonts w:ascii="Arial" w:hAnsi="Arial" w:cs="Arial"/>
-          <w:sz w:val="20"/>
-          <w:szCs w:val="20"/>
-        </w:rPr>
-      </w:pPr>
-      <w:r>
-        <w:rPr>
-          <w:rFonts w:ascii="Arial" w:hAnsi="Arial" w:cs="Arial"/>
-          <w:sz w:val="20"/>
-          <w:szCs w:val="20"/>
-        </w:rPr>
-        <w:tab/>
-      </w:r>
-      <w:r>
-        <w:rPr>
-          <w:rFonts w:ascii="Arial" w:hAnsi="Arial" w:cs="Arial"/>
-          <w:sz w:val="20"/>
-          <w:szCs w:val="20"/>
-        </w:rPr>
-        <w:tab/>
-      </w:r>
-      <w:r>
-        <w:rPr>
-          <w:rFonts w:ascii="Arial" w:hAnsi="Arial" w:cs="Arial"/>
-          <w:sz w:val="20"/>
-          <w:szCs w:val="20"/>
-        </w:rPr>
-        <w:tab/>
-      </w:r>
-      <w:r>
-        <w:rPr>
-          <w:rFonts w:ascii="Arial" w:hAnsi="Arial" w:cs="Arial"/>
-          <w:sz w:val="20"/>
-          <w:szCs w:val="20"/>
-        </w:rPr>
-        <w:tab/>
-      </w:r>
-      <w:r>
-        <w:rPr>
-          <w:rFonts w:ascii="Arial" w:hAnsi="Arial" w:cs="Arial"/>
-          <w:sz w:val="20"/>
-          <w:szCs w:val="20"/>
-        </w:rPr>
-        <w:tab/>
-      </w:r>
-      <w:r>
-        <w:rPr>
-          <w:rFonts w:ascii="Arial" w:hAnsi="Arial" w:cs="Arial"/>
-          <w:sz w:val="20"/>
-          <w:szCs w:val="20"/>
-        </w:rPr>
-        <w:tab/>
-        <w:t xml:space="preserve">  </w:t>
-      </w:r>
-      <w:r>
-        <w:rPr>
-          <w:rFonts w:ascii="Arial" w:hAnsi="Arial" w:cs="Arial"/>
-          <w:sz w:val="20"/>
-          <w:szCs w:val="20"/>
-        </w:rPr>
-        <w:t>……………………………………………………</w:t>
-      </w:r>
-      <w:r>
-        <w:rPr>
-          <w:rFonts w:ascii="Arial" w:hAnsi="Arial" w:cs="Arial"/>
-          <w:sz w:val="20"/>
-          <w:szCs w:val="20"/>
-        </w:rPr>
-        <w:t>………………………</w:t>
-      </w:r>
-    </w:p>
-    <w:p>
-      <w:pPr>
-        <w:pStyle w:val="ListParagraph"/>
-        <w:spacing w:before="120" w:after="100" w:afterAutospacing="1" w:line="360" w:lineRule="auto"/>
-        <w:ind w:left="-142"/>
-        <w:jc w:val="both"/>
-        <w:rPr>
-          <w:rFonts w:ascii="Arial" w:hAnsi="Arial" w:cs="Arial"/>
-          <w:sz w:val="20"/>
-          <w:szCs w:val="20"/>
-        </w:rPr>
-      </w:pPr>
-      <w:r>
-        <w:rPr>
-          <w:rFonts w:ascii="Arial" w:hAnsi="Arial" w:cs="Arial"/>
-          <w:sz w:val="20"/>
-          <w:szCs w:val="20"/>
-        </w:rPr>
-        <w:tab/>
-      </w:r>
-      <w:r>
-        <w:rPr>
-          <w:rFonts w:ascii="Arial" w:hAnsi="Arial" w:cs="Arial"/>
-          <w:sz w:val="20"/>
-          <w:szCs w:val="20"/>
-        </w:rPr>
-        <w:tab/>
-      </w:r>
-      <w:r>
-        <w:rPr>
-          <w:rFonts w:ascii="Arial" w:hAnsi="Arial" w:cs="Arial"/>
-          <w:sz w:val="20"/>
-          <w:szCs w:val="20"/>
-        </w:rPr>
-        <w:tab/>
-      </w:r>
-      <w:r>
-        <w:rPr>
-          <w:rFonts w:ascii="Arial" w:hAnsi="Arial" w:cs="Arial"/>
-          <w:sz w:val="20"/>
-          <w:szCs w:val="20"/>
-        </w:rPr>
-        <w:tab/>
-      </w:r>
-      <w:r>
-        <w:rPr>
-          <w:rFonts w:ascii="Arial" w:hAnsi="Arial" w:cs="Arial"/>
-          <w:sz w:val="20"/>
-          <w:szCs w:val="20"/>
-        </w:rPr>
-        <w:tab/>
-      </w:r>
-      <w:r>
-        <w:rPr>
-          <w:rFonts w:ascii="Arial" w:hAnsi="Arial" w:cs="Arial"/>
-          <w:sz w:val="20"/>
-          <w:szCs w:val="20"/>
-        </w:rPr>
-        <w:tab/>
-        <w:t xml:space="preserve">  </w:t>
-      </w:r>
-      <w:r>
-        <w:rPr>
-          <w:rFonts w:ascii="Arial" w:hAnsi="Arial" w:cs="Arial"/>
-          <w:sz w:val="20"/>
-          <w:szCs w:val="20"/>
-        </w:rPr>
-        <w:t>……………………………………………………</w:t>
-      </w:r>
-      <w:r>
-        <w:rPr>
-          <w:rFonts w:ascii="Arial" w:hAnsi="Arial" w:cs="Arial"/>
-          <w:sz w:val="20"/>
-          <w:szCs w:val="20"/>
-        </w:rPr>
-        <w:t>………………………</w:t>
-      </w:r>
-    </w:p>
-    <w:p>
-      <w:pPr>
-        <w:pStyle w:val="ListParagraph"/>
-        <w:spacing w:before="120" w:after="100" w:afterAutospacing="1" w:line="360" w:lineRule="auto"/>
-        <w:ind w:left="-142"/>
-        <w:jc w:val="both"/>
-        <w:rPr>
-          <w:rFonts w:ascii="Arial" w:hAnsi="Arial" w:cs="Arial"/>
-          <w:sz w:val="20"/>
-          <w:szCs w:val="20"/>
-        </w:rPr>
-      </w:pPr>
-      <w:r>
-        <w:rPr>
-          <w:rFonts w:ascii="Arial" w:hAnsi="Arial" w:cs="Arial"/>
-          <w:sz w:val="20"/>
-          <w:szCs w:val="20"/>
-        </w:rPr>
-        <w:tab/>
-      </w:r>
-      <w:r>
-        <w:rPr>
-          <w:rFonts w:ascii="Arial" w:hAnsi="Arial" w:cs="Arial"/>
-          <w:sz w:val="20"/>
-          <w:szCs w:val="20"/>
-        </w:rPr>
-        <w:tab/>
-      </w:r>
-      <w:r>
-        <w:rPr>
-          <w:rFonts w:ascii="Arial" w:hAnsi="Arial" w:cs="Arial"/>
-          <w:sz w:val="20"/>
-          <w:szCs w:val="20"/>
-        </w:rPr>
-        <w:tab/>
-      </w:r>
-      <w:r>
-        <w:rPr>
-          <w:rFonts w:ascii="Arial" w:hAnsi="Arial" w:cs="Arial"/>
-          <w:sz w:val="20"/>
-          <w:szCs w:val="20"/>
-        </w:rPr>
-        <w:tab/>
-      </w:r>
-      <w:r>
-        <w:rPr>
-          <w:rFonts w:ascii="Arial" w:hAnsi="Arial" w:cs="Arial"/>
-          <w:sz w:val="20"/>
-          <w:szCs w:val="20"/>
-        </w:rPr>
-        <w:tab/>
-      </w:r>
-      <w:r>
-        <w:rPr>
-          <w:rFonts w:ascii="Arial" w:hAnsi="Arial" w:cs="Arial"/>
-          <w:sz w:val="20"/>
-          <w:szCs w:val="20"/>
-        </w:rPr>
-        <w:tab/>
-        <w:t xml:space="preserve">  </w:t>
-      </w:r>
-      <w:r>
-        <w:rPr>
-          <w:rFonts w:ascii="Arial" w:hAnsi="Arial" w:cs="Arial"/>
-          <w:sz w:val="20"/>
-          <w:szCs w:val="20"/>
-        </w:rPr>
-        <w:t>……………………………………………………</w:t>
-      </w:r>
-      <w:r>
-        <w:rPr>
-          <w:rFonts w:ascii="Arial" w:hAnsi="Arial" w:cs="Arial"/>
-          <w:sz w:val="20"/>
-          <w:szCs w:val="20"/>
-        </w:rPr>
-        <w:t>………………………</w:t>
+          <w:rFonts w:asciiTheme="minorBidi" w:hAnsiTheme="minorBidi" w:cstheme="minorBidi"/>
+          <w:sz w:val="20"/>
+          <w:szCs w:val="20"/>
+        </w:rPr>
+        <w:t xml:space="preserve">Dr. Afrida Helen, S.T., </w:t>
+      </w:r>
+      <w:proofErr w:type="spellStart"/>
+      <w:proofErr w:type="gramStart"/>
+      <w:r>
+        <w:rPr>
+          <w:rFonts w:asciiTheme="minorBidi" w:hAnsiTheme="minorBidi" w:cstheme="minorBidi"/>
+          <w:sz w:val="20"/>
+          <w:szCs w:val="20"/>
+        </w:rPr>
+        <w:t>M.Kom</w:t>
+      </w:r>
+      <w:proofErr w:type="spellEnd"/>
+      <w:proofErr w:type="gramEnd"/>
+      <w:r>
+        <w:rPr>
+          <w:rFonts w:asciiTheme="minorBidi" w:hAnsiTheme="minorBidi" w:cstheme="minorBidi"/>
+          <w:sz w:val="20"/>
+          <w:szCs w:val="20"/>
+        </w:rPr>
+        <w:t xml:space="preserve">. </w:t>
+      </w:r>
+      <w:r>
+        <w:rPr>
+          <w:rFonts w:asciiTheme="minorBidi" w:hAnsiTheme="minorBidi" w:cstheme="minorBidi"/>
+          <w:sz w:val="20"/>
+          <w:szCs w:val="20"/>
+        </w:rPr>
+        <w:t xml:space="preserve"> </w:t>
+      </w:r>
+      <w:r>
+        <w:rPr>
+          <w:rFonts w:asciiTheme="minorBidi" w:hAnsiTheme="minorBidi" w:cstheme="minorBidi"/>
+          <w:sz w:val="20"/>
+          <w:szCs w:val="20"/>
+        </w:rPr>
+        <w:t xml:space="preserve">No. Sandi Dosen </w:t>
+      </w:r>
+      <w:r>
+        <w:rPr>
+          <w:rFonts w:asciiTheme="minorBidi" w:hAnsiTheme="minorBidi" w:cstheme="minorBidi"/>
+          <w:sz w:val="20"/>
+          <w:szCs w:val="20"/>
+        </w:rPr>
+        <w:t>0028016505</w:t>
       </w:r>
     </w:p>
     <w:p>
@@ -7515,41 +9327,51 @@
           <w:szCs w:val="20"/>
         </w:rPr>
       </w:pPr>
-      <w:r>
-        <w:rPr>
-          <w:rFonts w:ascii="Arial" w:hAnsi="Arial" w:cs="Arial"/>
-          <w:sz w:val="20"/>
-          <w:szCs w:val="20"/>
-        </w:rPr>
-        <w:t>Alamat Email</w:t>
-      </w:r>
-      <w:r>
-        <w:rPr>
-          <w:rFonts w:ascii="Arial" w:hAnsi="Arial" w:cs="Arial"/>
-          <w:sz w:val="20"/>
-          <w:szCs w:val="20"/>
-        </w:rPr>
-        <w:tab/>
-      </w:r>
-      <w:r>
-        <w:rPr>
-          <w:rFonts w:ascii="Arial" w:hAnsi="Arial" w:cs="Arial"/>
-          <w:sz w:val="20"/>
-          <w:szCs w:val="20"/>
-        </w:rPr>
-        <w:tab/>
-      </w:r>
-      <w:r>
-        <w:rPr>
-          <w:rFonts w:ascii="Arial" w:hAnsi="Arial" w:cs="Arial"/>
-          <w:sz w:val="20"/>
-          <w:szCs w:val="20"/>
-        </w:rPr>
-        <w:tab/>
-      </w:r>
-      <w:r>
-        <w:rPr>
-          <w:rFonts w:ascii="Arial" w:hAnsi="Arial" w:cs="Arial"/>
+      <w:proofErr w:type="spellStart"/>
+      <w:r>
+        <w:rPr>
+          <w:rFonts w:asciiTheme="minorBidi" w:hAnsiTheme="minorBidi" w:cstheme="minorBidi"/>
+          <w:sz w:val="20"/>
+          <w:szCs w:val="20"/>
+        </w:rPr>
+        <w:t>Pembimbing</w:t>
+      </w:r>
+      <w:proofErr w:type="spellEnd"/>
+      <w:r>
+        <w:rPr>
+          <w:rFonts w:asciiTheme="minorBidi" w:hAnsiTheme="minorBidi" w:cstheme="minorBidi"/>
+          <w:sz w:val="20"/>
+          <w:szCs w:val="20"/>
+        </w:rPr>
+        <w:t xml:space="preserve"> II</w:t>
+      </w:r>
+      <w:r>
+        <w:rPr>
+          <w:rFonts w:asciiTheme="minorBidi" w:hAnsiTheme="minorBidi" w:cstheme="minorBidi"/>
+          <w:sz w:val="20"/>
+          <w:szCs w:val="20"/>
+        </w:rPr>
+        <w:tab/>
+      </w:r>
+      <w:r>
+        <w:rPr>
+          <w:rFonts w:asciiTheme="minorBidi" w:hAnsiTheme="minorBidi" w:cstheme="minorBidi"/>
+          <w:sz w:val="20"/>
+          <w:szCs w:val="20"/>
+        </w:rPr>
+        <w:tab/>
+      </w:r>
+      <w:r>
+        <w:rPr>
+          <w:rFonts w:asciiTheme="minorBidi" w:hAnsiTheme="minorBidi" w:cstheme="minorBidi"/>
+          <w:sz w:val="20"/>
+          <w:szCs w:val="20"/>
+        </w:rPr>
+        <w:tab/>
+      </w:r>
+      <w:r>
+        <w:rPr>
+          <w:rFonts w:asciiTheme="minorBidi" w:hAnsiTheme="minorBidi" w:cstheme="minorBidi"/>
           <w:sz w:val="20"/>
           <w:szCs w:val="20"/>
         </w:rPr>
@@ -7558,19 +9380,70 @@
       </w:r>
       <w:r>
         <w:rPr>
-          <w:rFonts w:ascii="Arial" w:hAnsi="Arial" w:cs="Arial"/>
-          <w:sz w:val="20"/>
-          <w:szCs w:val="20"/>
-        </w:rPr>
-        <w:t>…………………………………………………</w:t>
-      </w:r>
-      <w:r>
-        <w:rPr>
-          <w:rFonts w:ascii="Arial" w:hAnsi="Arial" w:cs="Arial"/>
-          <w:sz w:val="20"/>
-          <w:szCs w:val="20"/>
-        </w:rPr>
-        <w:t>…………………………</w:t>
+          <w:rFonts w:asciiTheme="minorBidi" w:hAnsiTheme="minorBidi" w:cstheme="minorBidi"/>
+          <w:sz w:val="20"/>
+          <w:szCs w:val="20"/>
+        </w:rPr>
+        <w:t xml:space="preserve">Dr. Mira Suryani, </w:t>
+      </w:r>
+      <w:proofErr w:type="spellStart"/>
+      <w:proofErr w:type="gramStart"/>
+      <w:r>
+        <w:rPr>
+          <w:rFonts w:asciiTheme="minorBidi" w:hAnsiTheme="minorBidi" w:cstheme="minorBidi"/>
+          <w:sz w:val="20"/>
+          <w:szCs w:val="20"/>
+        </w:rPr>
+        <w:t>S.Pd</w:t>
+      </w:r>
+      <w:proofErr w:type="spellEnd"/>
+      <w:proofErr w:type="gramEnd"/>
+      <w:r>
+        <w:rPr>
+          <w:rFonts w:asciiTheme="minorBidi" w:hAnsiTheme="minorBidi" w:cstheme="minorBidi"/>
+          <w:sz w:val="20"/>
+          <w:szCs w:val="20"/>
+        </w:rPr>
+        <w:t xml:space="preserve">, </w:t>
+      </w:r>
+      <w:proofErr w:type="spellStart"/>
+      <w:proofErr w:type="gramStart"/>
+      <w:r>
+        <w:rPr>
+          <w:rFonts w:asciiTheme="minorBidi" w:hAnsiTheme="minorBidi" w:cstheme="minorBidi"/>
+          <w:sz w:val="20"/>
+          <w:szCs w:val="20"/>
+        </w:rPr>
+        <w:t>M.Kom</w:t>
+      </w:r>
+      <w:proofErr w:type="spellEnd"/>
+      <w:proofErr w:type="gramEnd"/>
+      <w:r>
+        <w:rPr>
+          <w:rFonts w:asciiTheme="minorBidi" w:hAnsiTheme="minorBidi" w:cstheme="minorBidi"/>
+          <w:sz w:val="20"/>
+          <w:szCs w:val="20"/>
+        </w:rPr>
+        <w:t>.</w:t>
+      </w:r>
+      <w:r>
+        <w:t xml:space="preserve"> </w:t>
+      </w:r>
+      <w:r>
+        <w:rPr>
+          <w:rFonts w:ascii="Arial" w:hAnsi="Arial" w:cs="Arial"/>
+          <w:sz w:val="20"/>
+          <w:szCs w:val="20"/>
+        </w:rPr>
+        <w:t xml:space="preserve">No. Sandi Dosen </w:t>
+      </w:r>
+      <w:r>
+        <w:rPr>
+          <w:rFonts w:ascii="Arial" w:hAnsi="Arial" w:cs="Arial"/>
+          <w:sz w:val="20"/>
+          <w:szCs w:val="20"/>
+        </w:rPr>
+        <w:t>0030128901</w:t>
       </w:r>
     </w:p>
     <w:p>
@@ -7589,201 +9462,41 @@
           <w:szCs w:val="20"/>
         </w:rPr>
       </w:pPr>
-      <w:r>
-        <w:rPr>
-          <w:rFonts w:ascii="Arial" w:hAnsi="Arial" w:cs="Arial"/>
-          <w:sz w:val="20"/>
-          <w:szCs w:val="20"/>
-        </w:rPr>
-        <w:t>Pembimbing I</w:t>
-      </w:r>
-      <w:r>
-        <w:rPr>
-          <w:rFonts w:ascii="Arial" w:hAnsi="Arial" w:cs="Arial"/>
-          <w:sz w:val="20"/>
-          <w:szCs w:val="20"/>
-        </w:rPr>
-        <w:tab/>
-      </w:r>
-      <w:r>
-        <w:rPr>
-          <w:rFonts w:ascii="Arial" w:hAnsi="Arial" w:cs="Arial"/>
-          <w:sz w:val="20"/>
-          <w:szCs w:val="20"/>
-        </w:rPr>
-        <w:tab/>
-      </w:r>
-      <w:r>
-        <w:rPr>
-          <w:rFonts w:ascii="Arial" w:hAnsi="Arial" w:cs="Arial"/>
-          <w:sz w:val="20"/>
-          <w:szCs w:val="20"/>
-        </w:rPr>
-        <w:tab/>
-      </w:r>
-      <w:r>
-        <w:rPr>
-          <w:rFonts w:ascii="Arial" w:hAnsi="Arial" w:cs="Arial"/>
-          <w:sz w:val="20"/>
-          <w:szCs w:val="20"/>
-        </w:rPr>
-        <w:tab/>
-        <w:t xml:space="preserve">: </w:t>
-      </w:r>
-      <w:r>
-        <w:rPr>
-          <w:rFonts w:ascii="Arial" w:hAnsi="Arial" w:cs="Arial"/>
-          <w:sz w:val="20"/>
-          <w:szCs w:val="20"/>
-        </w:rPr>
-        <w:t>…………………………………</w:t>
-      </w:r>
-      <w:proofErr w:type="gramStart"/>
-      <w:r>
-        <w:rPr>
-          <w:rFonts w:ascii="Arial" w:hAnsi="Arial" w:cs="Arial"/>
-          <w:sz w:val="20"/>
-          <w:szCs w:val="20"/>
-        </w:rPr>
-        <w:t>…..</w:t>
-      </w:r>
-      <w:proofErr w:type="gramEnd"/>
-      <w:r>
-        <w:rPr>
-          <w:rFonts w:ascii="Arial" w:hAnsi="Arial" w:cs="Arial"/>
-          <w:sz w:val="20"/>
-          <w:szCs w:val="20"/>
-        </w:rPr>
-        <w:t>No. Sandi Dosen ……………</w:t>
-      </w:r>
-      <w:proofErr w:type="gramStart"/>
-      <w:r>
-        <w:rPr>
-          <w:rFonts w:ascii="Arial" w:hAnsi="Arial" w:cs="Arial"/>
-          <w:sz w:val="20"/>
-          <w:szCs w:val="20"/>
-        </w:rPr>
-        <w:t>…..</w:t>
-      </w:r>
-      <w:proofErr w:type="gramEnd"/>
-    </w:p>
-    <w:p>
-      <w:pPr>
-        <w:pStyle w:val="ListParagraph"/>
-        <w:numPr>
-          <w:ilvl w:val="0"/>
-          <w:numId w:val="5"/>
-        </w:numPr>
-        <w:spacing w:before="120" w:after="100" w:afterAutospacing="1" w:line="360" w:lineRule="auto"/>
-        <w:ind w:left="-142" w:hanging="284"/>
-        <w:jc w:val="both"/>
-        <w:rPr>
-          <w:rFonts w:ascii="Arial" w:hAnsi="Arial" w:cs="Arial"/>
-          <w:sz w:val="20"/>
-          <w:szCs w:val="20"/>
-        </w:rPr>
-      </w:pPr>
-      <w:r>
-        <w:rPr>
-          <w:rFonts w:ascii="Arial" w:hAnsi="Arial" w:cs="Arial"/>
-          <w:sz w:val="20"/>
-          <w:szCs w:val="20"/>
-        </w:rPr>
-        <w:t>Pembimbing II</w:t>
-      </w:r>
-      <w:r>
-        <w:rPr>
-          <w:rFonts w:ascii="Arial" w:hAnsi="Arial" w:cs="Arial"/>
-          <w:sz w:val="20"/>
-          <w:szCs w:val="20"/>
-        </w:rPr>
-        <w:tab/>
-      </w:r>
-      <w:r>
-        <w:rPr>
-          <w:rFonts w:ascii="Arial" w:hAnsi="Arial" w:cs="Arial"/>
-          <w:sz w:val="20"/>
-          <w:szCs w:val="20"/>
-        </w:rPr>
-        <w:tab/>
-      </w:r>
-      <w:r>
-        <w:rPr>
-          <w:rFonts w:ascii="Arial" w:hAnsi="Arial" w:cs="Arial"/>
-          <w:sz w:val="20"/>
-          <w:szCs w:val="20"/>
-        </w:rPr>
-        <w:tab/>
-      </w:r>
-      <w:r>
-        <w:rPr>
-          <w:rFonts w:ascii="Arial" w:hAnsi="Arial" w:cs="Arial"/>
-          <w:sz w:val="20"/>
-          <w:szCs w:val="20"/>
-        </w:rPr>
-        <w:tab/>
-        <w:t xml:space="preserve">: </w:t>
-      </w:r>
-      <w:r>
-        <w:rPr>
-          <w:rFonts w:ascii="Arial" w:hAnsi="Arial" w:cs="Arial"/>
-          <w:sz w:val="20"/>
-          <w:szCs w:val="20"/>
-        </w:rPr>
-        <w:t>…………………………………</w:t>
-      </w:r>
-      <w:proofErr w:type="gramStart"/>
-      <w:r>
-        <w:rPr>
-          <w:rFonts w:ascii="Arial" w:hAnsi="Arial" w:cs="Arial"/>
-          <w:sz w:val="20"/>
-          <w:szCs w:val="20"/>
-        </w:rPr>
-        <w:t>…..</w:t>
-      </w:r>
-      <w:proofErr w:type="gramEnd"/>
-      <w:r>
-        <w:rPr>
-          <w:rFonts w:ascii="Arial" w:hAnsi="Arial" w:cs="Arial"/>
-          <w:sz w:val="20"/>
-          <w:szCs w:val="20"/>
-        </w:rPr>
-        <w:t>No. Sandi Dosen ……………</w:t>
-      </w:r>
-      <w:proofErr w:type="gramStart"/>
-      <w:r>
-        <w:rPr>
-          <w:rFonts w:ascii="Arial" w:hAnsi="Arial" w:cs="Arial"/>
-          <w:sz w:val="20"/>
-          <w:szCs w:val="20"/>
-        </w:rPr>
-        <w:t>…..</w:t>
-      </w:r>
-      <w:proofErr w:type="gramEnd"/>
-    </w:p>
-    <w:p>
-      <w:pPr>
-        <w:pStyle w:val="ListParagraph"/>
-        <w:numPr>
-          <w:ilvl w:val="0"/>
-          <w:numId w:val="5"/>
-        </w:numPr>
-        <w:spacing w:before="120" w:after="100" w:afterAutospacing="1" w:line="360" w:lineRule="auto"/>
-        <w:ind w:left="-142" w:hanging="284"/>
-        <w:jc w:val="both"/>
-        <w:rPr>
-          <w:rFonts w:ascii="Arial" w:hAnsi="Arial" w:cs="Arial"/>
-          <w:sz w:val="20"/>
-          <w:szCs w:val="20"/>
-        </w:rPr>
-      </w:pPr>
-      <w:r>
-        <w:rPr>
-          <w:rFonts w:ascii="Arial" w:hAnsi="Arial" w:cs="Arial"/>
-          <w:sz w:val="20"/>
-          <w:szCs w:val="20"/>
-        </w:rPr>
-        <w:t>Ukuran Toga (lingkari)</w:t>
+      <w:proofErr w:type="spellStart"/>
+      <w:r>
+        <w:rPr>
+          <w:rFonts w:ascii="Arial" w:hAnsi="Arial" w:cs="Arial"/>
+          <w:sz w:val="20"/>
+          <w:szCs w:val="20"/>
+        </w:rPr>
+        <w:t>Ukuran</w:t>
+      </w:r>
+      <w:proofErr w:type="spellEnd"/>
+      <w:r>
+        <w:rPr>
+          <w:rFonts w:ascii="Arial" w:hAnsi="Arial" w:cs="Arial"/>
+          <w:sz w:val="20"/>
+          <w:szCs w:val="20"/>
+        </w:rPr>
+        <w:t xml:space="preserve"> Toga (</w:t>
+      </w:r>
+      <w:proofErr w:type="spellStart"/>
+      <w:r>
+        <w:rPr>
+          <w:rFonts w:ascii="Arial" w:hAnsi="Arial" w:cs="Arial"/>
+          <w:sz w:val="20"/>
+          <w:szCs w:val="20"/>
+        </w:rPr>
+        <w:t>lingkari</w:t>
+      </w:r>
+      <w:proofErr w:type="spellEnd"/>
+      <w:r>
+        <w:rPr>
+          <w:rFonts w:ascii="Arial" w:hAnsi="Arial" w:cs="Arial"/>
+          <w:sz w:val="20"/>
+          <w:szCs w:val="20"/>
+        </w:rPr>
+        <w:t>)</w:t>
       </w:r>
       <w:r>
         <w:rPr>
@@ -7947,7 +9660,259 @@
           <w:sz w:val="20"/>
           <w:szCs w:val="20"/>
         </w:rPr>
-        <w:t>Biodata ini dibuat dengan sebenarnya dan apabila terjadi kesalahan dikemudian hari yang berhubungan dengan keterangan ini, saya tidak akan menuntut kepada pihak manapun.</w:t>
+        <w:t xml:space="preserve">Biodata ini </w:t>
+      </w:r>
+      <w:proofErr w:type="spellStart"/>
+      <w:r>
+        <w:rPr>
+          <w:rFonts w:ascii="Arial" w:hAnsi="Arial" w:cs="Arial"/>
+          <w:sz w:val="20"/>
+          <w:szCs w:val="20"/>
+        </w:rPr>
+        <w:t>dibuat</w:t>
+      </w:r>
+      <w:proofErr w:type="spellEnd"/>
+      <w:r>
+        <w:rPr>
+          <w:rFonts w:ascii="Arial" w:hAnsi="Arial" w:cs="Arial"/>
+          <w:sz w:val="20"/>
+          <w:szCs w:val="20"/>
+        </w:rPr>
+        <w:t xml:space="preserve"> dengan sebenarnya dan </w:t>
+      </w:r>
+      <w:proofErr w:type="spellStart"/>
+      <w:r>
+        <w:rPr>
+          <w:rFonts w:ascii="Arial" w:hAnsi="Arial" w:cs="Arial"/>
+          <w:sz w:val="20"/>
+          <w:szCs w:val="20"/>
+        </w:rPr>
+        <w:t>apabila</w:t>
+      </w:r>
+      <w:proofErr w:type="spellEnd"/>
+      <w:r>
+        <w:rPr>
+          <w:rFonts w:ascii="Arial" w:hAnsi="Arial" w:cs="Arial"/>
+          <w:sz w:val="20"/>
+          <w:szCs w:val="20"/>
+        </w:rPr>
+        <w:t xml:space="preserve"> </w:t>
+      </w:r>
+      <w:proofErr w:type="spellStart"/>
+      <w:r>
+        <w:rPr>
+          <w:rFonts w:ascii="Arial" w:hAnsi="Arial" w:cs="Arial"/>
+          <w:sz w:val="20"/>
+          <w:szCs w:val="20"/>
+        </w:rPr>
+        <w:t>terjadi</w:t>
+      </w:r>
+      <w:proofErr w:type="spellEnd"/>
+      <w:r>
+        <w:rPr>
+          <w:rFonts w:ascii="Arial" w:hAnsi="Arial" w:cs="Arial"/>
+          <w:sz w:val="20"/>
+          <w:szCs w:val="20"/>
+        </w:rPr>
+        <w:t xml:space="preserve"> </w:t>
+      </w:r>
+      <w:proofErr w:type="spellStart"/>
+      <w:r>
+        <w:rPr>
+          <w:rFonts w:ascii="Arial" w:hAnsi="Arial" w:cs="Arial"/>
+          <w:sz w:val="20"/>
+          <w:szCs w:val="20"/>
+        </w:rPr>
+        <w:t>kesalahan</w:t>
+      </w:r>
+      <w:proofErr w:type="spellEnd"/>
+      <w:r>
+        <w:rPr>
+          <w:rFonts w:ascii="Arial" w:hAnsi="Arial" w:cs="Arial"/>
+          <w:sz w:val="20"/>
+          <w:szCs w:val="20"/>
+        </w:rPr>
+        <w:t xml:space="preserve"> </w:t>
+      </w:r>
+      <w:proofErr w:type="spellStart"/>
+      <w:r>
+        <w:rPr>
+          <w:rFonts w:ascii="Arial" w:hAnsi="Arial" w:cs="Arial"/>
+          <w:sz w:val="20"/>
+          <w:szCs w:val="20"/>
+        </w:rPr>
+        <w:t>dikemudian</w:t>
+      </w:r>
+      <w:proofErr w:type="spellEnd"/>
+      <w:r>
+        <w:rPr>
+          <w:rFonts w:ascii="Arial" w:hAnsi="Arial" w:cs="Arial"/>
+          <w:sz w:val="20"/>
+          <w:szCs w:val="20"/>
+        </w:rPr>
+        <w:t xml:space="preserve"> </w:t>
+      </w:r>
+      <w:proofErr w:type="spellStart"/>
+      <w:r>
+        <w:rPr>
+          <w:rFonts w:ascii="Arial" w:hAnsi="Arial" w:cs="Arial"/>
+          <w:sz w:val="20"/>
+          <w:szCs w:val="20"/>
+        </w:rPr>
+        <w:t>hari</w:t>
+      </w:r>
+      <w:proofErr w:type="spellEnd"/>
+      <w:r>
+        <w:rPr>
+          <w:rFonts w:ascii="Arial" w:hAnsi="Arial" w:cs="Arial"/>
+          <w:sz w:val="20"/>
+          <w:szCs w:val="20"/>
+        </w:rPr>
+        <w:t xml:space="preserve"> yang </w:t>
+      </w:r>
+      <w:proofErr w:type="spellStart"/>
+      <w:r>
+        <w:rPr>
+          <w:rFonts w:ascii="Arial" w:hAnsi="Arial" w:cs="Arial"/>
+          <w:sz w:val="20"/>
+          <w:szCs w:val="20"/>
+        </w:rPr>
+        <w:t>berhubungan</w:t>
+      </w:r>
+      <w:proofErr w:type="spellEnd"/>
+      <w:r>
+        <w:rPr>
+          <w:rFonts w:ascii="Arial" w:hAnsi="Arial" w:cs="Arial"/>
+          <w:sz w:val="20"/>
+          <w:szCs w:val="20"/>
+        </w:rPr>
+        <w:t xml:space="preserve"> dengan </w:t>
+      </w:r>
+      <w:proofErr w:type="spellStart"/>
+      <w:r>
+        <w:rPr>
+          <w:rFonts w:ascii="Arial" w:hAnsi="Arial" w:cs="Arial"/>
+          <w:sz w:val="20"/>
+          <w:szCs w:val="20"/>
+        </w:rPr>
+        <w:t>keterangan</w:t>
+      </w:r>
+      <w:proofErr w:type="spellEnd"/>
+      <w:r>
+        <w:rPr>
+          <w:rFonts w:ascii="Arial" w:hAnsi="Arial" w:cs="Arial"/>
+          <w:sz w:val="20"/>
+          <w:szCs w:val="20"/>
+        </w:rPr>
+        <w:t xml:space="preserve"> ini, </w:t>
+      </w:r>
+      <w:proofErr w:type="spellStart"/>
+      <w:r>
+        <w:rPr>
+          <w:rFonts w:ascii="Arial" w:hAnsi="Arial" w:cs="Arial"/>
+          <w:sz w:val="20"/>
+          <w:szCs w:val="20"/>
+        </w:rPr>
+        <w:t>saya</w:t>
+      </w:r>
+      <w:proofErr w:type="spellEnd"/>
+      <w:r>
+        <w:rPr>
+          <w:rFonts w:ascii="Arial" w:hAnsi="Arial" w:cs="Arial"/>
+          <w:sz w:val="20"/>
+          <w:szCs w:val="20"/>
+        </w:rPr>
+        <w:t xml:space="preserve"> tidak </w:t>
+      </w:r>
+      <w:proofErr w:type="spellStart"/>
+      <w:r>
+        <w:rPr>
+          <w:rFonts w:ascii="Arial" w:hAnsi="Arial" w:cs="Arial"/>
+          <w:sz w:val="20"/>
+          <w:szCs w:val="20"/>
+        </w:rPr>
+        <w:t>akan</w:t>
+      </w:r>
+      <w:proofErr w:type="spellEnd"/>
+      <w:r>
+        <w:rPr>
+          <w:rFonts w:ascii="Arial" w:hAnsi="Arial" w:cs="Arial"/>
+          <w:sz w:val="20"/>
+          <w:szCs w:val="20"/>
+        </w:rPr>
+        <w:t xml:space="preserve"> </w:t>
+      </w:r>
+      <w:proofErr w:type="spellStart"/>
+      <w:r>
+        <w:rPr>
+          <w:rFonts w:ascii="Arial" w:hAnsi="Arial" w:cs="Arial"/>
+          <w:sz w:val="20"/>
+          <w:szCs w:val="20"/>
+        </w:rPr>
+        <w:t>menuntut</w:t>
+      </w:r>
+      <w:proofErr w:type="spellEnd"/>
+      <w:r>
+        <w:rPr>
+          <w:rFonts w:ascii="Arial" w:hAnsi="Arial" w:cs="Arial"/>
+          <w:sz w:val="20"/>
+          <w:szCs w:val="20"/>
+        </w:rPr>
+        <w:t xml:space="preserve"> </w:t>
+      </w:r>
+      <w:proofErr w:type="spellStart"/>
+      <w:r>
+        <w:rPr>
+          <w:rFonts w:ascii="Arial" w:hAnsi="Arial" w:cs="Arial"/>
+          <w:sz w:val="20"/>
+          <w:szCs w:val="20"/>
+        </w:rPr>
+        <w:t>kepada</w:t>
+      </w:r>
+      <w:proofErr w:type="spellEnd"/>
+      <w:r>
+        <w:rPr>
+          <w:rFonts w:ascii="Arial" w:hAnsi="Arial" w:cs="Arial"/>
+          <w:sz w:val="20"/>
+          <w:szCs w:val="20"/>
+        </w:rPr>
+        <w:t xml:space="preserve"> </w:t>
+      </w:r>
+      <w:proofErr w:type="spellStart"/>
+      <w:r>
+        <w:rPr>
+          <w:rFonts w:ascii="Arial" w:hAnsi="Arial" w:cs="Arial"/>
+          <w:sz w:val="20"/>
+          <w:szCs w:val="20"/>
+        </w:rPr>
+        <w:t>pihak</w:t>
+      </w:r>
+      <w:proofErr w:type="spellEnd"/>
+      <w:r>
+        <w:rPr>
+          <w:rFonts w:ascii="Arial" w:hAnsi="Arial" w:cs="Arial"/>
+          <w:sz w:val="20"/>
+          <w:szCs w:val="20"/>
+        </w:rPr>
+        <w:t xml:space="preserve"> </w:t>
+      </w:r>
+      <w:proofErr w:type="spellStart"/>
+      <w:r>
+        <w:rPr>
+          <w:rFonts w:ascii="Arial" w:hAnsi="Arial" w:cs="Arial"/>
+          <w:sz w:val="20"/>
+          <w:szCs w:val="20"/>
+        </w:rPr>
+        <w:t>manapun</w:t>
+      </w:r>
+      <w:proofErr w:type="spellEnd"/>
+      <w:r>
+        <w:rPr>
+          <w:rFonts w:ascii="Arial" w:hAnsi="Arial" w:cs="Arial"/>
+          <w:sz w:val="20"/>
+          <w:szCs w:val="20"/>
+        </w:rPr>
+        <w:t>.</w:t>
       </w:r>
     </w:p>
     <w:p>
@@ -8043,6 +10008,7 @@
         </w:rPr>
         <w:tab/>
       </w:r>
+      <w:proofErr w:type="spellStart"/>
       <w:r>
         <w:rPr>
           <w:rFonts w:ascii="Arial" w:hAnsi="Arial" w:cs="Arial"/>
@@ -8051,13 +10017,22 @@
         </w:rPr>
         <w:t>Jatinangor</w:t>
       </w:r>
+      <w:proofErr w:type="spellEnd"/>
       <w:r>
         <w:rPr>
           <w:rFonts w:ascii="Arial" w:hAnsi="Arial" w:cs="Arial"/>
           <w:sz w:val="22"/>
           <w:szCs w:val="22"/>
         </w:rPr>
-        <w:t>, ………………</w:t>
+        <w:t xml:space="preserve">, </w:t>
+      </w:r>
+      <w:r>
+        <w:rPr>
+          <w:rFonts w:ascii="Arial" w:hAnsi="Arial" w:cs="Arial"/>
+          <w:sz w:val="22"/>
+          <w:szCs w:val="22"/>
+        </w:rPr>
+        <w:t>26 Januari 2026</w:t>
       </w:r>
     </w:p>
     <w:p>
@@ -8148,7 +10123,43 @@
           <w:sz w:val="22"/>
           <w:szCs w:val="22"/>
         </w:rPr>
-        <w:t>Yang membuat pernyataan,</w:t>
+        <w:t xml:space="preserve">Yang </w:t>
+      </w:r>
+      <w:proofErr w:type="spellStart"/>
+      <w:r>
+        <w:rPr>
+          <w:rFonts w:ascii="Arial" w:hAnsi="Arial" w:cs="Arial"/>
+          <w:sz w:val="22"/>
+          <w:szCs w:val="22"/>
+        </w:rPr>
+        <w:t>membuat</w:t>
+      </w:r>
+      <w:proofErr w:type="spellEnd"/>
+      <w:r>
+        <w:rPr>
+          <w:rFonts w:ascii="Arial" w:hAnsi="Arial" w:cs="Arial"/>
+          <w:sz w:val="22"/>
+          <w:szCs w:val="22"/>
+        </w:rPr>
+        <w:t xml:space="preserve"> </w:t>
+      </w:r>
+      <w:proofErr w:type="spellStart"/>
+      <w:r>
+        <w:rPr>
+          <w:rFonts w:ascii="Arial" w:hAnsi="Arial" w:cs="Arial"/>
+          <w:sz w:val="22"/>
+          <w:szCs w:val="22"/>
+        </w:rPr>
+        <w:t>pernyataan</w:t>
+      </w:r>
+      <w:proofErr w:type="spellEnd"/>
+      <w:r>
+        <w:rPr>
+          <w:rFonts w:ascii="Arial" w:hAnsi="Arial" w:cs="Arial"/>
+          <w:sz w:val="22"/>
+          <w:szCs w:val="22"/>
+        </w:rPr>
+        <w:t>,</w:t>
       </w:r>
     </w:p>
     <w:p>
@@ -8244,24 +10255,111 @@
         </w:rPr>
         <w:tab/>
       </w:r>
-      <w:r>
+    </w:p>
+    <w:p>
+      <w:pPr>
+        <w:spacing w:after="120"/>
+        <w:ind w:hanging="567"/>
         <w:rPr>
           <w:rFonts w:ascii="Arial" w:hAnsi="Arial" w:cs="Arial"/>
           <w:sz w:val="22"/>
           <w:szCs w:val="22"/>
         </w:rPr>
-        <w:t xml:space="preserve">Materai Rp. </w:t>
-      </w:r>
-      <w:proofErr w:type="gramStart"/>
-      <w:r>
+      </w:pPr>
+    </w:p>
+    <w:p>
+      <w:pPr>
+        <w:spacing w:after="120"/>
+        <w:ind w:hanging="567"/>
         <w:rPr>
           <w:rFonts w:ascii="Arial" w:hAnsi="Arial" w:cs="Arial"/>
           <w:sz w:val="22"/>
           <w:szCs w:val="22"/>
         </w:rPr>
-        <w:t>10.000,-</w:t>
-      </w:r>
-      <w:proofErr w:type="gramEnd"/>
+      </w:pPr>
+      <w:r>
+        <w:rPr>
+          <w:rFonts w:ascii="Arial" w:hAnsi="Arial" w:cs="Arial"/>
+          <w:sz w:val="22"/>
+          <w:szCs w:val="22"/>
+        </w:rPr>
+        <w:tab/>
+      </w:r>
+      <w:r>
+        <w:rPr>
+          <w:rFonts w:ascii="Arial" w:hAnsi="Arial" w:cs="Arial"/>
+          <w:sz w:val="22"/>
+          <w:szCs w:val="22"/>
+        </w:rPr>
+        <w:tab/>
+      </w:r>
+      <w:r>
+        <w:rPr>
+          <w:rFonts w:ascii="Arial" w:hAnsi="Arial" w:cs="Arial"/>
+          <w:sz w:val="22"/>
+          <w:szCs w:val="22"/>
+        </w:rPr>
+        <w:tab/>
+      </w:r>
+      <w:r>
+        <w:rPr>
+          <w:rFonts w:ascii="Arial" w:hAnsi="Arial" w:cs="Arial"/>
+          <w:sz w:val="22"/>
+          <w:szCs w:val="22"/>
+        </w:rPr>
+        <w:tab/>
+      </w:r>
+      <w:r>
+        <w:rPr>
+          <w:rFonts w:ascii="Arial" w:hAnsi="Arial" w:cs="Arial"/>
+          <w:sz w:val="22"/>
+          <w:szCs w:val="22"/>
+        </w:rPr>
+        <w:tab/>
+      </w:r>
+      <w:r>
+        <w:rPr>
+          <w:rFonts w:ascii="Arial" w:hAnsi="Arial" w:cs="Arial"/>
+          <w:sz w:val="22"/>
+          <w:szCs w:val="22"/>
+        </w:rPr>
+        <w:tab/>
+      </w:r>
+      <w:r>
+        <w:rPr>
+          <w:rFonts w:ascii="Arial" w:hAnsi="Arial" w:cs="Arial"/>
+          <w:sz w:val="22"/>
+          <w:szCs w:val="22"/>
+        </w:rPr>
+        <w:tab/>
+      </w:r>
+      <w:r>
+        <w:rPr>
+          <w:rFonts w:ascii="Arial" w:hAnsi="Arial" w:cs="Arial"/>
+          <w:sz w:val="22"/>
+          <w:szCs w:val="22"/>
+        </w:rPr>
+        <w:tab/>
+      </w:r>
+    </w:p>
+    <w:p>
+      <w:pPr>
+        <w:spacing w:after="120"/>
+        <w:ind w:left="5040" w:firstLine="720"/>
+        <w:rPr>
+          <w:rFonts w:ascii="Arial" w:hAnsi="Arial" w:cs="Arial"/>
+          <w:sz w:val="22"/>
+          <w:szCs w:val="22"/>
+        </w:rPr>
+      </w:pPr>
+      <w:r>
+        <w:rPr>
+          <w:rFonts w:ascii="Arial" w:hAnsi="Arial" w:cs="Arial"/>
+          <w:sz w:val="22"/>
+          <w:szCs w:val="22"/>
+        </w:rPr>
+        <w:t>Wafa Tsabita</w:t>
+      </w:r>
     </w:p>
     <w:p>
       <w:pPr>
@@ -8337,24 +10435,22 @@
         </w:rPr>
         <w:tab/>
       </w:r>
-    </w:p>
-    <w:p>
-      <w:pPr>
-        <w:spacing w:after="120"/>
-        <w:ind w:left="5040" w:firstLine="720"/>
+      <w:r>
         <w:rPr>
           <w:rFonts w:ascii="Arial" w:hAnsi="Arial" w:cs="Arial"/>
           <w:sz w:val="22"/>
           <w:szCs w:val="22"/>
         </w:rPr>
-      </w:pPr>
+        <w:tab/>
+        <w:t>N P M</w:t>
+      </w:r>
       <w:r>
         <w:rPr>
           <w:rFonts w:ascii="Arial" w:hAnsi="Arial" w:cs="Arial"/>
           <w:sz w:val="22"/>
           <w:szCs w:val="22"/>
         </w:rPr>
-        <w:t>Wafa Tsabita</w:t>
+        <w:t xml:space="preserve"> 140810200055</w:t>
       </w:r>
     </w:p>
     <w:p>
@@ -8367,106 +10463,24 @@
           <w:szCs w:val="22"/>
         </w:rPr>
       </w:pPr>
+      <w:proofErr w:type="spellStart"/>
+      <w:proofErr w:type="gramStart"/>
       <w:r>
         <w:rPr>
           <w:rFonts w:ascii="Arial" w:hAnsi="Arial" w:cs="Arial"/>
           <w:sz w:val="22"/>
           <w:szCs w:val="22"/>
         </w:rPr>
-        <w:tab/>
-      </w:r>
+        <w:t>Catatan</w:t>
+      </w:r>
+      <w:proofErr w:type="spellEnd"/>
       <w:r>
         <w:rPr>
           <w:rFonts w:ascii="Arial" w:hAnsi="Arial" w:cs="Arial"/>
           <w:sz w:val="22"/>
           <w:szCs w:val="22"/>
         </w:rPr>
-        <w:tab/>
-      </w:r>
-      <w:r>
-        <w:rPr>
-          <w:rFonts w:ascii="Arial" w:hAnsi="Arial" w:cs="Arial"/>
-          <w:sz w:val="22"/>
-          <w:szCs w:val="22"/>
-        </w:rPr>
-        <w:tab/>
-      </w:r>
-      <w:r>
-        <w:rPr>
-          <w:rFonts w:ascii="Arial" w:hAnsi="Arial" w:cs="Arial"/>
-          <w:sz w:val="22"/>
-          <w:szCs w:val="22"/>
-        </w:rPr>
-        <w:tab/>
-      </w:r>
-      <w:r>
-        <w:rPr>
-          <w:rFonts w:ascii="Arial" w:hAnsi="Arial" w:cs="Arial"/>
-          <w:sz w:val="22"/>
-          <w:szCs w:val="22"/>
-        </w:rPr>
-        <w:tab/>
-      </w:r>
-      <w:r>
-        <w:rPr>
-          <w:rFonts w:ascii="Arial" w:hAnsi="Arial" w:cs="Arial"/>
-          <w:sz w:val="22"/>
-          <w:szCs w:val="22"/>
-        </w:rPr>
-        <w:tab/>
-      </w:r>
-      <w:r>
-        <w:rPr>
-          <w:rFonts w:ascii="Arial" w:hAnsi="Arial" w:cs="Arial"/>
-          <w:sz w:val="22"/>
-          <w:szCs w:val="22"/>
-        </w:rPr>
-        <w:tab/>
-      </w:r>
-      <w:r>
-        <w:rPr>
-          <w:rFonts w:ascii="Arial" w:hAnsi="Arial" w:cs="Arial"/>
-          <w:sz w:val="22"/>
-          <w:szCs w:val="22"/>
-        </w:rPr>
-        <w:tab/>
-      </w:r>
-      <w:r>
-        <w:rPr>
-          <w:rFonts w:ascii="Arial" w:hAnsi="Arial" w:cs="Arial"/>
-          <w:sz w:val="22"/>
-          <w:szCs w:val="22"/>
-        </w:rPr>
-        <w:tab/>
-        <w:t>N P M</w:t>
-      </w:r>
-      <w:r>
-        <w:rPr>
-          <w:rFonts w:ascii="Arial" w:hAnsi="Arial" w:cs="Arial"/>
-          <w:sz w:val="22"/>
-          <w:szCs w:val="22"/>
-        </w:rPr>
-        <w:t xml:space="preserve"> 140810200055</w:t>
-      </w:r>
-    </w:p>
-    <w:p>
-      <w:pPr>
-        <w:spacing w:after="120"/>
-        <w:ind w:hanging="567"/>
-        <w:rPr>
-          <w:rFonts w:ascii="Arial" w:hAnsi="Arial" w:cs="Arial"/>
-          <w:sz w:val="22"/>
-          <w:szCs w:val="22"/>
-        </w:rPr>
-      </w:pPr>
-      <w:proofErr w:type="gramStart"/>
-      <w:r>
-        <w:rPr>
-          <w:rFonts w:ascii="Arial" w:hAnsi="Arial" w:cs="Arial"/>
-          <w:sz w:val="22"/>
-          <w:szCs w:val="22"/>
-        </w:rPr>
-        <w:t>Catatan :</w:t>
+        <w:t xml:space="preserve"> :</w:t>
       </w:r>
       <w:proofErr w:type="gramEnd"/>
     </w:p>
@@ -8491,8 +10505,90 @@
           <w:sz w:val="22"/>
           <w:szCs w:val="22"/>
         </w:rPr>
-        <w:t>Pas photo hitam putih terbaru dengan pakaian resmi</w:t>
-      </w:r>
+        <w:t xml:space="preserve">Pas photo </w:t>
+      </w:r>
+      <w:proofErr w:type="spellStart"/>
+      <w:r>
+        <w:rPr>
+          <w:rFonts w:ascii="Arial" w:hAnsi="Arial" w:cs="Arial"/>
+          <w:sz w:val="22"/>
+          <w:szCs w:val="22"/>
+        </w:rPr>
+        <w:t>hitam</w:t>
+      </w:r>
+      <w:proofErr w:type="spellEnd"/>
+      <w:r>
+        <w:rPr>
+          <w:rFonts w:ascii="Arial" w:hAnsi="Arial" w:cs="Arial"/>
+          <w:sz w:val="22"/>
+          <w:szCs w:val="22"/>
+        </w:rPr>
+        <w:t xml:space="preserve"> </w:t>
+      </w:r>
+      <w:proofErr w:type="spellStart"/>
+      <w:r>
+        <w:rPr>
+          <w:rFonts w:ascii="Arial" w:hAnsi="Arial" w:cs="Arial"/>
+          <w:sz w:val="22"/>
+          <w:szCs w:val="22"/>
+        </w:rPr>
+        <w:t>putih</w:t>
+      </w:r>
+      <w:proofErr w:type="spellEnd"/>
+      <w:r>
+        <w:rPr>
+          <w:rFonts w:ascii="Arial" w:hAnsi="Arial" w:cs="Arial"/>
+          <w:sz w:val="22"/>
+          <w:szCs w:val="22"/>
+        </w:rPr>
+        <w:t xml:space="preserve"> </w:t>
+      </w:r>
+      <w:proofErr w:type="spellStart"/>
+      <w:r>
+        <w:rPr>
+          <w:rFonts w:ascii="Arial" w:hAnsi="Arial" w:cs="Arial"/>
+          <w:sz w:val="22"/>
+          <w:szCs w:val="22"/>
+        </w:rPr>
+        <w:t>terbaru</w:t>
+      </w:r>
+      <w:proofErr w:type="spellEnd"/>
+      <w:r>
+        <w:rPr>
+          <w:rFonts w:ascii="Arial" w:hAnsi="Arial" w:cs="Arial"/>
+          <w:sz w:val="22"/>
+          <w:szCs w:val="22"/>
+        </w:rPr>
+        <w:t xml:space="preserve"> dengan </w:t>
+      </w:r>
+      <w:proofErr w:type="spellStart"/>
+      <w:r>
+        <w:rPr>
+          <w:rFonts w:ascii="Arial" w:hAnsi="Arial" w:cs="Arial"/>
+          <w:sz w:val="22"/>
+          <w:szCs w:val="22"/>
+        </w:rPr>
+        <w:t>pakaian</w:t>
+      </w:r>
+      <w:proofErr w:type="spellEnd"/>
+      <w:r>
+        <w:rPr>
+          <w:rFonts w:ascii="Arial" w:hAnsi="Arial" w:cs="Arial"/>
+          <w:sz w:val="22"/>
+          <w:szCs w:val="22"/>
+        </w:rPr>
+        <w:t xml:space="preserve"> </w:t>
+      </w:r>
+      <w:proofErr w:type="spellStart"/>
+      <w:r>
+        <w:rPr>
+          <w:rFonts w:ascii="Arial" w:hAnsi="Arial" w:cs="Arial"/>
+          <w:sz w:val="22"/>
+          <w:szCs w:val="22"/>
+        </w:rPr>
+        <w:t>resmi</w:t>
+      </w:r>
+      <w:proofErr w:type="spellEnd"/>
     </w:p>
     <w:p>
       <w:pPr>
@@ -8511,7 +10607,169 @@
           <w:sz w:val="22"/>
           <w:szCs w:val="22"/>
         </w:rPr>
-        <w:t xml:space="preserve">Pria memakai jas cerah + berdasi, wanita memakai blazer warna cerah (kertas phoro Dop), </w:t>
+        <w:t xml:space="preserve">Pria </w:t>
+      </w:r>
+      <w:proofErr w:type="spellStart"/>
+      <w:r>
+        <w:rPr>
+          <w:rFonts w:ascii="Arial" w:hAnsi="Arial" w:cs="Arial"/>
+          <w:sz w:val="22"/>
+          <w:szCs w:val="22"/>
+        </w:rPr>
+        <w:t>memakai</w:t>
+      </w:r>
+      <w:proofErr w:type="spellEnd"/>
+      <w:r>
+        <w:rPr>
+          <w:rFonts w:ascii="Arial" w:hAnsi="Arial" w:cs="Arial"/>
+          <w:sz w:val="22"/>
+          <w:szCs w:val="22"/>
+        </w:rPr>
+        <w:t xml:space="preserve"> </w:t>
+      </w:r>
+      <w:proofErr w:type="spellStart"/>
+      <w:r>
+        <w:rPr>
+          <w:rFonts w:ascii="Arial" w:hAnsi="Arial" w:cs="Arial"/>
+          <w:sz w:val="22"/>
+          <w:szCs w:val="22"/>
+        </w:rPr>
+        <w:t>jas</w:t>
+      </w:r>
+      <w:proofErr w:type="spellEnd"/>
+      <w:r>
+        <w:rPr>
+          <w:rFonts w:ascii="Arial" w:hAnsi="Arial" w:cs="Arial"/>
+          <w:sz w:val="22"/>
+          <w:szCs w:val="22"/>
+        </w:rPr>
+        <w:t xml:space="preserve"> </w:t>
+      </w:r>
+      <w:proofErr w:type="spellStart"/>
+      <w:r>
+        <w:rPr>
+          <w:rFonts w:ascii="Arial" w:hAnsi="Arial" w:cs="Arial"/>
+          <w:sz w:val="22"/>
+          <w:szCs w:val="22"/>
+        </w:rPr>
+        <w:t>cerah</w:t>
+      </w:r>
+      <w:proofErr w:type="spellEnd"/>
+      <w:r>
+        <w:rPr>
+          <w:rFonts w:ascii="Arial" w:hAnsi="Arial" w:cs="Arial"/>
+          <w:sz w:val="22"/>
+          <w:szCs w:val="22"/>
+        </w:rPr>
+        <w:t xml:space="preserve"> + </w:t>
+      </w:r>
+      <w:proofErr w:type="spellStart"/>
+      <w:r>
+        <w:rPr>
+          <w:rFonts w:ascii="Arial" w:hAnsi="Arial" w:cs="Arial"/>
+          <w:sz w:val="22"/>
+          <w:szCs w:val="22"/>
+        </w:rPr>
+        <w:t>berdasi</w:t>
+      </w:r>
+      <w:proofErr w:type="spellEnd"/>
+      <w:r>
+        <w:rPr>
+          <w:rFonts w:ascii="Arial" w:hAnsi="Arial" w:cs="Arial"/>
+          <w:sz w:val="22"/>
+          <w:szCs w:val="22"/>
+        </w:rPr>
+        <w:t xml:space="preserve">, </w:t>
+      </w:r>
+      <w:proofErr w:type="spellStart"/>
+      <w:r>
+        <w:rPr>
+          <w:rFonts w:ascii="Arial" w:hAnsi="Arial" w:cs="Arial"/>
+          <w:sz w:val="22"/>
+          <w:szCs w:val="22"/>
+        </w:rPr>
+        <w:t>wanita</w:t>
+      </w:r>
+      <w:proofErr w:type="spellEnd"/>
+      <w:r>
+        <w:rPr>
+          <w:rFonts w:ascii="Arial" w:hAnsi="Arial" w:cs="Arial"/>
+          <w:sz w:val="22"/>
+          <w:szCs w:val="22"/>
+        </w:rPr>
+        <w:t xml:space="preserve"> </w:t>
+      </w:r>
+      <w:proofErr w:type="spellStart"/>
+      <w:r>
+        <w:rPr>
+          <w:rFonts w:ascii="Arial" w:hAnsi="Arial" w:cs="Arial"/>
+          <w:sz w:val="22"/>
+          <w:szCs w:val="22"/>
+        </w:rPr>
+        <w:t>memakai</w:t>
+      </w:r>
+      <w:proofErr w:type="spellEnd"/>
+      <w:r>
+        <w:rPr>
+          <w:rFonts w:ascii="Arial" w:hAnsi="Arial" w:cs="Arial"/>
+          <w:sz w:val="22"/>
+          <w:szCs w:val="22"/>
+        </w:rPr>
+        <w:t xml:space="preserve"> blazer warna </w:t>
+      </w:r>
+      <w:proofErr w:type="spellStart"/>
+      <w:r>
+        <w:rPr>
+          <w:rFonts w:ascii="Arial" w:hAnsi="Arial" w:cs="Arial"/>
+          <w:sz w:val="22"/>
+          <w:szCs w:val="22"/>
+        </w:rPr>
+        <w:t>cerah</w:t>
+      </w:r>
+      <w:proofErr w:type="spellEnd"/>
+      <w:r>
+        <w:rPr>
+          <w:rFonts w:ascii="Arial" w:hAnsi="Arial" w:cs="Arial"/>
+          <w:sz w:val="22"/>
+          <w:szCs w:val="22"/>
+        </w:rPr>
+        <w:t xml:space="preserve"> (</w:t>
+      </w:r>
+      <w:proofErr w:type="spellStart"/>
+      <w:r>
+        <w:rPr>
+          <w:rFonts w:ascii="Arial" w:hAnsi="Arial" w:cs="Arial"/>
+          <w:sz w:val="22"/>
+          <w:szCs w:val="22"/>
+        </w:rPr>
+        <w:t>kertas</w:t>
+      </w:r>
+      <w:proofErr w:type="spellEnd"/>
+      <w:r>
+        <w:rPr>
+          <w:rFonts w:ascii="Arial" w:hAnsi="Arial" w:cs="Arial"/>
+          <w:sz w:val="22"/>
+          <w:szCs w:val="22"/>
+        </w:rPr>
+        <w:t xml:space="preserve"> </w:t>
+      </w:r>
+      <w:proofErr w:type="spellStart"/>
+      <w:r>
+        <w:rPr>
+          <w:rFonts w:ascii="Arial" w:hAnsi="Arial" w:cs="Arial"/>
+          <w:sz w:val="22"/>
+          <w:szCs w:val="22"/>
+        </w:rPr>
+        <w:t>phoro</w:t>
+      </w:r>
+      <w:proofErr w:type="spellEnd"/>
+      <w:r>
+        <w:rPr>
+          <w:rFonts w:ascii="Arial" w:hAnsi="Arial" w:cs="Arial"/>
+          <w:sz w:val="22"/>
+          <w:szCs w:val="22"/>
+        </w:rPr>
+        <w:t xml:space="preserve"> Dop), </w:t>
       </w:r>
     </w:p>
     <w:p>
@@ -8525,13 +10783,59 @@
           <w:szCs w:val="22"/>
         </w:rPr>
       </w:pPr>
+      <w:proofErr w:type="spellStart"/>
       <w:r>
         <w:rPr>
           <w:rFonts w:ascii="Arial" w:hAnsi="Arial" w:cs="Arial"/>
           <w:sz w:val="22"/>
           <w:szCs w:val="22"/>
         </w:rPr>
-        <w:t>Ukuran 3x4=4 exp, diserahkan saat pendaftaran sidang di Jurusan/Program Studi.</w:t>
+        <w:t>Ukuran</w:t>
+      </w:r>
+      <w:proofErr w:type="spellEnd"/>
+      <w:r>
+        <w:rPr>
+          <w:rFonts w:ascii="Arial" w:hAnsi="Arial" w:cs="Arial"/>
+          <w:sz w:val="22"/>
+          <w:szCs w:val="22"/>
+        </w:rPr>
+        <w:t xml:space="preserve"> 3x4=4 exp, </w:t>
+      </w:r>
+      <w:proofErr w:type="spellStart"/>
+      <w:r>
+        <w:rPr>
+          <w:rFonts w:ascii="Arial" w:hAnsi="Arial" w:cs="Arial"/>
+          <w:sz w:val="22"/>
+          <w:szCs w:val="22"/>
+        </w:rPr>
+        <w:t>diserahkan</w:t>
+      </w:r>
+      <w:proofErr w:type="spellEnd"/>
+      <w:r>
+        <w:rPr>
+          <w:rFonts w:ascii="Arial" w:hAnsi="Arial" w:cs="Arial"/>
+          <w:sz w:val="22"/>
+          <w:szCs w:val="22"/>
+        </w:rPr>
+        <w:t xml:space="preserve"> saat pendaftaran </w:t>
+      </w:r>
+      <w:proofErr w:type="spellStart"/>
+      <w:r>
+        <w:rPr>
+          <w:rFonts w:ascii="Arial" w:hAnsi="Arial" w:cs="Arial"/>
+          <w:sz w:val="22"/>
+          <w:szCs w:val="22"/>
+        </w:rPr>
+        <w:t>sidang</w:t>
+      </w:r>
+      <w:proofErr w:type="spellEnd"/>
+      <w:r>
+        <w:rPr>
+          <w:rFonts w:ascii="Arial" w:hAnsi="Arial" w:cs="Arial"/>
+          <w:sz w:val="22"/>
+          <w:szCs w:val="22"/>
+        </w:rPr>
+        <w:t xml:space="preserve"> di Jurusan/Program Studi.</w:t>
       </w:r>
     </w:p>
     <w:p>
@@ -8555,7 +10859,79 @@
           <w:sz w:val="22"/>
           <w:szCs w:val="22"/>
         </w:rPr>
-        <w:t>Semua kolom isian wajib diisi.</w:t>
+        <w:t xml:space="preserve">Semua </w:t>
+      </w:r>
+      <w:proofErr w:type="spellStart"/>
+      <w:r>
+        <w:rPr>
+          <w:rFonts w:ascii="Arial" w:hAnsi="Arial" w:cs="Arial"/>
+          <w:sz w:val="22"/>
+          <w:szCs w:val="22"/>
+        </w:rPr>
+        <w:t>kolom</w:t>
+      </w:r>
+      <w:proofErr w:type="spellEnd"/>
+      <w:r>
+        <w:rPr>
+          <w:rFonts w:ascii="Arial" w:hAnsi="Arial" w:cs="Arial"/>
+          <w:sz w:val="22"/>
+          <w:szCs w:val="22"/>
+        </w:rPr>
+        <w:t xml:space="preserve"> </w:t>
+      </w:r>
+      <w:proofErr w:type="spellStart"/>
+      <w:r>
+        <w:rPr>
+          <w:rFonts w:ascii="Arial" w:hAnsi="Arial" w:cs="Arial"/>
+          <w:sz w:val="22"/>
+          <w:szCs w:val="22"/>
+        </w:rPr>
+        <w:t>isian</w:t>
+      </w:r>
+      <w:proofErr w:type="spellEnd"/>
+      <w:r>
+        <w:rPr>
+          <w:rFonts w:ascii="Arial" w:hAnsi="Arial" w:cs="Arial"/>
+          <w:sz w:val="22"/>
+          <w:szCs w:val="22"/>
+        </w:rPr>
+        <w:t xml:space="preserve"> </w:t>
+      </w:r>
+      <w:proofErr w:type="spellStart"/>
+      <w:r>
+        <w:rPr>
+          <w:rFonts w:ascii="Arial" w:hAnsi="Arial" w:cs="Arial"/>
+          <w:sz w:val="22"/>
+          <w:szCs w:val="22"/>
+        </w:rPr>
+        <w:t>wajib</w:t>
+      </w:r>
+      <w:proofErr w:type="spellEnd"/>
+      <w:r>
+        <w:rPr>
+          <w:rFonts w:ascii="Arial" w:hAnsi="Arial" w:cs="Arial"/>
+          <w:sz w:val="22"/>
+          <w:szCs w:val="22"/>
+        </w:rPr>
+        <w:t xml:space="preserve"> </w:t>
+      </w:r>
+      <w:proofErr w:type="spellStart"/>
+      <w:r>
+        <w:rPr>
+          <w:rFonts w:ascii="Arial" w:hAnsi="Arial" w:cs="Arial"/>
+          <w:sz w:val="22"/>
+          <w:szCs w:val="22"/>
+        </w:rPr>
+        <w:t>diisi</w:t>
+      </w:r>
+      <w:proofErr w:type="spellEnd"/>
+      <w:r>
+        <w:rPr>
+          <w:rFonts w:ascii="Arial" w:hAnsi="Arial" w:cs="Arial"/>
+          <w:sz w:val="22"/>
+          <w:szCs w:val="22"/>
+        </w:rPr>
+        <w:t>.</w:t>
       </w:r>
     </w:p>
     <w:p>
@@ -8574,7 +10950,43 @@
           <w:sz w:val="22"/>
           <w:szCs w:val="22"/>
         </w:rPr>
-        <w:t>Wajib melampirkan Photo Copy Ijazah dan Akte Kelahiran.</w:t>
+        <w:t xml:space="preserve">Wajib </w:t>
+      </w:r>
+      <w:proofErr w:type="spellStart"/>
+      <w:r>
+        <w:rPr>
+          <w:rFonts w:ascii="Arial" w:hAnsi="Arial" w:cs="Arial"/>
+          <w:sz w:val="22"/>
+          <w:szCs w:val="22"/>
+        </w:rPr>
+        <w:t>melampirkan</w:t>
+      </w:r>
+      <w:proofErr w:type="spellEnd"/>
+      <w:r>
+        <w:rPr>
+          <w:rFonts w:ascii="Arial" w:hAnsi="Arial" w:cs="Arial"/>
+          <w:sz w:val="22"/>
+          <w:szCs w:val="22"/>
+        </w:rPr>
+        <w:t xml:space="preserve"> Photo Copy Ijazah dan </w:t>
+      </w:r>
+      <w:proofErr w:type="spellStart"/>
+      <w:r>
+        <w:rPr>
+          <w:rFonts w:ascii="Arial" w:hAnsi="Arial" w:cs="Arial"/>
+          <w:sz w:val="22"/>
+          <w:szCs w:val="22"/>
+        </w:rPr>
+        <w:t>Akte</w:t>
+      </w:r>
+      <w:proofErr w:type="spellEnd"/>
+      <w:r>
+        <w:rPr>
+          <w:rFonts w:ascii="Arial" w:hAnsi="Arial" w:cs="Arial"/>
+          <w:sz w:val="22"/>
+          <w:szCs w:val="22"/>
+        </w:rPr>
+        <w:t xml:space="preserve"> Kelahiran.</w:t>
       </w:r>
     </w:p>
     <w:p>
@@ -8649,7 +11061,7 @@
                 <w:noProof/>
               </w:rPr>
               <w:drawing>
-                <wp:anchor distT="0" distB="0" distL="114300" distR="114300" simplePos="0" relativeHeight="251746304" behindDoc="1" locked="0" layoutInCell="1" allowOverlap="1" wp14:anchorId="71BAA88A" wp14:editId="6A731949">
+                <wp:anchor distT="0" distB="0" distL="114300" distR="114300" simplePos="0" relativeHeight="251746304" behindDoc="1" locked="0" layoutInCell="1" allowOverlap="1" wp14:anchorId="71BAA88A" wp14:editId="3CD98CE3">
                   <wp:simplePos x="0" y="0"/>
                   <wp:positionH relativeFrom="column">
                     <wp:posOffset>-876528</wp:posOffset>
@@ -8838,15 +11250,33 @@
                 <w:sz w:val="22"/>
                 <w:szCs w:val="22"/>
               </w:rPr>
-              <w:t xml:space="preserve"> Km. 21 Jatinangor</w:t>
-            </w:r>
+              <w:t xml:space="preserve"> Km. 21 </w:t>
+            </w:r>
+            <w:proofErr w:type="spellStart"/>
             <w:r>
               <w:rPr>
                 <w:sz w:val="22"/>
                 <w:szCs w:val="22"/>
               </w:rPr>
-              <w:t>, Sumedang</w:t>
-            </w:r>
+              <w:t>Jatinangor</w:t>
+            </w:r>
+            <w:proofErr w:type="spellEnd"/>
+            <w:r>
+              <w:rPr>
+                <w:sz w:val="22"/>
+                <w:szCs w:val="22"/>
+              </w:rPr>
+              <w:t xml:space="preserve">, </w:t>
+            </w:r>
+            <w:proofErr w:type="spellStart"/>
+            <w:r>
+              <w:rPr>
+                <w:sz w:val="22"/>
+                <w:szCs w:val="22"/>
+              </w:rPr>
+              <w:t>Sumedang</w:t>
+            </w:r>
+            <w:proofErr w:type="spellEnd"/>
             <w:r>
               <w:rPr>
                 <w:sz w:val="22"/>
@@ -8925,7 +11355,15 @@
         <w:jc w:val="both"/>
       </w:pPr>
       <w:r>
-        <w:t xml:space="preserve">Bersama ini kami sampaikan mahasiswa dibawah </w:t>
+        <w:t xml:space="preserve">Bersama ini kami </w:t>
+      </w:r>
+      <w:proofErr w:type="spellStart"/>
+      <w:r>
+        <w:t>sampaikan</w:t>
+      </w:r>
+      <w:proofErr w:type="spellEnd"/>
+      <w:r>
+        <w:t xml:space="preserve"> mahasiswa dibawah </w:t>
       </w:r>
       <w:proofErr w:type="gramStart"/>
       <w:r>
@@ -9003,8 +11441,13 @@
       </w:r>
       <w:r>
         <w:tab/>
-        <w:t>: S-1 Teknik Informatika</w:t>
-      </w:r>
+        <w:t xml:space="preserve">: S-1 Teknik </w:t>
+      </w:r>
+      <w:proofErr w:type="spellStart"/>
+      <w:r>
+        <w:t>Informatika</w:t>
+      </w:r>
+      <w:proofErr w:type="spellEnd"/>
     </w:p>
     <w:p>
       <w:pPr>
@@ -9012,8 +11455,13 @@
         <w:jc w:val="both"/>
       </w:pPr>
       <w:r>
-        <w:t>Tanggal Lulus/Yudisium</w:t>
-      </w:r>
+        <w:t>Tanggal Lulus/</w:t>
+      </w:r>
+      <w:proofErr w:type="spellStart"/>
+      <w:r>
+        <w:t>Yudisium</w:t>
+      </w:r>
+      <w:proofErr w:type="spellEnd"/>
       <w:r>
         <w:tab/>
         <w:t>: …………………………………………</w:t>
@@ -9029,9 +11477,19 @@
         <w:spacing w:line="360" w:lineRule="auto"/>
         <w:jc w:val="both"/>
       </w:pPr>
-      <w:r>
-        <w:t>Wisuda Gelombang</w:t>
-      </w:r>
+      <w:proofErr w:type="spellStart"/>
+      <w:r>
+        <w:t>Wisuda</w:t>
+      </w:r>
+      <w:proofErr w:type="spellEnd"/>
+      <w:r>
+        <w:t xml:space="preserve"> </w:t>
+      </w:r>
+      <w:proofErr w:type="spellStart"/>
+      <w:r>
+        <w:t>Gelombang</w:t>
+      </w:r>
+      <w:proofErr w:type="spellEnd"/>
       <w:r>
         <w:tab/>
       </w:r>
@@ -9057,7 +11515,47 @@
         <w:jc w:val="both"/>
       </w:pPr>
       <w:r>
-        <w:t xml:space="preserve">Telah memenuhi seluruh persyaratan pengambilan Ijazah dan Transkrip Akademik, antara </w:t>
+        <w:t xml:space="preserve">Telah </w:t>
+      </w:r>
+      <w:proofErr w:type="spellStart"/>
+      <w:r>
+        <w:t>memenuhi</w:t>
+      </w:r>
+      <w:proofErr w:type="spellEnd"/>
+      <w:r>
+        <w:t xml:space="preserve"> </w:t>
+      </w:r>
+      <w:proofErr w:type="spellStart"/>
+      <w:r>
+        <w:t>seluruh</w:t>
+      </w:r>
+      <w:proofErr w:type="spellEnd"/>
+      <w:r>
+        <w:t xml:space="preserve"> </w:t>
+      </w:r>
+      <w:proofErr w:type="spellStart"/>
+      <w:r>
+        <w:t>persyaratan</w:t>
+      </w:r>
+      <w:proofErr w:type="spellEnd"/>
+      <w:r>
+        <w:t xml:space="preserve"> </w:t>
+      </w:r>
+      <w:proofErr w:type="spellStart"/>
+      <w:r>
+        <w:t>pengambilan</w:t>
+      </w:r>
+      <w:proofErr w:type="spellEnd"/>
+      <w:r>
+        <w:t xml:space="preserve"> Ijazah dan Transkrip Akademik, </w:t>
+      </w:r>
+      <w:proofErr w:type="spellStart"/>
+      <w:r>
+        <w:t>antara</w:t>
+      </w:r>
+      <w:proofErr w:type="spellEnd"/>
+      <w:r>
+        <w:t xml:space="preserve"> </w:t>
       </w:r>
       <w:proofErr w:type="gramStart"/>
       <w:r>
@@ -9076,7 +11574,31 @@
         <w:jc w:val="both"/>
       </w:pPr>
       <w:r>
-        <w:t>Telah dinyatakan lulus sidang dan yudisium.</w:t>
+        <w:t xml:space="preserve">Telah </w:t>
+      </w:r>
+      <w:proofErr w:type="spellStart"/>
+      <w:r>
+        <w:t>dinyatakan</w:t>
+      </w:r>
+      <w:proofErr w:type="spellEnd"/>
+      <w:r>
+        <w:t xml:space="preserve"> lulus </w:t>
+      </w:r>
+      <w:proofErr w:type="spellStart"/>
+      <w:r>
+        <w:t>sidang</w:t>
+      </w:r>
+      <w:proofErr w:type="spellEnd"/>
+      <w:r>
+        <w:t xml:space="preserve"> dan </w:t>
+      </w:r>
+      <w:proofErr w:type="spellStart"/>
+      <w:r>
+        <w:t>yudisium</w:t>
+      </w:r>
+      <w:proofErr w:type="spellEnd"/>
+      <w:r>
+        <w:t>.</w:t>
       </w:r>
     </w:p>
     <w:p>
@@ -9089,8 +11611,77 @@
         <w:spacing w:line="360" w:lineRule="auto"/>
         <w:jc w:val="both"/>
       </w:pPr>
-      <w:r>
-        <w:t>Menyerahkan bukti revisi skripsi dan jurnal yang ditanda tangan oleh dosen pembimbing dan penguji ke TU.</w:t>
+      <w:proofErr w:type="spellStart"/>
+      <w:r>
+        <w:t>Menyerahkan</w:t>
+      </w:r>
+      <w:proofErr w:type="spellEnd"/>
+      <w:r>
+        <w:t xml:space="preserve"> </w:t>
+      </w:r>
+      <w:proofErr w:type="spellStart"/>
+      <w:r>
+        <w:t>bukti</w:t>
+      </w:r>
+      <w:proofErr w:type="spellEnd"/>
+      <w:r>
+        <w:t xml:space="preserve"> revisi </w:t>
+      </w:r>
+      <w:proofErr w:type="spellStart"/>
+      <w:r>
+        <w:t>skripsi</w:t>
+      </w:r>
+      <w:proofErr w:type="spellEnd"/>
+      <w:r>
+        <w:t xml:space="preserve"> dan </w:t>
+      </w:r>
+      <w:proofErr w:type="spellStart"/>
+      <w:r>
+        <w:t>jurnal</w:t>
+      </w:r>
+      <w:proofErr w:type="spellEnd"/>
+      <w:r>
+        <w:t xml:space="preserve"> yang </w:t>
+      </w:r>
+      <w:proofErr w:type="spellStart"/>
+      <w:r>
+        <w:t>ditanda</w:t>
+      </w:r>
+      <w:proofErr w:type="spellEnd"/>
+      <w:r>
+        <w:t xml:space="preserve"> </w:t>
+      </w:r>
+      <w:proofErr w:type="spellStart"/>
+      <w:r>
+        <w:t>tangan</w:t>
+      </w:r>
+      <w:proofErr w:type="spellEnd"/>
+      <w:r>
+        <w:t xml:space="preserve"> oleh dosen </w:t>
+      </w:r>
+      <w:proofErr w:type="spellStart"/>
+      <w:r>
+        <w:t>pembimbing</w:t>
+      </w:r>
+      <w:proofErr w:type="spellEnd"/>
+      <w:r>
+        <w:t xml:space="preserve"> dan </w:t>
+      </w:r>
+      <w:proofErr w:type="spellStart"/>
+      <w:r>
+        <w:t>penguji</w:t>
+      </w:r>
+      <w:proofErr w:type="spellEnd"/>
+      <w:r>
+        <w:t xml:space="preserve"> </w:t>
+      </w:r>
+      <w:proofErr w:type="spellStart"/>
+      <w:r>
+        <w:t>ke</w:t>
+      </w:r>
+      <w:proofErr w:type="spellEnd"/>
+      <w:r>
+        <w:t xml:space="preserve"> TU.</w:t>
       </w:r>
     </w:p>
     <w:p>
@@ -9103,8 +11694,77 @@
         <w:spacing w:line="360" w:lineRule="auto"/>
         <w:jc w:val="both"/>
       </w:pPr>
-      <w:r>
-        <w:t>Menyerahkan Foto Copy lembar pengesahan skripsi yang sudah ditanda tangani dosen pembimbing dan penguji ke TU.</w:t>
+      <w:proofErr w:type="spellStart"/>
+      <w:r>
+        <w:t>Menyerahkan</w:t>
+      </w:r>
+      <w:proofErr w:type="spellEnd"/>
+      <w:r>
+        <w:t xml:space="preserve"> Foto Copy </w:t>
+      </w:r>
+      <w:proofErr w:type="spellStart"/>
+      <w:r>
+        <w:t>lembar</w:t>
+      </w:r>
+      <w:proofErr w:type="spellEnd"/>
+      <w:r>
+        <w:t xml:space="preserve"> </w:t>
+      </w:r>
+      <w:proofErr w:type="spellStart"/>
+      <w:r>
+        <w:t>pengesahan</w:t>
+      </w:r>
+      <w:proofErr w:type="spellEnd"/>
+      <w:r>
+        <w:t xml:space="preserve"> </w:t>
+      </w:r>
+      <w:proofErr w:type="spellStart"/>
+      <w:r>
+        <w:t>skripsi</w:t>
+      </w:r>
+      <w:proofErr w:type="spellEnd"/>
+      <w:r>
+        <w:t xml:space="preserve"> yang sudah </w:t>
+      </w:r>
+      <w:proofErr w:type="spellStart"/>
+      <w:r>
+        <w:t>ditanda</w:t>
+      </w:r>
+      <w:proofErr w:type="spellEnd"/>
+      <w:r>
+        <w:t xml:space="preserve"> </w:t>
+      </w:r>
+      <w:proofErr w:type="spellStart"/>
+      <w:r>
+        <w:t>tangani</w:t>
+      </w:r>
+      <w:proofErr w:type="spellEnd"/>
+      <w:r>
+        <w:t xml:space="preserve"> dosen </w:t>
+      </w:r>
+      <w:proofErr w:type="spellStart"/>
+      <w:r>
+        <w:t>pembimbing</w:t>
+      </w:r>
+      <w:proofErr w:type="spellEnd"/>
+      <w:r>
+        <w:t xml:space="preserve"> dan </w:t>
+      </w:r>
+      <w:proofErr w:type="spellStart"/>
+      <w:r>
+        <w:t>penguji</w:t>
+      </w:r>
+      <w:proofErr w:type="spellEnd"/>
+      <w:r>
+        <w:t xml:space="preserve"> </w:t>
+      </w:r>
+      <w:proofErr w:type="spellStart"/>
+      <w:r>
+        <w:t>ke</w:t>
+      </w:r>
+      <w:proofErr w:type="spellEnd"/>
+      <w:r>
+        <w:t xml:space="preserve"> TU.</w:t>
       </w:r>
     </w:p>
     <w:p>
@@ -9117,8 +11777,37 @@
         <w:spacing w:line="360" w:lineRule="auto"/>
         <w:jc w:val="both"/>
       </w:pPr>
-      <w:r>
-        <w:t xml:space="preserve">Menyerahkan File skripsi, jurnal dan program yang sudah di revisi ke email </w:t>
+      <w:proofErr w:type="spellStart"/>
+      <w:r>
+        <w:t>Menyerahkan</w:t>
+      </w:r>
+      <w:proofErr w:type="spellEnd"/>
+      <w:r>
+        <w:t xml:space="preserve"> File </w:t>
+      </w:r>
+      <w:proofErr w:type="spellStart"/>
+      <w:r>
+        <w:t>skripsi</w:t>
+      </w:r>
+      <w:proofErr w:type="spellEnd"/>
+      <w:r>
+        <w:t xml:space="preserve">, </w:t>
+      </w:r>
+      <w:proofErr w:type="spellStart"/>
+      <w:r>
+        <w:t>jurnal</w:t>
+      </w:r>
+      <w:proofErr w:type="spellEnd"/>
+      <w:r>
+        <w:t xml:space="preserve"> dan program yang sudah di revisi </w:t>
+      </w:r>
+      <w:proofErr w:type="spellStart"/>
+      <w:r>
+        <w:t>ke</w:t>
+      </w:r>
+      <w:proofErr w:type="spellEnd"/>
+      <w:r>
+        <w:t xml:space="preserve"> email </w:t>
       </w:r>
       <w:hyperlink r:id="rId15" w:history="1">
         <w:r>
@@ -9139,8 +11828,61 @@
         <w:spacing w:line="360" w:lineRule="auto"/>
         <w:jc w:val="both"/>
       </w:pPr>
-      <w:r>
-        <w:t>Menunjukan bukti sudah menyerahkan skripsi ke perpustakaan fakultas.</w:t>
+      <w:proofErr w:type="spellStart"/>
+      <w:r>
+        <w:t>Menunjukan</w:t>
+      </w:r>
+      <w:proofErr w:type="spellEnd"/>
+      <w:r>
+        <w:t xml:space="preserve"> </w:t>
+      </w:r>
+      <w:proofErr w:type="spellStart"/>
+      <w:r>
+        <w:t>bukti</w:t>
+      </w:r>
+      <w:proofErr w:type="spellEnd"/>
+      <w:r>
+        <w:t xml:space="preserve"> sudah </w:t>
+      </w:r>
+      <w:proofErr w:type="spellStart"/>
+      <w:r>
+        <w:t>menyerahkan</w:t>
+      </w:r>
+      <w:proofErr w:type="spellEnd"/>
+      <w:r>
+        <w:t xml:space="preserve"> </w:t>
+      </w:r>
+      <w:proofErr w:type="spellStart"/>
+      <w:r>
+        <w:t>skripsi</w:t>
+      </w:r>
+      <w:proofErr w:type="spellEnd"/>
+      <w:r>
+        <w:t xml:space="preserve"> </w:t>
+      </w:r>
+      <w:proofErr w:type="spellStart"/>
+      <w:r>
+        <w:t>ke</w:t>
+      </w:r>
+      <w:proofErr w:type="spellEnd"/>
+      <w:r>
+        <w:t xml:space="preserve"> </w:t>
+      </w:r>
+      <w:proofErr w:type="spellStart"/>
+      <w:r>
+        <w:t>perpustakaan</w:t>
+      </w:r>
+      <w:proofErr w:type="spellEnd"/>
+      <w:r>
+        <w:t xml:space="preserve"> </w:t>
+      </w:r>
+      <w:proofErr w:type="spellStart"/>
+      <w:r>
+        <w:t>fakultas</w:t>
+      </w:r>
+      <w:proofErr w:type="spellEnd"/>
+      <w:r>
+        <w:t>.</w:t>
       </w:r>
     </w:p>
     <w:p>
@@ -9148,8 +11890,77 @@
         <w:spacing w:line="360" w:lineRule="auto"/>
         <w:jc w:val="both"/>
       </w:pPr>
-      <w:r>
-        <w:t>Sehubungan dengan hal itu, Ijazah dan Transkrip Akademik (beserta salinannya) dapat diberikan kepada yang bersangkutan.</w:t>
+      <w:proofErr w:type="spellStart"/>
+      <w:r>
+        <w:t>Sehubungan</w:t>
+      </w:r>
+      <w:proofErr w:type="spellEnd"/>
+      <w:r>
+        <w:t xml:space="preserve"> dengan </w:t>
+      </w:r>
+      <w:proofErr w:type="spellStart"/>
+      <w:r>
+        <w:t>hal</w:t>
+      </w:r>
+      <w:proofErr w:type="spellEnd"/>
+      <w:r>
+        <w:t xml:space="preserve"> </w:t>
+      </w:r>
+      <w:proofErr w:type="spellStart"/>
+      <w:r>
+        <w:t>itu</w:t>
+      </w:r>
+      <w:proofErr w:type="spellEnd"/>
+      <w:r>
+        <w:t>, Ijazah dan Transkrip Akademik (</w:t>
+      </w:r>
+      <w:proofErr w:type="spellStart"/>
+      <w:r>
+        <w:t>beserta</w:t>
+      </w:r>
+      <w:proofErr w:type="spellEnd"/>
+      <w:r>
+        <w:t xml:space="preserve"> </w:t>
+      </w:r>
+      <w:proofErr w:type="spellStart"/>
+      <w:r>
+        <w:t>salinannya</w:t>
+      </w:r>
+      <w:proofErr w:type="spellEnd"/>
+      <w:r>
+        <w:t xml:space="preserve">) </w:t>
+      </w:r>
+      <w:proofErr w:type="spellStart"/>
+      <w:r>
+        <w:t>dapat</w:t>
+      </w:r>
+      <w:proofErr w:type="spellEnd"/>
+      <w:r>
+        <w:t xml:space="preserve"> </w:t>
+      </w:r>
+      <w:proofErr w:type="spellStart"/>
+      <w:r>
+        <w:t>diberikan</w:t>
+      </w:r>
+      <w:proofErr w:type="spellEnd"/>
+      <w:r>
+        <w:t xml:space="preserve"> </w:t>
+      </w:r>
+      <w:proofErr w:type="spellStart"/>
+      <w:r>
+        <w:t>kepada</w:t>
+      </w:r>
+      <w:proofErr w:type="spellEnd"/>
+      <w:r>
+        <w:t xml:space="preserve"> yang </w:t>
+      </w:r>
+      <w:proofErr w:type="spellStart"/>
+      <w:r>
+        <w:t>bersangkutan</w:t>
+      </w:r>
+      <w:proofErr w:type="spellEnd"/>
+      <w:r>
+        <w:t>.</w:t>
       </w:r>
     </w:p>
     <w:p>
@@ -9164,7 +11975,39 @@
         <w:jc w:val="both"/>
       </w:pPr>
       <w:r>
-        <w:t>Atas perhatian dan kerjasamanya, kami ucapkan terima kasih.</w:t>
+        <w:t xml:space="preserve">Atas </w:t>
+      </w:r>
+      <w:proofErr w:type="spellStart"/>
+      <w:r>
+        <w:t>perhatian</w:t>
+      </w:r>
+      <w:proofErr w:type="spellEnd"/>
+      <w:r>
+        <w:t xml:space="preserve"> dan </w:t>
+      </w:r>
+      <w:proofErr w:type="spellStart"/>
+      <w:r>
+        <w:t>kerjasamanya</w:t>
+      </w:r>
+      <w:proofErr w:type="spellEnd"/>
+      <w:r>
+        <w:t xml:space="preserve">, kami </w:t>
+      </w:r>
+      <w:proofErr w:type="spellStart"/>
+      <w:r>
+        <w:t>ucapkan</w:t>
+      </w:r>
+      <w:proofErr w:type="spellEnd"/>
+      <w:r>
+        <w:t xml:space="preserve"> terima </w:t>
+      </w:r>
+      <w:proofErr w:type="spellStart"/>
+      <w:r>
+        <w:t>kasih</w:t>
+      </w:r>
+      <w:proofErr w:type="spellEnd"/>
+      <w:r>
+        <w:t>.</w:t>
       </w:r>
     </w:p>
     <w:p/>
@@ -9196,32 +12039,44 @@
       <w:pPr>
         <w:ind w:left="4320" w:firstLine="720"/>
       </w:pPr>
-      <w:r>
-        <w:t>Jatinangor, …………………………….</w:t>
-      </w:r>
-    </w:p>
-    <w:p>
-      <w:r>
-        <w:tab/>
-      </w:r>
-      <w:r>
-        <w:tab/>
-      </w:r>
-      <w:r>
-        <w:tab/>
-      </w:r>
-      <w:r>
-        <w:tab/>
-      </w:r>
-      <w:r>
-        <w:tab/>
-      </w:r>
-      <w:r>
-        <w:tab/>
-      </w:r>
-      <w:r>
-        <w:tab/>
-        <w:t>Ketua Program Studi,</w:t>
+      <w:proofErr w:type="spellStart"/>
+      <w:r>
+        <w:t>Jatinangor</w:t>
+      </w:r>
+      <w:proofErr w:type="spellEnd"/>
+      <w:r>
+        <w:t>, …………………………….</w:t>
+      </w:r>
+    </w:p>
+    <w:p>
+      <w:r>
+        <w:tab/>
+      </w:r>
+      <w:r>
+        <w:tab/>
+      </w:r>
+      <w:r>
+        <w:tab/>
+      </w:r>
+      <w:r>
+        <w:tab/>
+      </w:r>
+      <w:r>
+        <w:tab/>
+      </w:r>
+      <w:r>
+        <w:tab/>
+      </w:r>
+      <w:r>
+        <w:tab/>
+      </w:r>
+      <w:proofErr w:type="spellStart"/>
+      <w:r>
+        <w:t>Ketua</w:t>
+      </w:r>
+      <w:proofErr w:type="spellEnd"/>
+      <w:r>
+        <w:t xml:space="preserve"> Program Studi,</w:t>
       </w:r>
     </w:p>
     <w:p/>
@@ -9251,7 +12106,15 @@
       </w:r>
       <w:r>
         <w:tab/>
-        <w:t>Dr. Akmal, S.Si., M.T</w:t>
+        <w:t xml:space="preserve">Dr. Akmal, </w:t>
+      </w:r>
+      <w:proofErr w:type="spellStart"/>
+      <w:r>
+        <w:t>S.Si</w:t>
+      </w:r>
+      <w:proofErr w:type="spellEnd"/>
+      <w:r>
+        <w:t>., M.T</w:t>
       </w:r>
     </w:p>
     <w:p>
@@ -11364,7 +14227,7 @@
   <w:style w:type="paragraph" w:default="1" w:styleId="Normal">
     <w:name w:val="Normal"/>
     <w:qFormat/>
-    <w:rsid w:val="00B50CE7"/>
+    <w:rsid w:val="001760D5"/>
     <w:pPr>
       <w:spacing w:after="0" w:line="240" w:lineRule="auto"/>
     </w:pPr>
@@ -11378,7 +14241,6 @@
   <w:style w:type="character" w:default="1" w:styleId="DefaultParagraphFont">
     <w:name w:val="Default Paragraph Font"/>
     <w:uiPriority w:val="1"/>
-    <w:semiHidden/>
     <w:unhideWhenUsed/>
   </w:style>
   <w:style w:type="table" w:default="1" w:styleId="TableNormal">
@@ -11482,6 +14344,18 @@
       <w:sz w:val="24"/>
       <w:szCs w:val="24"/>
       <w:lang w:val="id"/>
+    </w:rPr>
+  </w:style>
+  <w:style w:type="character" w:styleId="FollowedHyperlink">
+    <w:name w:val="FollowedHyperlink"/>
+    <w:basedOn w:val="DefaultParagraphFont"/>
+    <w:uiPriority w:val="99"/>
+    <w:semiHidden/>
+    <w:unhideWhenUsed/>
+    <w:rsid w:val="00B10FBB"/>
+    <w:rPr>
+      <w:color w:val="954F72" w:themeColor="followedHyperlink"/>
+      <w:u w:val="single"/>
     </w:rPr>
   </w:style>
 </w:styles>
